--- a/01_Hardware_y_Planos/Conductores — Gabinete de potencia.docx
+++ b/01_Hardware_y_Planos/Conductores — Gabinete de potencia.docx
@@ -1,36 +1,89 @@
 
 <file path=word/document.xml><?xml version="1.0" encoding="utf-8"?>
-<w:document xmlns:w="http://schemas.openxmlformats.org/wordprocessingml/2006/main" xmlns:r="http://schemas.openxmlformats.org/officeDocument/2006/relationships" xmlns:wp="http://schemas.openxmlformats.org/drawingml/2006/wordprocessingDrawing" xmlns:a="http://schemas.openxmlformats.org/drawingml/2006/main" xmlns:pic="http://schemas.openxmlformats.org/drawingml/2006/picture">
+<w:document xmlns:wpc="http://schemas.microsoft.com/office/word/2010/wordprocessingCanvas" xmlns:cx="http://schemas.microsoft.com/office/drawing/2014/chartex" xmlns:cx1="http://schemas.microsoft.com/office/drawing/2015/9/8/chartex" xmlns:cx2="http://schemas.microsoft.com/office/drawing/2015/10/21/chartex" xmlns:cx3="http://schemas.microsoft.com/office/drawing/2016/5/9/chartex" xmlns:cx4="http://schemas.microsoft.com/office/drawing/2016/5/10/chartex" xmlns:cx5="http://schemas.microsoft.com/office/drawing/2016/5/11/chartex" xmlns:cx6="http://schemas.microsoft.com/office/drawing/2016/5/12/chartex" xmlns:cx7="http://schemas.microsoft.com/office/drawing/2016/5/13/chartex" xmlns:cx8="http://schemas.microsoft.com/office/drawing/2016/5/14/chartex" xmlns:mc="http://schemas.openxmlformats.org/markup-compatibility/2006" xmlns:aink="http://schemas.microsoft.com/office/drawing/2016/ink" xmlns:am3d="http://schemas.microsoft.com/office/drawing/2017/model3d" xmlns:o="urn:schemas-microsoft-com:office:office" xmlns:oel="http://schemas.microsoft.com/office/2019/extlst" xmlns:r="http://schemas.openxmlformats.org/officeDocument/2006/relationships" xmlns:m="http://schemas.openxmlformats.org/officeDocument/2006/math" xmlns:v="urn:schemas-microsoft-com:vml" xmlns:wp14="http://schemas.microsoft.com/office/word/2010/wordprocessingDrawing" xmlns:wp="http://schemas.openxmlformats.org/drawingml/2006/wordprocessingDrawing" xmlns:w10="urn:schemas-microsoft-com:office:word" xmlns:w="http://schemas.openxmlformats.org/wordprocessingml/2006/main" xmlns:w14="http://schemas.microsoft.com/office/word/2010/wordml" xmlns:w15="http://schemas.microsoft.com/office/word/2012/wordml" xmlns:w16cex="http://schemas.microsoft.com/office/word/2018/wordml/cex" xmlns:w16cid="http://schemas.microsoft.com/office/word/2016/wordml/cid" xmlns:w16="http://schemas.microsoft.com/office/word/2018/wordml" xmlns:w16du="http://schemas.microsoft.com/office/word/2023/wordml/word16du" xmlns:w16sdtdh="http://schemas.microsoft.com/office/word/2020/wordml/sdtdatahash" xmlns:w16sdtfl="http://schemas.microsoft.com/office/word/2024/wordml/sdtformatlock" xmlns:w16se="http://schemas.microsoft.com/office/word/2015/wordml/symex" xmlns:wpg="http://schemas.microsoft.com/office/word/2010/wordprocessingGroup" xmlns:wpi="http://schemas.microsoft.com/office/word/2010/wordprocessingInk" xmlns:wne="http://schemas.microsoft.com/office/word/2006/wordml" xmlns:wps="http://schemas.microsoft.com/office/word/2010/wordprocessingShape" mc:Ignorable="w14 w15 w16se w16cid w16 w16cex w16sdtdh w16sdtfl w16du wp14">
   <w:body>
     <w:p>
       <w:pPr>
         <w:pStyle w:val="Heading1"/>
-      </w:pPr>
-      <w:r>
-        <w:t xml:space="preserve">Propuesta inicial de conductores — Gabinete de potencia (v0)</w:t>
-      </w:r>
-    </w:p>
-    <w:p>
-      <w:pPr/>
+        <w:rPr>
+          <w:lang w:val="es-MX"/>
+        </w:rPr>
+      </w:pPr>
+      <w:r>
+        <w:rPr>
+          <w:lang w:val="es-MX"/>
+        </w:rPr>
+        <w:t>Cálculo de calibre de conductores — Gabinete de potencia</w:t>
+      </w:r>
+    </w:p>
+    <w:p>
+      <w:pPr>
+        <w:rPr>
+          <w:lang w:val="es-MX"/>
+        </w:rPr>
+      </w:pPr>
       <w:r>
         <w:rPr>
           <w:i/>
-        </w:rPr>
-        <w:t xml:space="preserve">Proyecto: Sistema de Control Automatizado para Dosificación de Concreto · Proyectos VII · Bitácora de Iteración v0 · Origen: sugerencia inicial de IA, previa al cálculo detallado</w:t>
+          <w:lang w:val="es-MX"/>
+        </w:rPr>
+        <w:t xml:space="preserve">Proyecto: Sistema de Control Automatizado para Dosificación de Concreto · Proyectos VII · Tarea 1.1a · </w:t>
+      </w:r>
+      <w:proofErr w:type="gramStart"/>
+      <w:r>
+        <w:rPr>
+          <w:i/>
+          <w:lang w:val="es-MX"/>
+        </w:rPr>
+        <w:t>Octubre</w:t>
+      </w:r>
+      <w:proofErr w:type="gramEnd"/>
+      <w:r>
+        <w:rPr>
+          <w:i/>
+          <w:lang w:val="es-MX"/>
+        </w:rPr>
+        <w:t xml:space="preserve"> 2026</w:t>
       </w:r>
     </w:p>
     <w:p>
       <w:pPr>
         <w:pStyle w:val="Heading2"/>
-      </w:pPr>
-      <w:r>
-        <w:t xml:space="preserve">1. Propósito</w:t>
-      </w:r>
-    </w:p>
-    <w:p>
-      <w:pPr/>
-      <w:r>
-        <w:t xml:space="preserve">Tener una primera aproximación de los calibres de cobre necesarios en el gabinete de potencia, para poder avanzar con el diagrama eléctrico y la lista de materiales mientras se reunen los datos definitivos de la planta.</w:t>
+        <w:rPr>
+          <w:lang w:val="es-MX"/>
+        </w:rPr>
+      </w:pPr>
+      <w:r>
+        <w:rPr>
+          <w:lang w:val="es-MX"/>
+        </w:rPr>
+        <w:t>1. Objetivo y alcance</w:t>
+      </w:r>
+    </w:p>
+    <w:p>
+      <w:pPr>
+        <w:rPr>
+          <w:lang w:val="es-MX"/>
+        </w:rPr>
+      </w:pPr>
+      <w:r>
+        <w:rPr>
+          <w:lang w:val="es-MX"/>
+        </w:rPr>
+        <w:t xml:space="preserve">Determinar el calibre de los conductores de cobre del gabinete de potencia: el alimentador general y el circuito derivado de cada motor. El cálculo sigue el Artículo 430 (motores), el 310 (ampacidad), el 110-14(c) (temperatura de terminales), el 250-122 (puesta a tierra) y el 240-6 (valores normalizados) de la NOM-001-SEDE-2018. Como no se cuenta con datos de placa ni distancias reales, </w:t>
+      </w:r>
+      <w:r>
+        <w:rPr>
+          <w:b/>
+          <w:lang w:val="es-MX"/>
+        </w:rPr>
+        <w:t>todo el cálculo se hace con supuestos conservadores</w:t>
+      </w:r>
+      <w:r>
+        <w:rPr>
+          <w:lang w:val="es-MX"/>
+        </w:rPr>
+        <w:t>, que se listan en la sección 2 y deben validarse antes de la construcción.</w:t>
       </w:r>
     </w:p>
     <w:p>
@@ -38,97 +91,20 @@
         <w:pStyle w:val="Heading2"/>
       </w:pPr>
       <w:r>
-        <w:t xml:space="preserve">2. Cargas consideradas</w:t>
-      </w:r>
-    </w:p>
-    <w:p>
-      <w:pPr/>
-      <w:r>
-        <w:t xml:space="preserve">Motores trifásicos a 220 V y 60 Hz: dos gusanos, una banda, un compresor, dos bombas de agua y un vibrador. Sus potencias van desde motores pequeños hasta motores grandes de la planta, y se suponen en operación normal.</w:t>
-      </w:r>
-    </w:p>
-    <w:p>
-      <w:pPr>
-        <w:pStyle w:val="Heading2"/>
-      </w:pPr>
-      <w:r>
-        <w:t xml:space="preserve">3. Enfoque propuesto</w:t>
-      </w:r>
-    </w:p>
-    <w:p>
-      <w:pPr>
-        <w:pStyle w:val="ListParagraph"/>
-        <w:numPr>
-          <w:ilvl w:val="0"/>
-          <w:numId w:val="2"/>
-        </w:numPr>
-      </w:pPr>
-      <w:r>
-        <w:t xml:space="preserve">Estimar la corriente de cada motor a partir de su potencia, con la relación eléctrica básica de un sistema trifásico y valores típicos de eficiencia y factor de potencia.</w:t>
-      </w:r>
-    </w:p>
-    <w:p>
-      <w:pPr>
-        <w:pStyle w:val="ListParagraph"/>
-        <w:numPr>
-          <w:ilvl w:val="0"/>
-          <w:numId w:val="2"/>
-        </w:numPr>
-      </w:pPr>
-      <w:r>
-        <w:t xml:space="preserve">Elegir el calibre de cobre en una tabla comercial de capacidad de corriente, agregando un margen general de seguridad.</w:t>
-      </w:r>
-    </w:p>
-    <w:p>
-      <w:pPr>
-        <w:pStyle w:val="ListParagraph"/>
-        <w:numPr>
-          <w:ilvl w:val="0"/>
-          <w:numId w:val="2"/>
-        </w:numPr>
-      </w:pPr>
-      <w:r>
-        <w:t xml:space="preserve">Agrupar los motores por tamaño y usar un mismo calibre dentro de cada grupo, para simplificar compras y cableado.</w:t>
-      </w:r>
-    </w:p>
-    <w:p>
-      <w:pPr>
-        <w:pStyle w:val="ListParagraph"/>
-        <w:numPr>
-          <w:ilvl w:val="0"/>
-          <w:numId w:val="2"/>
-        </w:numPr>
-      </w:pPr>
-      <w:r>
-        <w:t xml:space="preserve">Dimensionar el alimentador general con un calibre grueso, capaz de llevar la suma de las corrientes estimadas.</w:t>
-      </w:r>
-    </w:p>
-    <w:p>
-      <w:pPr>
-        <w:pStyle w:val="ListParagraph"/>
-        <w:numPr>
-          <w:ilvl w:val="0"/>
-          <w:numId w:val="2"/>
-        </w:numPr>
-      </w:pPr>
-      <w:r>
-        <w:t xml:space="preserve">Usar cable flexible de uso común en tableros.</w:t>
-      </w:r>
-    </w:p>
-    <w:p>
-      <w:pPr>
-        <w:pStyle w:val="Heading2"/>
-      </w:pPr>
-      <w:r>
-        <w:t xml:space="preserve">4. Resultado preliminar</w:t>
-      </w:r>
+        <w:t xml:space="preserve">2. Datos y </w:t>
+      </w:r>
+      <w:proofErr w:type="spellStart"/>
+      <w:r>
+        <w:t>supuestos</w:t>
+      </w:r>
+      <w:proofErr w:type="spellEnd"/>
     </w:p>
     <w:tbl>
       <w:tblPr>
         <w:tblStyle w:val="TableGrid"/>
         <w:tblW w:w="0" w:type="auto"/>
         <w:tblLayout w:type="fixed"/>
-        <w:tblLook w:val="04A0" w:firstRow="1" w:lastRow="0" w:firstColumn="0" w:lastColumn="0" w:noHBand="0" w:noVBand="1"/>
+        <w:tblLook w:val="0420" w:firstRow="1" w:lastRow="0" w:firstColumn="0" w:lastColumn="0" w:noHBand="0" w:noVBand="1"/>
       </w:tblPr>
       <w:tblGrid>
         <w:gridCol w:w="3120"/>
@@ -145,10 +121,11 @@
             <w:shd w:val="clear" w:color="auto" w:fill="F2F2F2"/>
           </w:tcPr>
           <w:p>
-            <w:pPr/>
-            <w:r>
-              <w:t xml:space="preserve">Grupo</w:t>
-            </w:r>
+            <w:proofErr w:type="spellStart"/>
+            <w:r>
+              <w:t>Parámetro</w:t>
+            </w:r>
+            <w:proofErr w:type="spellEnd"/>
           </w:p>
         </w:tc>
         <w:tc>
@@ -157,10 +134,14 @@
             <w:shd w:val="clear" w:color="auto" w:fill="F2F2F2"/>
           </w:tcPr>
           <w:p>
-            <w:pPr/>
-            <w:r>
-              <w:t xml:space="preserve">Cargas</w:t>
-            </w:r>
+            <w:r>
+              <w:t xml:space="preserve">Valor </w:t>
+            </w:r>
+            <w:proofErr w:type="spellStart"/>
+            <w:r>
+              <w:t>adoptado</w:t>
+            </w:r>
+            <w:proofErr w:type="spellEnd"/>
           </w:p>
         </w:tc>
         <w:tc>
@@ -169,10 +150,11 @@
             <w:shd w:val="clear" w:color="auto" w:fill="F2F2F2"/>
           </w:tcPr>
           <w:p>
-            <w:pPr/>
-            <w:r>
-              <w:t xml:space="preserve">Calibre propuesto</w:t>
-            </w:r>
+            <w:proofErr w:type="spellStart"/>
+            <w:r>
+              <w:t>Criterio</w:t>
+            </w:r>
+            <w:proofErr w:type="spellEnd"/>
           </w:p>
         </w:tc>
       </w:tr>
@@ -182,9 +164,8 @@
             <w:tcW w:w="3120" w:type="dxa"/>
           </w:tcPr>
           <w:p>
-            <w:pPr/>
-            <w:r>
-              <w:t xml:space="preserve">Motores grandes</w:t>
+            <w:r>
+              <w:t>Sistema</w:t>
             </w:r>
           </w:p>
         </w:tc>
@@ -193,9 +174,13 @@
             <w:tcW w:w="3120" w:type="dxa"/>
           </w:tcPr>
           <w:p>
-            <w:pPr/>
-            <w:r>
-              <w:t xml:space="preserve">Gusanos y banda</w:t>
+            <w:proofErr w:type="spellStart"/>
+            <w:r>
+              <w:t>Trifásico</w:t>
+            </w:r>
+            <w:proofErr w:type="spellEnd"/>
+            <w:r>
+              <w:t>, 220 V, 60 Hz</w:t>
             </w:r>
           </w:p>
         </w:tc>
@@ -204,10 +189,14 @@
             <w:tcW w:w="3120" w:type="dxa"/>
           </w:tcPr>
           <w:p>
-            <w:pPr/>
-            <w:r>
-              <w:t xml:space="preserve">Intermedio-grueso</w:t>
-            </w:r>
+            <w:r>
+              <w:t xml:space="preserve">Dato del </w:t>
+            </w:r>
+            <w:proofErr w:type="spellStart"/>
+            <w:r>
+              <w:t>proyecto</w:t>
+            </w:r>
+            <w:proofErr w:type="spellEnd"/>
           </w:p>
         </w:tc>
       </w:tr>
@@ -217,9 +206,8 @@
             <w:tcW w:w="3120" w:type="dxa"/>
           </w:tcPr>
           <w:p>
-            <w:pPr/>
-            <w:r>
-              <w:t xml:space="preserve">Motores medianos</w:t>
+            <w:r>
+              <w:t>Cargas</w:t>
             </w:r>
           </w:p>
         </w:tc>
@@ -228,9 +216,16 @@
             <w:tcW w:w="3120" w:type="dxa"/>
           </w:tcPr>
           <w:p>
-            <w:pPr/>
-            <w:r>
-              <w:t xml:space="preserve">Compresor y bomba de agua 1</w:t>
+            <w:pPr>
+              <w:rPr>
+                <w:lang w:val="es-MX"/>
+              </w:rPr>
+            </w:pPr>
+            <w:r>
+              <w:rPr>
+                <w:lang w:val="es-MX"/>
+              </w:rPr>
+              <w:t>2 gusanos de 15 hp, banda de 15 hp, compresor de 10 hp, bomba de agua 1 de 7.5 hp, bomba de agua 2 de 5 hp, vibrador de 1 hp</w:t>
             </w:r>
           </w:p>
         </w:tc>
@@ -239,9 +234,16 @@
             <w:tcW w:w="3120" w:type="dxa"/>
           </w:tcPr>
           <w:p>
-            <w:pPr/>
-            <w:r>
-              <w:t xml:space="preserve">Intermedio</w:t>
+            <w:pPr>
+              <w:rPr>
+                <w:lang w:val="es-MX"/>
+              </w:rPr>
+            </w:pPr>
+            <w:r>
+              <w:rPr>
+                <w:lang w:val="es-MX"/>
+              </w:rPr>
+              <w:t>Dato del proyecto (potencia total 68.5 hp)</w:t>
             </w:r>
           </w:p>
         </w:tc>
@@ -252,9 +254,8 @@
             <w:tcW w:w="3120" w:type="dxa"/>
           </w:tcPr>
           <w:p>
-            <w:pPr/>
-            <w:r>
-              <w:t xml:space="preserve">Motores pequeños</w:t>
+            <w:r>
+              <w:t>Corriente de motor</w:t>
             </w:r>
           </w:p>
         </w:tc>
@@ -263,9 +264,13 @@
             <w:tcW w:w="3120" w:type="dxa"/>
           </w:tcPr>
           <w:p>
-            <w:pPr/>
-            <w:r>
-              <w:t xml:space="preserve">Bomba de agua 2 y vibrador</w:t>
+            <w:proofErr w:type="spellStart"/>
+            <w:r>
+              <w:t>Tabla</w:t>
+            </w:r>
+            <w:proofErr w:type="spellEnd"/>
+            <w:r>
+              <w:t xml:space="preserve"> 430-250, columna de 230 V</w:t>
             </w:r>
           </w:p>
         </w:tc>
@@ -274,9 +279,16 @@
             <w:tcW w:w="3120" w:type="dxa"/>
           </w:tcPr>
           <w:p>
-            <w:pPr/>
-            <w:r>
-              <w:t xml:space="preserve">Delgado</w:t>
+            <w:pPr>
+              <w:rPr>
+                <w:lang w:val="es-MX"/>
+              </w:rPr>
+            </w:pPr>
+            <w:r>
+              <w:rPr>
+                <w:lang w:val="es-MX"/>
+              </w:rPr>
+              <w:t>No hay datos de placa</w:t>
             </w:r>
           </w:p>
         </w:tc>
@@ -287,10 +299,11 @@
             <w:tcW w:w="3120" w:type="dxa"/>
           </w:tcPr>
           <w:p>
-            <w:pPr/>
-            <w:r>
-              <w:t xml:space="preserve">Alimentador general</w:t>
-            </w:r>
+            <w:proofErr w:type="spellStart"/>
+            <w:r>
+              <w:t>Arranque</w:t>
+            </w:r>
+            <w:proofErr w:type="spellEnd"/>
           </w:p>
         </w:tc>
         <w:tc>
@@ -298,9 +311,8 @@
             <w:tcW w:w="3120" w:type="dxa"/>
           </w:tcPr>
           <w:p>
-            <w:pPr/>
-            <w:r>
-              <w:t xml:space="preserve">Todo el gabinete</w:t>
+            <w:r>
+              <w:t>Directo</w:t>
             </w:r>
           </w:p>
         </w:tc>
@@ -309,9 +321,445 @@
             <w:tcW w:w="3120" w:type="dxa"/>
           </w:tcPr>
           <w:p>
-            <w:pPr/>
-            <w:r>
-              <w:t xml:space="preserve">Grueso</w:t>
+            <w:r>
+              <w:t xml:space="preserve">Dato del </w:t>
+            </w:r>
+            <w:proofErr w:type="spellStart"/>
+            <w:r>
+              <w:t>proyecto</w:t>
+            </w:r>
+            <w:proofErr w:type="spellEnd"/>
+          </w:p>
+        </w:tc>
+      </w:tr>
+      <w:tr>
+        <w:tc>
+          <w:tcPr>
+            <w:tcW w:w="3120" w:type="dxa"/>
+          </w:tcPr>
+          <w:p>
+            <w:proofErr w:type="spellStart"/>
+            <w:r>
+              <w:t>Simultaneidad</w:t>
+            </w:r>
+            <w:proofErr w:type="spellEnd"/>
+          </w:p>
+        </w:tc>
+        <w:tc>
+          <w:tcPr>
+            <w:tcW w:w="3120" w:type="dxa"/>
+          </w:tcPr>
+          <w:p>
+            <w:pPr>
+              <w:rPr>
+                <w:lang w:val="es-MX"/>
+              </w:rPr>
+            </w:pPr>
+            <w:r>
+              <w:rPr>
+                <w:lang w:val="es-MX"/>
+              </w:rPr>
+              <w:t>Todos operan a la vez (factor de demanda = 1)</w:t>
+            </w:r>
+          </w:p>
+        </w:tc>
+        <w:tc>
+          <w:tcPr>
+            <w:tcW w:w="3120" w:type="dxa"/>
+          </w:tcPr>
+          <w:p>
+            <w:r>
+              <w:t xml:space="preserve">Caso </w:t>
+            </w:r>
+            <w:proofErr w:type="spellStart"/>
+            <w:r>
+              <w:t>más</w:t>
+            </w:r>
+            <w:proofErr w:type="spellEnd"/>
+            <w:r>
+              <w:t xml:space="preserve"> </w:t>
+            </w:r>
+            <w:proofErr w:type="spellStart"/>
+            <w:r>
+              <w:t>desfavorable</w:t>
+            </w:r>
+            <w:proofErr w:type="spellEnd"/>
+          </w:p>
+        </w:tc>
+      </w:tr>
+      <w:tr>
+        <w:tc>
+          <w:tcPr>
+            <w:tcW w:w="3120" w:type="dxa"/>
+          </w:tcPr>
+          <w:p>
+            <w:r>
+              <w:t>Conductor</w:t>
+            </w:r>
+          </w:p>
+        </w:tc>
+        <w:tc>
+          <w:tcPr>
+            <w:tcW w:w="3120" w:type="dxa"/>
+          </w:tcPr>
+          <w:p>
+            <w:pPr>
+              <w:rPr>
+                <w:lang w:val="es-MX"/>
+              </w:rPr>
+            </w:pPr>
+            <w:r>
+              <w:rPr>
+                <w:lang w:val="es-MX"/>
+              </w:rPr>
+              <w:t>Cobre flexible para tableros, aislamiento de 90 °C (tipo THHN/THWN-2 o equivalente)</w:t>
+            </w:r>
+          </w:p>
+        </w:tc>
+        <w:tc>
+          <w:tcPr>
+            <w:tcW w:w="3120" w:type="dxa"/>
+          </w:tcPr>
+          <w:p>
+            <w:r>
+              <w:t xml:space="preserve">Dato del </w:t>
+            </w:r>
+            <w:proofErr w:type="spellStart"/>
+            <w:r>
+              <w:t>proyecto</w:t>
+            </w:r>
+            <w:proofErr w:type="spellEnd"/>
+          </w:p>
+        </w:tc>
+      </w:tr>
+      <w:tr>
+        <w:tc>
+          <w:tcPr>
+            <w:tcW w:w="3120" w:type="dxa"/>
+          </w:tcPr>
+          <w:p>
+            <w:proofErr w:type="spellStart"/>
+            <w:r>
+              <w:t>Temperatura</w:t>
+            </w:r>
+            <w:proofErr w:type="spellEnd"/>
+            <w:r>
+              <w:t xml:space="preserve"> </w:t>
+            </w:r>
+            <w:proofErr w:type="spellStart"/>
+            <w:r>
+              <w:t>ambiente</w:t>
+            </w:r>
+            <w:proofErr w:type="spellEnd"/>
+          </w:p>
+        </w:tc>
+        <w:tc>
+          <w:tcPr>
+            <w:tcW w:w="3120" w:type="dxa"/>
+          </w:tcPr>
+          <w:p>
+            <w:r>
+              <w:t>50 °C (factor 0.82 para 90 °C)</w:t>
+            </w:r>
+          </w:p>
+        </w:tc>
+        <w:tc>
+          <w:tcPr>
+            <w:tcW w:w="3120" w:type="dxa"/>
+          </w:tcPr>
+          <w:p>
+            <w:r>
+              <w:t xml:space="preserve">Dato del </w:t>
+            </w:r>
+            <w:proofErr w:type="spellStart"/>
+            <w:r>
+              <w:t>proyecto</w:t>
+            </w:r>
+            <w:proofErr w:type="spellEnd"/>
+          </w:p>
+        </w:tc>
+      </w:tr>
+      <w:tr>
+        <w:tc>
+          <w:tcPr>
+            <w:tcW w:w="3120" w:type="dxa"/>
+          </w:tcPr>
+          <w:p>
+            <w:proofErr w:type="spellStart"/>
+            <w:r>
+              <w:t>Agrupamiento</w:t>
+            </w:r>
+            <w:proofErr w:type="spellEnd"/>
+          </w:p>
+        </w:tc>
+        <w:tc>
+          <w:tcPr>
+            <w:tcW w:w="3120" w:type="dxa"/>
+          </w:tcPr>
+          <w:p>
+            <w:pPr>
+              <w:rPr>
+                <w:lang w:val="es-MX"/>
+              </w:rPr>
+            </w:pPr>
+            <w:r>
+              <w:rPr>
+                <w:lang w:val="es-MX"/>
+              </w:rPr>
+              <w:t>Máximo 2 circuitos por canalización (4 a 6 conductores portadores, factor 0.80) en los derivados; alimentador en canalización propia (factor 1.0)</w:t>
+            </w:r>
+          </w:p>
+        </w:tc>
+        <w:tc>
+          <w:tcPr>
+            <w:tcW w:w="3120" w:type="dxa"/>
+          </w:tcPr>
+          <w:p>
+            <w:proofErr w:type="spellStart"/>
+            <w:r>
+              <w:t>Supuesto</w:t>
+            </w:r>
+            <w:proofErr w:type="spellEnd"/>
+            <w:r>
+              <w:t xml:space="preserve"> </w:t>
+            </w:r>
+            <w:proofErr w:type="spellStart"/>
+            <w:r>
+              <w:t>conservador</w:t>
+            </w:r>
+            <w:proofErr w:type="spellEnd"/>
+          </w:p>
+        </w:tc>
+      </w:tr>
+      <w:tr>
+        <w:tc>
+          <w:tcPr>
+            <w:tcW w:w="3120" w:type="dxa"/>
+          </w:tcPr>
+          <w:p>
+            <w:proofErr w:type="spellStart"/>
+            <w:r>
+              <w:t>Temperatura</w:t>
+            </w:r>
+            <w:proofErr w:type="spellEnd"/>
+            <w:r>
+              <w:t xml:space="preserve"> de </w:t>
+            </w:r>
+            <w:proofErr w:type="spellStart"/>
+            <w:r>
+              <w:t>terminales</w:t>
+            </w:r>
+            <w:proofErr w:type="spellEnd"/>
+          </w:p>
+        </w:tc>
+        <w:tc>
+          <w:tcPr>
+            <w:tcW w:w="3120" w:type="dxa"/>
+          </w:tcPr>
+          <w:p>
+            <w:pPr>
+              <w:rPr>
+                <w:lang w:val="es-MX"/>
+              </w:rPr>
+            </w:pPr>
+            <w:r>
+              <w:rPr>
+                <w:lang w:val="es-MX"/>
+              </w:rPr>
+              <w:t>60 °C para circuitos de hasta 100 A; 75 °C para más de 100 A</w:t>
+            </w:r>
+          </w:p>
+        </w:tc>
+        <w:tc>
+          <w:tcPr>
+            <w:tcW w:w="3120" w:type="dxa"/>
+          </w:tcPr>
+          <w:p>
+            <w:pPr>
+              <w:rPr>
+                <w:lang w:val="es-MX"/>
+              </w:rPr>
+            </w:pPr>
+            <w:r>
+              <w:rPr>
+                <w:lang w:val="es-MX"/>
+              </w:rPr>
+              <w:t>110-14(c), por falta de datos del fabricante de los equipos WEQ</w:t>
+            </w:r>
+          </w:p>
+        </w:tc>
+      </w:tr>
+      <w:tr>
+        <w:tc>
+          <w:tcPr>
+            <w:tcW w:w="3120" w:type="dxa"/>
+          </w:tcPr>
+          <w:p>
+            <w:r>
+              <w:lastRenderedPageBreak/>
+              <w:t>Distancia al motor</w:t>
+            </w:r>
+          </w:p>
+        </w:tc>
+        <w:tc>
+          <w:tcPr>
+            <w:tcW w:w="3120" w:type="dxa"/>
+          </w:tcPr>
+          <w:p>
+            <w:pPr>
+              <w:rPr>
+                <w:lang w:val="es-MX"/>
+              </w:rPr>
+            </w:pPr>
+            <w:r>
+              <w:rPr>
+                <w:lang w:val="es-MX"/>
+              </w:rPr>
+              <w:t>50 m para todos los derivados</w:t>
+            </w:r>
+          </w:p>
+        </w:tc>
+        <w:tc>
+          <w:tcPr>
+            <w:tcW w:w="3120" w:type="dxa"/>
+          </w:tcPr>
+          <w:p>
+            <w:proofErr w:type="spellStart"/>
+            <w:r>
+              <w:t>Supuesto</w:t>
+            </w:r>
+            <w:proofErr w:type="spellEnd"/>
+            <w:r>
+              <w:t xml:space="preserve"> </w:t>
+            </w:r>
+            <w:proofErr w:type="spellStart"/>
+            <w:r>
+              <w:t>conservador</w:t>
+            </w:r>
+            <w:proofErr w:type="spellEnd"/>
+          </w:p>
+        </w:tc>
+      </w:tr>
+      <w:tr>
+        <w:tc>
+          <w:tcPr>
+            <w:tcW w:w="3120" w:type="dxa"/>
+          </w:tcPr>
+          <w:p>
+            <w:pPr>
+              <w:rPr>
+                <w:lang w:val="es-MX"/>
+              </w:rPr>
+            </w:pPr>
+            <w:r>
+              <w:rPr>
+                <w:lang w:val="es-MX"/>
+              </w:rPr>
+              <w:t>Distancia de acometida al gabinete</w:t>
+            </w:r>
+          </w:p>
+        </w:tc>
+        <w:tc>
+          <w:tcPr>
+            <w:tcW w:w="3120" w:type="dxa"/>
+          </w:tcPr>
+          <w:p>
+            <w:r>
+              <w:t>30 m</w:t>
+            </w:r>
+          </w:p>
+        </w:tc>
+        <w:tc>
+          <w:tcPr>
+            <w:tcW w:w="3120" w:type="dxa"/>
+          </w:tcPr>
+          <w:p>
+            <w:proofErr w:type="spellStart"/>
+            <w:r>
+              <w:t>Supuesto</w:t>
+            </w:r>
+            <w:proofErr w:type="spellEnd"/>
+            <w:r>
+              <w:t xml:space="preserve"> </w:t>
+            </w:r>
+            <w:proofErr w:type="spellStart"/>
+            <w:r>
+              <w:t>conservador</w:t>
+            </w:r>
+            <w:proofErr w:type="spellEnd"/>
+          </w:p>
+        </w:tc>
+      </w:tr>
+      <w:tr>
+        <w:tc>
+          <w:tcPr>
+            <w:tcW w:w="3120" w:type="dxa"/>
+          </w:tcPr>
+          <w:p>
+            <w:proofErr w:type="spellStart"/>
+            <w:r>
+              <w:t>Caída</w:t>
+            </w:r>
+            <w:proofErr w:type="spellEnd"/>
+            <w:r>
+              <w:t xml:space="preserve"> de </w:t>
+            </w:r>
+            <w:proofErr w:type="spellStart"/>
+            <w:r>
+              <w:t>tensión</w:t>
+            </w:r>
+            <w:proofErr w:type="spellEnd"/>
+            <w:r>
+              <w:t xml:space="preserve"> </w:t>
+            </w:r>
+            <w:proofErr w:type="spellStart"/>
+            <w:r>
+              <w:t>máxima</w:t>
+            </w:r>
+            <w:proofErr w:type="spellEnd"/>
+          </w:p>
+        </w:tc>
+        <w:tc>
+          <w:tcPr>
+            <w:tcW w:w="3120" w:type="dxa"/>
+          </w:tcPr>
+          <w:p>
+            <w:r>
+              <w:t xml:space="preserve">3 % </w:t>
+            </w:r>
+            <w:proofErr w:type="spellStart"/>
+            <w:r>
+              <w:t>en</w:t>
+            </w:r>
+            <w:proofErr w:type="spellEnd"/>
+            <w:r>
+              <w:t xml:space="preserve"> </w:t>
+            </w:r>
+            <w:proofErr w:type="spellStart"/>
+            <w:r>
+              <w:t>derivado</w:t>
+            </w:r>
+            <w:proofErr w:type="spellEnd"/>
+            <w:r>
+              <w:t>; 5 % total</w:t>
+            </w:r>
+          </w:p>
+        </w:tc>
+        <w:tc>
+          <w:tcPr>
+            <w:tcW w:w="3120" w:type="dxa"/>
+          </w:tcPr>
+          <w:p>
+            <w:pPr>
+              <w:rPr>
+                <w:lang w:val="es-MX"/>
+              </w:rPr>
+            </w:pPr>
+            <w:r>
+              <w:rPr>
+                <w:lang w:val="es-MX"/>
+              </w:rPr>
+              <w:t>Recomendación de la norma (210-19 y 215-2, nota informativa)</w:t>
             </w:r>
           </w:p>
         </w:tc>
@@ -320,9 +768,28 @@
     <w:p>
       <w:pPr>
         <w:pStyle w:val="Heading2"/>
-      </w:pPr>
-      <w:r>
-        <w:t xml:space="preserve">5. Supuestos y limitaciones</w:t>
+        <w:rPr>
+          <w:lang w:val="es-MX"/>
+        </w:rPr>
+      </w:pPr>
+      <w:r>
+        <w:rPr>
+          <w:lang w:val="es-MX"/>
+        </w:rPr>
+        <w:t>3. Metodología</w:t>
+      </w:r>
+    </w:p>
+    <w:p>
+      <w:pPr>
+        <w:rPr>
+          <w:lang w:val="es-MX"/>
+        </w:rPr>
+      </w:pPr>
+      <w:r>
+        <w:rPr>
+          <w:lang w:val="es-MX"/>
+        </w:rPr>
+        <w:t>Para cada circuito se siguen estos pasos, en orden:</w:t>
       </w:r>
     </w:p>
     <w:p>
@@ -330,11 +797,56 @@
         <w:pStyle w:val="ListParagraph"/>
         <w:numPr>
           <w:ilvl w:val="0"/>
-          <w:numId w:val="3"/>
+          <w:numId w:val="7"/>
         </w:numPr>
       </w:pPr>
       <w:r>
-        <w:t xml:space="preserve">Las corrientes son estimaciones típicas, sin datos de placa.</w:t>
+        <w:rPr>
+          <w:b/>
+          <w:lang w:val="es-MX"/>
+        </w:rPr>
+        <w:t>Corriente a plena carga (IPC)</w:t>
+      </w:r>
+      <w:r>
+        <w:rPr>
+          <w:lang w:val="es-MX"/>
+        </w:rPr>
+        <w:t xml:space="preserve"> de la tabla 430-250, no de la fórmula con potencia, eficiencia y factor de potencia. </w:t>
+      </w:r>
+      <w:r>
+        <w:t xml:space="preserve">La norma </w:t>
+      </w:r>
+      <w:proofErr w:type="spellStart"/>
+      <w:r>
+        <w:t>exige</w:t>
+      </w:r>
+      <w:proofErr w:type="spellEnd"/>
+      <w:r>
+        <w:t xml:space="preserve"> la </w:t>
+      </w:r>
+      <w:proofErr w:type="spellStart"/>
+      <w:r>
+        <w:t>tabla</w:t>
+      </w:r>
+      <w:proofErr w:type="spellEnd"/>
+      <w:r>
+        <w:t xml:space="preserve"> para </w:t>
+      </w:r>
+      <w:proofErr w:type="spellStart"/>
+      <w:r>
+        <w:t>dimensionar</w:t>
+      </w:r>
+      <w:proofErr w:type="spellEnd"/>
+      <w:r>
+        <w:t xml:space="preserve"> </w:t>
+      </w:r>
+      <w:proofErr w:type="spellStart"/>
+      <w:r>
+        <w:t>conductores</w:t>
+      </w:r>
+      <w:proofErr w:type="spellEnd"/>
+      <w:r>
+        <w:t>.</w:t>
       </w:r>
     </w:p>
     <w:p>
@@ -342,11 +854,24 @@
         <w:pStyle w:val="ListParagraph"/>
         <w:numPr>
           <w:ilvl w:val="0"/>
-          <w:numId w:val="3"/>
+          <w:numId w:val="7"/>
         </w:numPr>
-      </w:pPr>
-      <w:r>
-        <w:t xml:space="preserve">Se asumen condiciones ambientales normales, sin considerar el calor dentro del gabinete.</w:t>
+        <w:rPr>
+          <w:lang w:val="es-MX"/>
+        </w:rPr>
+      </w:pPr>
+      <w:r>
+        <w:rPr>
+          <w:b/>
+          <w:lang w:val="es-MX"/>
+        </w:rPr>
+        <w:t>Corriente de diseño</w:t>
+      </w:r>
+      <w:r>
+        <w:rPr>
+          <w:lang w:val="es-MX"/>
+        </w:rPr>
+        <w:t>. Derivados: 125 % de la IPC (430-22). Alimentador: 125 % de la IPC del motor mayor más la suma de las IPC de los demás (430-24).</w:t>
       </w:r>
     </w:p>
     <w:p>
@@ -354,11 +879,24 @@
         <w:pStyle w:val="ListParagraph"/>
         <w:numPr>
           <w:ilvl w:val="0"/>
-          <w:numId w:val="3"/>
+          <w:numId w:val="7"/>
         </w:numPr>
-      </w:pPr>
-      <w:r>
-        <w:t xml:space="preserve">No se considera el agrupamiento de varios conductores en una misma canalización.</w:t>
+        <w:rPr>
+          <w:lang w:val="es-MX"/>
+        </w:rPr>
+      </w:pPr>
+      <w:r>
+        <w:rPr>
+          <w:b/>
+          <w:lang w:val="es-MX"/>
+        </w:rPr>
+        <w:t>Ampacidad corregida</w:t>
+      </w:r>
+      <w:r>
+        <w:rPr>
+          <w:lang w:val="es-MX"/>
+        </w:rPr>
+        <w:t>. Se toma la ampacidad de la tabla 310-15(b)(16) en la columna de 90 °C y se multiplica por los factores de temperatura ambiente y de agrupamiento. Debe ser mayor o igual que la corriente de diseño.</w:t>
       </w:r>
     </w:p>
     <w:p>
@@ -366,11 +904,37 @@
         <w:pStyle w:val="ListParagraph"/>
         <w:numPr>
           <w:ilvl w:val="0"/>
-          <w:numId w:val="3"/>
+          <w:numId w:val="7"/>
         </w:numPr>
-      </w:pPr>
-      <w:r>
-        <w:t xml:space="preserve">No se revisa la caída de tensión por la distancia a los motores.</w:t>
+        <w:rPr>
+          <w:lang w:val="es-MX"/>
+        </w:rPr>
+      </w:pPr>
+      <w:r>
+        <w:rPr>
+          <w:b/>
+          <w:lang w:val="es-MX"/>
+        </w:rPr>
+        <w:t>Límite por terminales</w:t>
+      </w:r>
+      <w:r>
+        <w:rPr>
+          <w:lang w:val="es-MX"/>
+        </w:rPr>
+        <w:t xml:space="preserve">. Con el calibre elegido, la ampacidad </w:t>
+      </w:r>
+      <w:r>
+        <w:rPr>
+          <w:i/>
+          <w:lang w:val="es-MX"/>
+        </w:rPr>
+        <w:t>sin</w:t>
+      </w:r>
+      <w:r>
+        <w:rPr>
+          <w:lang w:val="es-MX"/>
+        </w:rPr>
+        <w:t xml:space="preserve"> factores de corrección en la columna de 60 °C o 75 °C (según terminales) también debe cubrir la corriente de diseño. Se usa el aislamiento de 90 °C solo para absorber los factores de corrección, pero nunca se excede lo que soportan los bornes.</w:t>
       </w:r>
     </w:p>
     <w:p>
@@ -378,11 +942,50 @@
         <w:pStyle w:val="ListParagraph"/>
         <w:numPr>
           <w:ilvl w:val="0"/>
-          <w:numId w:val="3"/>
+          <w:numId w:val="7"/>
         </w:numPr>
       </w:pPr>
       <w:r>
-        <w:t xml:space="preserve">No se considera el efecto del arranque directo.</w:t>
+        <w:rPr>
+          <w:b/>
+          <w:lang w:val="es-MX"/>
+        </w:rPr>
+        <w:t>Caída de tensión</w:t>
+      </w:r>
+      <w:r>
+        <w:rPr>
+          <w:lang w:val="es-MX"/>
+        </w:rPr>
+        <w:t xml:space="preserve">: </w:t>
+      </w:r>
+      <w:r>
+        <w:t>Δ</w:t>
+      </w:r>
+      <w:r>
+        <w:rPr>
+          <w:lang w:val="es-MX"/>
+        </w:rPr>
+        <w:t xml:space="preserve">V = √3 · I · R · L, con R en </w:t>
+      </w:r>
+      <w:r>
+        <w:t>Ω</w:t>
+      </w:r>
+      <w:r>
+        <w:rPr>
+          <w:lang w:val="es-MX"/>
+        </w:rPr>
+        <w:t xml:space="preserve">/km (cobre a 75 °C, Cap. 9 tabla 8, aproximación resistiva) y L en km. </w:t>
+      </w:r>
+      <w:r>
+        <w:t xml:space="preserve">Se </w:t>
+      </w:r>
+      <w:proofErr w:type="spellStart"/>
+      <w:r>
+        <w:t>verifica</w:t>
+      </w:r>
+      <w:proofErr w:type="spellEnd"/>
+      <w:r>
+        <w:t xml:space="preserve"> con la IPC.</w:t>
       </w:r>
     </w:p>
     <w:p>
@@ -390,40 +993,3094 @@
         <w:pStyle w:val="ListParagraph"/>
         <w:numPr>
           <w:ilvl w:val="0"/>
-          <w:numId w:val="3"/>
+          <w:numId w:val="7"/>
         </w:numPr>
-      </w:pPr>
-      <w:r>
-        <w:t xml:space="preserve">La coordinación con protecciones queda para la tarea de protecciones.</w:t>
+        <w:rPr>
+          <w:lang w:val="es-MX"/>
+        </w:rPr>
+      </w:pPr>
+      <w:r>
+        <w:rPr>
+          <w:b/>
+          <w:lang w:val="es-MX"/>
+        </w:rPr>
+        <w:t>Puesta a tierra</w:t>
+      </w:r>
+      <w:r>
+        <w:rPr>
+          <w:lang w:val="es-MX"/>
+        </w:rPr>
+        <w:t xml:space="preserve"> según la tabla 250-122 con el valor del dispositivo de protección.</w:t>
       </w:r>
     </w:p>
     <w:p>
       <w:pPr>
         <w:pStyle w:val="Heading2"/>
-      </w:pPr>
-      <w:r>
-        <w:t xml:space="preserve">6. Pendientes</w:t>
-      </w:r>
-    </w:p>
-    <w:p>
-      <w:pPr/>
-      <w:r>
-        <w:t xml:space="preserve">Validar los calibres con la norma aplicable, con las distancias reales y con la compatibilidad de los bornes de los equipos antes de pasar a la construcción.</w:t>
+        <w:rPr>
+          <w:lang w:val="es-MX"/>
+        </w:rPr>
+      </w:pPr>
+      <w:r>
+        <w:rPr>
+          <w:lang w:val="es-MX"/>
+        </w:rPr>
+        <w:t>4. Cálculo</w:t>
+      </w:r>
+    </w:p>
+    <w:p>
+      <w:pPr>
+        <w:pStyle w:val="Heading3"/>
+        <w:rPr>
+          <w:lang w:val="es-MX"/>
+        </w:rPr>
+      </w:pPr>
+      <w:r>
+        <w:rPr>
+          <w:lang w:val="es-MX"/>
+        </w:rPr>
+        <w:t>4.1 Corriente a plena carga y corriente de diseño</w:t>
+      </w:r>
+    </w:p>
+    <w:tbl>
+      <w:tblPr>
+        <w:tblStyle w:val="TableGrid"/>
+        <w:tblW w:w="0" w:type="auto"/>
+        <w:tblLayout w:type="fixed"/>
+        <w:tblLook w:val="0420" w:firstRow="1" w:lastRow="0" w:firstColumn="0" w:lastColumn="0" w:noHBand="0" w:noVBand="1"/>
+      </w:tblPr>
+      <w:tblGrid>
+        <w:gridCol w:w="2340"/>
+        <w:gridCol w:w="2340"/>
+        <w:gridCol w:w="2340"/>
+        <w:gridCol w:w="2340"/>
+      </w:tblGrid>
+      <w:tr>
+        <w:trPr>
+          <w:tblHeader/>
+        </w:trPr>
+        <w:tc>
+          <w:tcPr>
+            <w:tcW w:w="2340" w:type="dxa"/>
+            <w:shd w:val="clear" w:color="auto" w:fill="F2F2F2"/>
+          </w:tcPr>
+          <w:p>
+            <w:r>
+              <w:t>Carga</w:t>
+            </w:r>
+          </w:p>
+        </w:tc>
+        <w:tc>
+          <w:tcPr>
+            <w:tcW w:w="2340" w:type="dxa"/>
+            <w:shd w:val="clear" w:color="auto" w:fill="F2F2F2"/>
+          </w:tcPr>
+          <w:p>
+            <w:r>
+              <w:t>hp</w:t>
+            </w:r>
+          </w:p>
+        </w:tc>
+        <w:tc>
+          <w:tcPr>
+            <w:tcW w:w="2340" w:type="dxa"/>
+            <w:shd w:val="clear" w:color="auto" w:fill="F2F2F2"/>
+          </w:tcPr>
+          <w:p>
+            <w:r>
+              <w:t>IPC (A)</w:t>
+            </w:r>
+          </w:p>
+        </w:tc>
+        <w:tc>
+          <w:tcPr>
+            <w:tcW w:w="2340" w:type="dxa"/>
+            <w:shd w:val="clear" w:color="auto" w:fill="F2F2F2"/>
+          </w:tcPr>
+          <w:p>
+            <w:r>
+              <w:t>125 % IPC (A)</w:t>
+            </w:r>
+          </w:p>
+        </w:tc>
+      </w:tr>
+      <w:tr>
+        <w:tc>
+          <w:tcPr>
+            <w:tcW w:w="2340" w:type="dxa"/>
+          </w:tcPr>
+          <w:p>
+            <w:proofErr w:type="spellStart"/>
+            <w:r>
+              <w:t>Gusano</w:t>
+            </w:r>
+            <w:proofErr w:type="spellEnd"/>
+            <w:r>
+              <w:t xml:space="preserve"> (</w:t>
+            </w:r>
+            <w:proofErr w:type="spellStart"/>
+            <w:r>
+              <w:t>cada</w:t>
+            </w:r>
+            <w:proofErr w:type="spellEnd"/>
+            <w:r>
+              <w:t xml:space="preserve"> uno)</w:t>
+            </w:r>
+          </w:p>
+        </w:tc>
+        <w:tc>
+          <w:tcPr>
+            <w:tcW w:w="2340" w:type="dxa"/>
+          </w:tcPr>
+          <w:p>
+            <w:r>
+              <w:t>15</w:t>
+            </w:r>
+          </w:p>
+        </w:tc>
+        <w:tc>
+          <w:tcPr>
+            <w:tcW w:w="2340" w:type="dxa"/>
+          </w:tcPr>
+          <w:p>
+            <w:r>
+              <w:t>42</w:t>
+            </w:r>
+          </w:p>
+        </w:tc>
+        <w:tc>
+          <w:tcPr>
+            <w:tcW w:w="2340" w:type="dxa"/>
+          </w:tcPr>
+          <w:p>
+            <w:r>
+              <w:t>52.5</w:t>
+            </w:r>
+          </w:p>
+        </w:tc>
+      </w:tr>
+      <w:tr>
+        <w:tc>
+          <w:tcPr>
+            <w:tcW w:w="2340" w:type="dxa"/>
+          </w:tcPr>
+          <w:p>
+            <w:r>
+              <w:t>Banda</w:t>
+            </w:r>
+          </w:p>
+        </w:tc>
+        <w:tc>
+          <w:tcPr>
+            <w:tcW w:w="2340" w:type="dxa"/>
+          </w:tcPr>
+          <w:p>
+            <w:r>
+              <w:t>15</w:t>
+            </w:r>
+          </w:p>
+        </w:tc>
+        <w:tc>
+          <w:tcPr>
+            <w:tcW w:w="2340" w:type="dxa"/>
+          </w:tcPr>
+          <w:p>
+            <w:r>
+              <w:t>42</w:t>
+            </w:r>
+          </w:p>
+        </w:tc>
+        <w:tc>
+          <w:tcPr>
+            <w:tcW w:w="2340" w:type="dxa"/>
+          </w:tcPr>
+          <w:p>
+            <w:r>
+              <w:t>52.5</w:t>
+            </w:r>
+          </w:p>
+        </w:tc>
+      </w:tr>
+      <w:tr>
+        <w:tc>
+          <w:tcPr>
+            <w:tcW w:w="2340" w:type="dxa"/>
+          </w:tcPr>
+          <w:p>
+            <w:proofErr w:type="spellStart"/>
+            <w:r>
+              <w:t>Compresor</w:t>
+            </w:r>
+            <w:proofErr w:type="spellEnd"/>
+          </w:p>
+        </w:tc>
+        <w:tc>
+          <w:tcPr>
+            <w:tcW w:w="2340" w:type="dxa"/>
+          </w:tcPr>
+          <w:p>
+            <w:r>
+              <w:t>10</w:t>
+            </w:r>
+          </w:p>
+        </w:tc>
+        <w:tc>
+          <w:tcPr>
+            <w:tcW w:w="2340" w:type="dxa"/>
+          </w:tcPr>
+          <w:p>
+            <w:r>
+              <w:t>28</w:t>
+            </w:r>
+          </w:p>
+        </w:tc>
+        <w:tc>
+          <w:tcPr>
+            <w:tcW w:w="2340" w:type="dxa"/>
+          </w:tcPr>
+          <w:p>
+            <w:r>
+              <w:t>35</w:t>
+            </w:r>
+          </w:p>
+        </w:tc>
+      </w:tr>
+      <w:tr>
+        <w:tc>
+          <w:tcPr>
+            <w:tcW w:w="2340" w:type="dxa"/>
+          </w:tcPr>
+          <w:p>
+            <w:r>
+              <w:t xml:space="preserve">Bomba de </w:t>
+            </w:r>
+            <w:proofErr w:type="spellStart"/>
+            <w:r>
+              <w:t>agua</w:t>
+            </w:r>
+            <w:proofErr w:type="spellEnd"/>
+            <w:r>
+              <w:t xml:space="preserve"> 1</w:t>
+            </w:r>
+          </w:p>
+        </w:tc>
+        <w:tc>
+          <w:tcPr>
+            <w:tcW w:w="2340" w:type="dxa"/>
+          </w:tcPr>
+          <w:p>
+            <w:r>
+              <w:t>7.5</w:t>
+            </w:r>
+          </w:p>
+        </w:tc>
+        <w:tc>
+          <w:tcPr>
+            <w:tcW w:w="2340" w:type="dxa"/>
+          </w:tcPr>
+          <w:p>
+            <w:r>
+              <w:t>22</w:t>
+            </w:r>
+          </w:p>
+        </w:tc>
+        <w:tc>
+          <w:tcPr>
+            <w:tcW w:w="2340" w:type="dxa"/>
+          </w:tcPr>
+          <w:p>
+            <w:r>
+              <w:t>27.5</w:t>
+            </w:r>
+          </w:p>
+        </w:tc>
+      </w:tr>
+      <w:tr>
+        <w:tc>
+          <w:tcPr>
+            <w:tcW w:w="2340" w:type="dxa"/>
+          </w:tcPr>
+          <w:p>
+            <w:r>
+              <w:t xml:space="preserve">Bomba de </w:t>
+            </w:r>
+            <w:proofErr w:type="spellStart"/>
+            <w:r>
+              <w:t>agua</w:t>
+            </w:r>
+            <w:proofErr w:type="spellEnd"/>
+            <w:r>
+              <w:t xml:space="preserve"> 2</w:t>
+            </w:r>
+          </w:p>
+        </w:tc>
+        <w:tc>
+          <w:tcPr>
+            <w:tcW w:w="2340" w:type="dxa"/>
+          </w:tcPr>
+          <w:p>
+            <w:r>
+              <w:t>5</w:t>
+            </w:r>
+          </w:p>
+        </w:tc>
+        <w:tc>
+          <w:tcPr>
+            <w:tcW w:w="2340" w:type="dxa"/>
+          </w:tcPr>
+          <w:p>
+            <w:r>
+              <w:t>15.2</w:t>
+            </w:r>
+          </w:p>
+        </w:tc>
+        <w:tc>
+          <w:tcPr>
+            <w:tcW w:w="2340" w:type="dxa"/>
+          </w:tcPr>
+          <w:p>
+            <w:r>
+              <w:t>19</w:t>
+            </w:r>
+          </w:p>
+        </w:tc>
+      </w:tr>
+      <w:tr>
+        <w:tc>
+          <w:tcPr>
+            <w:tcW w:w="2340" w:type="dxa"/>
+          </w:tcPr>
+          <w:p>
+            <w:proofErr w:type="spellStart"/>
+            <w:r>
+              <w:t>Vibrador</w:t>
+            </w:r>
+            <w:proofErr w:type="spellEnd"/>
+          </w:p>
+        </w:tc>
+        <w:tc>
+          <w:tcPr>
+            <w:tcW w:w="2340" w:type="dxa"/>
+          </w:tcPr>
+          <w:p>
+            <w:r>
+              <w:t>1</w:t>
+            </w:r>
+          </w:p>
+        </w:tc>
+        <w:tc>
+          <w:tcPr>
+            <w:tcW w:w="2340" w:type="dxa"/>
+          </w:tcPr>
+          <w:p>
+            <w:r>
+              <w:t>4.2</w:t>
+            </w:r>
+          </w:p>
+        </w:tc>
+        <w:tc>
+          <w:tcPr>
+            <w:tcW w:w="2340" w:type="dxa"/>
+          </w:tcPr>
+          <w:p>
+            <w:r>
+              <w:t>5.25</w:t>
+            </w:r>
+          </w:p>
+        </w:tc>
+      </w:tr>
+    </w:tbl>
+    <w:p>
+      <w:r>
+        <w:t xml:space="preserve">Suma de IPC: 3 × 42 + 28 + 22 + 15.2 + 4.2 = </w:t>
+      </w:r>
+      <w:r>
+        <w:rPr>
+          <w:b/>
+        </w:rPr>
+        <w:t>195.4 A</w:t>
+      </w:r>
+      <w:r>
+        <w:t>.</w:t>
+      </w:r>
+    </w:p>
+    <w:p>
+      <w:pPr>
+        <w:pStyle w:val="Heading3"/>
+      </w:pPr>
+      <w:r>
+        <w:lastRenderedPageBreak/>
+        <w:t xml:space="preserve">4.2 </w:t>
+      </w:r>
+      <w:proofErr w:type="spellStart"/>
+      <w:r>
+        <w:t>Factores</w:t>
+      </w:r>
+      <w:proofErr w:type="spellEnd"/>
+      <w:r>
+        <w:t xml:space="preserve"> de </w:t>
+      </w:r>
+      <w:proofErr w:type="spellStart"/>
+      <w:r>
+        <w:t>corrección</w:t>
+      </w:r>
+      <w:proofErr w:type="spellEnd"/>
+    </w:p>
+    <w:p>
+      <w:pPr>
+        <w:rPr>
+          <w:lang w:val="es-MX"/>
+        </w:rPr>
+      </w:pPr>
+      <w:r>
+        <w:rPr>
+          <w:lang w:val="es-MX"/>
+        </w:rPr>
+        <w:t xml:space="preserve">Factor de temperatura (50 °C, columna de 90 °C): </w:t>
+      </w:r>
+      <w:r>
+        <w:rPr>
+          <w:b/>
+          <w:lang w:val="es-MX"/>
+        </w:rPr>
+        <w:t>0.82</w:t>
+      </w:r>
+      <w:r>
+        <w:rPr>
+          <w:lang w:val="es-MX"/>
+        </w:rPr>
+        <w:t xml:space="preserve">. Factor de agrupamiento en derivados (4 a 6 conductores): </w:t>
+      </w:r>
+      <w:r>
+        <w:rPr>
+          <w:b/>
+          <w:lang w:val="es-MX"/>
+        </w:rPr>
+        <w:t>0.80</w:t>
+      </w:r>
+      <w:r>
+        <w:rPr>
+          <w:lang w:val="es-MX"/>
+        </w:rPr>
+        <w:t xml:space="preserve">. Factor combinado en derivados: 0.82 × 0.80 = </w:t>
+      </w:r>
+      <w:r>
+        <w:rPr>
+          <w:b/>
+          <w:lang w:val="es-MX"/>
+        </w:rPr>
+        <w:t>0.656</w:t>
+      </w:r>
+      <w:r>
+        <w:rPr>
+          <w:lang w:val="es-MX"/>
+        </w:rPr>
+        <w:t>. Alimentador: solo 0.82.</w:t>
+      </w:r>
+    </w:p>
+    <w:p>
+      <w:pPr>
+        <w:rPr>
+          <w:lang w:val="es-MX"/>
+        </w:rPr>
+      </w:pPr>
+      <w:r>
+        <w:rPr>
+          <w:lang w:val="es-MX"/>
+        </w:rPr>
+        <w:t>Ampacidad mínima requerida en la columna de 90 °C = corriente de diseño ÷ factor combinado.</w:t>
+      </w:r>
+    </w:p>
+    <w:p>
+      <w:pPr>
+        <w:pStyle w:val="Heading3"/>
+      </w:pPr>
+      <w:r>
+        <w:t xml:space="preserve">4.3 </w:t>
+      </w:r>
+      <w:proofErr w:type="spellStart"/>
+      <w:r>
+        <w:t>Selección</w:t>
+      </w:r>
+      <w:proofErr w:type="spellEnd"/>
+      <w:r>
+        <w:t xml:space="preserve"> </w:t>
+      </w:r>
+      <w:proofErr w:type="spellStart"/>
+      <w:r>
+        <w:t>por</w:t>
+      </w:r>
+      <w:proofErr w:type="spellEnd"/>
+      <w:r>
+        <w:t xml:space="preserve"> </w:t>
+      </w:r>
+      <w:proofErr w:type="spellStart"/>
+      <w:r>
+        <w:t>ampacidad</w:t>
+      </w:r>
+      <w:proofErr w:type="spellEnd"/>
+    </w:p>
+    <w:p>
+      <w:pPr>
+        <w:pStyle w:val="ListParagraph"/>
+        <w:numPr>
+          <w:ilvl w:val="0"/>
+          <w:numId w:val="8"/>
+        </w:numPr>
+      </w:pPr>
+      <w:r>
+        <w:rPr>
+          <w:b/>
+          <w:lang w:val="es-MX"/>
+        </w:rPr>
+        <w:t>15 hp (gusanos y banda)</w:t>
+      </w:r>
+      <w:r>
+        <w:rPr>
+          <w:lang w:val="es-MX"/>
+        </w:rPr>
+        <w:t xml:space="preserve">: 52.5 ÷ 0.656 = 80.0 A. El 6 AWG (75 A) no alcanza; el </w:t>
+      </w:r>
+      <w:r>
+        <w:rPr>
+          <w:b/>
+          <w:lang w:val="es-MX"/>
+        </w:rPr>
+        <w:t>4 AWG (95 A)</w:t>
+      </w:r>
+      <w:r>
+        <w:rPr>
+          <w:lang w:val="es-MX"/>
+        </w:rPr>
+        <w:t xml:space="preserve"> sí. </w:t>
+      </w:r>
+      <w:proofErr w:type="spellStart"/>
+      <w:r>
+        <w:t>Ampacidad</w:t>
+      </w:r>
+      <w:proofErr w:type="spellEnd"/>
+      <w:r>
+        <w:t xml:space="preserve"> </w:t>
+      </w:r>
+      <w:proofErr w:type="spellStart"/>
+      <w:r>
+        <w:t>corregida</w:t>
+      </w:r>
+      <w:proofErr w:type="spellEnd"/>
+      <w:r>
+        <w:t xml:space="preserve">: 95 × 0.656 = 62.3 A. </w:t>
+      </w:r>
+      <w:proofErr w:type="spellStart"/>
+      <w:r>
+        <w:t>Terminales</w:t>
+      </w:r>
+      <w:proofErr w:type="spellEnd"/>
+      <w:r>
+        <w:t xml:space="preserve"> a 60 °C: 70 A, </w:t>
+      </w:r>
+      <w:proofErr w:type="spellStart"/>
+      <w:r>
+        <w:t>cumple</w:t>
+      </w:r>
+      <w:proofErr w:type="spellEnd"/>
+      <w:r>
+        <w:t>.</w:t>
+      </w:r>
+    </w:p>
+    <w:p>
+      <w:pPr>
+        <w:pStyle w:val="ListParagraph"/>
+        <w:numPr>
+          <w:ilvl w:val="0"/>
+          <w:numId w:val="8"/>
+        </w:numPr>
+        <w:rPr>
+          <w:lang w:val="es-MX"/>
+        </w:rPr>
+      </w:pPr>
+      <w:r>
+        <w:rPr>
+          <w:b/>
+          <w:lang w:val="es-MX"/>
+        </w:rPr>
+        <w:t>10 hp</w:t>
+      </w:r>
+      <w:r>
+        <w:rPr>
+          <w:lang w:val="es-MX"/>
+        </w:rPr>
+        <w:t xml:space="preserve">: 35 ÷ 0.656 = 53.4 A. </w:t>
+      </w:r>
+      <w:r>
+        <w:rPr>
+          <w:b/>
+          <w:lang w:val="es-MX"/>
+        </w:rPr>
+        <w:t>8 AWG (55 A)</w:t>
+      </w:r>
+      <w:r>
+        <w:rPr>
+          <w:lang w:val="es-MX"/>
+        </w:rPr>
+        <w:t xml:space="preserve"> cumple, con ampacidad corregida de 36.1 A. Terminales a 60 °C: 40 A, cumple.</w:t>
+      </w:r>
+    </w:p>
+    <w:p>
+      <w:pPr>
+        <w:pStyle w:val="ListParagraph"/>
+        <w:numPr>
+          <w:ilvl w:val="0"/>
+          <w:numId w:val="8"/>
+        </w:numPr>
+        <w:rPr>
+          <w:lang w:val="es-MX"/>
+        </w:rPr>
+      </w:pPr>
+      <w:r>
+        <w:rPr>
+          <w:b/>
+          <w:lang w:val="es-MX"/>
+        </w:rPr>
+        <w:t>7.5 hp</w:t>
+      </w:r>
+      <w:r>
+        <w:rPr>
+          <w:lang w:val="es-MX"/>
+        </w:rPr>
+        <w:t xml:space="preserve">: 27.5 ÷ 0.656 = 41.9 A. El 10 AWG (40 A) no alcanza; </w:t>
+      </w:r>
+      <w:r>
+        <w:rPr>
+          <w:b/>
+          <w:lang w:val="es-MX"/>
+        </w:rPr>
+        <w:t>8 AWG</w:t>
+      </w:r>
+      <w:r>
+        <w:rPr>
+          <w:lang w:val="es-MX"/>
+        </w:rPr>
+        <w:t xml:space="preserve"> cumple (36.1 A corregidos).</w:t>
+      </w:r>
+    </w:p>
+    <w:p>
+      <w:pPr>
+        <w:pStyle w:val="ListParagraph"/>
+        <w:numPr>
+          <w:ilvl w:val="0"/>
+          <w:numId w:val="8"/>
+        </w:numPr>
+        <w:rPr>
+          <w:lang w:val="es-MX"/>
+        </w:rPr>
+      </w:pPr>
+      <w:r>
+        <w:rPr>
+          <w:b/>
+          <w:lang w:val="es-MX"/>
+        </w:rPr>
+        <w:t>5 hp</w:t>
+      </w:r>
+      <w:r>
+        <w:rPr>
+          <w:lang w:val="es-MX"/>
+        </w:rPr>
+        <w:t xml:space="preserve">: 19 ÷ 0.656 = 29.0 A. El </w:t>
+      </w:r>
+      <w:r>
+        <w:rPr>
+          <w:b/>
+          <w:lang w:val="es-MX"/>
+        </w:rPr>
+        <w:t>12 AWG (30 A)</w:t>
+      </w:r>
+      <w:r>
+        <w:rPr>
+          <w:lang w:val="es-MX"/>
+        </w:rPr>
+        <w:t xml:space="preserve"> cumple por ampacidad (19.7 A corregidos), pero falla por caída de tensión (sección 4.4).</w:t>
+      </w:r>
+    </w:p>
+    <w:p>
+      <w:pPr>
+        <w:pStyle w:val="ListParagraph"/>
+        <w:numPr>
+          <w:ilvl w:val="0"/>
+          <w:numId w:val="8"/>
+        </w:numPr>
+        <w:rPr>
+          <w:lang w:val="es-MX"/>
+        </w:rPr>
+      </w:pPr>
+      <w:r>
+        <w:rPr>
+          <w:b/>
+          <w:lang w:val="es-MX"/>
+        </w:rPr>
+        <w:t>1 hp</w:t>
+      </w:r>
+      <w:r>
+        <w:rPr>
+          <w:lang w:val="es-MX"/>
+        </w:rPr>
+        <w:t xml:space="preserve">: 5.25 ÷ 0.656 = 8.0 A. </w:t>
+      </w:r>
+      <w:r>
+        <w:rPr>
+          <w:b/>
+          <w:lang w:val="es-MX"/>
+        </w:rPr>
+        <w:t>14 AWG</w:t>
+      </w:r>
+      <w:r>
+        <w:rPr>
+          <w:lang w:val="es-MX"/>
+        </w:rPr>
+        <w:t xml:space="preserve"> cumple de sobra.</w:t>
+      </w:r>
+    </w:p>
+    <w:p>
+      <w:pPr>
+        <w:pStyle w:val="Heading3"/>
+        <w:rPr>
+          <w:lang w:val="es-MX"/>
+        </w:rPr>
+      </w:pPr>
+      <w:r>
+        <w:rPr>
+          <w:lang w:val="es-MX"/>
+        </w:rPr>
+        <w:t>4.4 Caída de tensión en derivados (50 m, IPC)</w:t>
+      </w:r>
+    </w:p>
+    <w:p>
+      <w:pPr>
+        <w:rPr>
+          <w:lang w:val="es-MX"/>
+        </w:rPr>
+      </w:pPr>
+      <w:r>
+        <w:rPr>
+          <w:lang w:val="es-MX"/>
+        </w:rPr>
+        <w:t>Resistencias usadas (</w:t>
+      </w:r>
+      <w:r>
+        <w:t>Ω</w:t>
+      </w:r>
+      <w:r>
+        <w:rPr>
+          <w:lang w:val="es-MX"/>
+        </w:rPr>
+        <w:t>/km): 14 AWG = 10.1; 12 AWG = 6.33; 10 AWG = 3.97; 8 AWG = 2.51; 4 AWG = 1.01.</w:t>
+      </w:r>
+    </w:p>
+    <w:tbl>
+      <w:tblPr>
+        <w:tblStyle w:val="TableGrid"/>
+        <w:tblW w:w="0" w:type="auto"/>
+        <w:tblLayout w:type="fixed"/>
+        <w:tblLook w:val="0420" w:firstRow="1" w:lastRow="0" w:firstColumn="0" w:lastColumn="0" w:noHBand="0" w:noVBand="1"/>
+      </w:tblPr>
+      <w:tblGrid>
+        <w:gridCol w:w="1872"/>
+        <w:gridCol w:w="1872"/>
+        <w:gridCol w:w="1872"/>
+        <w:gridCol w:w="1872"/>
+        <w:gridCol w:w="1872"/>
+      </w:tblGrid>
+      <w:tr>
+        <w:trPr>
+          <w:tblHeader/>
+        </w:trPr>
+        <w:tc>
+          <w:tcPr>
+            <w:tcW w:w="1872" w:type="dxa"/>
+            <w:shd w:val="clear" w:color="auto" w:fill="F2F2F2"/>
+          </w:tcPr>
+          <w:p>
+            <w:r>
+              <w:t>Carga</w:t>
+            </w:r>
+          </w:p>
+        </w:tc>
+        <w:tc>
+          <w:tcPr>
+            <w:tcW w:w="1872" w:type="dxa"/>
+            <w:shd w:val="clear" w:color="auto" w:fill="F2F2F2"/>
+          </w:tcPr>
+          <w:p>
+            <w:proofErr w:type="spellStart"/>
+            <w:r>
+              <w:t>Calibre</w:t>
+            </w:r>
+            <w:proofErr w:type="spellEnd"/>
+          </w:p>
+        </w:tc>
+        <w:tc>
+          <w:tcPr>
+            <w:tcW w:w="1872" w:type="dxa"/>
+            <w:shd w:val="clear" w:color="auto" w:fill="F2F2F2"/>
+          </w:tcPr>
+          <w:p>
+            <w:r>
+              <w:t>ΔV (V)</w:t>
+            </w:r>
+          </w:p>
+        </w:tc>
+        <w:tc>
+          <w:tcPr>
+            <w:tcW w:w="1872" w:type="dxa"/>
+            <w:shd w:val="clear" w:color="auto" w:fill="F2F2F2"/>
+          </w:tcPr>
+          <w:p>
+            <w:r>
+              <w:t>ΔV (%)</w:t>
+            </w:r>
+          </w:p>
+        </w:tc>
+        <w:tc>
+          <w:tcPr>
+            <w:tcW w:w="1872" w:type="dxa"/>
+            <w:shd w:val="clear" w:color="auto" w:fill="F2F2F2"/>
+          </w:tcPr>
+          <w:p>
+            <w:proofErr w:type="spellStart"/>
+            <w:r>
+              <w:t>Resultado</w:t>
+            </w:r>
+            <w:proofErr w:type="spellEnd"/>
+          </w:p>
+        </w:tc>
+      </w:tr>
+      <w:tr>
+        <w:tc>
+          <w:tcPr>
+            <w:tcW w:w="1872" w:type="dxa"/>
+          </w:tcPr>
+          <w:p>
+            <w:r>
+              <w:t>15 hp</w:t>
+            </w:r>
+          </w:p>
+        </w:tc>
+        <w:tc>
+          <w:tcPr>
+            <w:tcW w:w="1872" w:type="dxa"/>
+          </w:tcPr>
+          <w:p>
+            <w:r>
+              <w:t>4 AWG</w:t>
+            </w:r>
+          </w:p>
+        </w:tc>
+        <w:tc>
+          <w:tcPr>
+            <w:tcW w:w="1872" w:type="dxa"/>
+          </w:tcPr>
+          <w:p>
+            <w:r>
+              <w:t>3.67</w:t>
+            </w:r>
+          </w:p>
+        </w:tc>
+        <w:tc>
+          <w:tcPr>
+            <w:tcW w:w="1872" w:type="dxa"/>
+          </w:tcPr>
+          <w:p>
+            <w:r>
+              <w:t>1.67</w:t>
+            </w:r>
+          </w:p>
+        </w:tc>
+        <w:tc>
+          <w:tcPr>
+            <w:tcW w:w="1872" w:type="dxa"/>
+          </w:tcPr>
+          <w:p>
+            <w:proofErr w:type="spellStart"/>
+            <w:r>
+              <w:t>Cumple</w:t>
+            </w:r>
+            <w:proofErr w:type="spellEnd"/>
+          </w:p>
+        </w:tc>
+      </w:tr>
+      <w:tr>
+        <w:tc>
+          <w:tcPr>
+            <w:tcW w:w="1872" w:type="dxa"/>
+          </w:tcPr>
+          <w:p>
+            <w:r>
+              <w:t>10 hp</w:t>
+            </w:r>
+          </w:p>
+        </w:tc>
+        <w:tc>
+          <w:tcPr>
+            <w:tcW w:w="1872" w:type="dxa"/>
+          </w:tcPr>
+          <w:p>
+            <w:r>
+              <w:t>8 AWG</w:t>
+            </w:r>
+          </w:p>
+        </w:tc>
+        <w:tc>
+          <w:tcPr>
+            <w:tcW w:w="1872" w:type="dxa"/>
+          </w:tcPr>
+          <w:p>
+            <w:r>
+              <w:t>6.09</w:t>
+            </w:r>
+          </w:p>
+        </w:tc>
+        <w:tc>
+          <w:tcPr>
+            <w:tcW w:w="1872" w:type="dxa"/>
+          </w:tcPr>
+          <w:p>
+            <w:r>
+              <w:t>2.77</w:t>
+            </w:r>
+          </w:p>
+        </w:tc>
+        <w:tc>
+          <w:tcPr>
+            <w:tcW w:w="1872" w:type="dxa"/>
+          </w:tcPr>
+          <w:p>
+            <w:proofErr w:type="spellStart"/>
+            <w:r>
+              <w:t>Cumple</w:t>
+            </w:r>
+            <w:proofErr w:type="spellEnd"/>
+            <w:r>
+              <w:t xml:space="preserve"> (</w:t>
+            </w:r>
+            <w:proofErr w:type="spellStart"/>
+            <w:r>
+              <w:t>margen</w:t>
+            </w:r>
+            <w:proofErr w:type="spellEnd"/>
+            <w:r>
+              <w:t xml:space="preserve"> </w:t>
+            </w:r>
+            <w:proofErr w:type="spellStart"/>
+            <w:r>
+              <w:t>estrecho</w:t>
+            </w:r>
+            <w:proofErr w:type="spellEnd"/>
+            <w:r>
+              <w:t>)</w:t>
+            </w:r>
+          </w:p>
+        </w:tc>
+      </w:tr>
+      <w:tr>
+        <w:tc>
+          <w:tcPr>
+            <w:tcW w:w="1872" w:type="dxa"/>
+          </w:tcPr>
+          <w:p>
+            <w:r>
+              <w:t>7.5 hp</w:t>
+            </w:r>
+          </w:p>
+        </w:tc>
+        <w:tc>
+          <w:tcPr>
+            <w:tcW w:w="1872" w:type="dxa"/>
+          </w:tcPr>
+          <w:p>
+            <w:r>
+              <w:t>8 AWG</w:t>
+            </w:r>
+          </w:p>
+        </w:tc>
+        <w:tc>
+          <w:tcPr>
+            <w:tcW w:w="1872" w:type="dxa"/>
+          </w:tcPr>
+          <w:p>
+            <w:r>
+              <w:t>4.78</w:t>
+            </w:r>
+          </w:p>
+        </w:tc>
+        <w:tc>
+          <w:tcPr>
+            <w:tcW w:w="1872" w:type="dxa"/>
+          </w:tcPr>
+          <w:p>
+            <w:r>
+              <w:t>2.17</w:t>
+            </w:r>
+          </w:p>
+        </w:tc>
+        <w:tc>
+          <w:tcPr>
+            <w:tcW w:w="1872" w:type="dxa"/>
+          </w:tcPr>
+          <w:p>
+            <w:proofErr w:type="spellStart"/>
+            <w:r>
+              <w:t>Cumple</w:t>
+            </w:r>
+            <w:proofErr w:type="spellEnd"/>
+          </w:p>
+        </w:tc>
+      </w:tr>
+      <w:tr>
+        <w:tc>
+          <w:tcPr>
+            <w:tcW w:w="1872" w:type="dxa"/>
+          </w:tcPr>
+          <w:p>
+            <w:r>
+              <w:t>5 hp</w:t>
+            </w:r>
+          </w:p>
+        </w:tc>
+        <w:tc>
+          <w:tcPr>
+            <w:tcW w:w="1872" w:type="dxa"/>
+          </w:tcPr>
+          <w:p>
+            <w:r>
+              <w:t>12 AWG</w:t>
+            </w:r>
+          </w:p>
+        </w:tc>
+        <w:tc>
+          <w:tcPr>
+            <w:tcW w:w="1872" w:type="dxa"/>
+          </w:tcPr>
+          <w:p>
+            <w:r>
+              <w:t>8.33</w:t>
+            </w:r>
+          </w:p>
+        </w:tc>
+        <w:tc>
+          <w:tcPr>
+            <w:tcW w:w="1872" w:type="dxa"/>
+          </w:tcPr>
+          <w:p>
+            <w:r>
+              <w:t>3.79</w:t>
+            </w:r>
+          </w:p>
+        </w:tc>
+        <w:tc>
+          <w:tcPr>
+            <w:tcW w:w="1872" w:type="dxa"/>
+          </w:tcPr>
+          <w:p>
+            <w:r>
+              <w:rPr>
+                <w:b/>
+              </w:rPr>
+              <w:t xml:space="preserve">No </w:t>
+            </w:r>
+            <w:proofErr w:type="spellStart"/>
+            <w:r>
+              <w:rPr>
+                <w:b/>
+              </w:rPr>
+              <w:t>cumple</w:t>
+            </w:r>
+            <w:proofErr w:type="spellEnd"/>
+            <w:r>
+              <w:rPr>
+                <w:b/>
+              </w:rPr>
+              <w:t xml:space="preserve"> (&gt; 3 %)</w:t>
+            </w:r>
+          </w:p>
+        </w:tc>
+      </w:tr>
+      <w:tr>
+        <w:tc>
+          <w:tcPr>
+            <w:tcW w:w="1872" w:type="dxa"/>
+          </w:tcPr>
+          <w:p>
+            <w:r>
+              <w:t>5 hp</w:t>
+            </w:r>
+          </w:p>
+        </w:tc>
+        <w:tc>
+          <w:tcPr>
+            <w:tcW w:w="1872" w:type="dxa"/>
+          </w:tcPr>
+          <w:p>
+            <w:r>
+              <w:rPr>
+                <w:b/>
+              </w:rPr>
+              <w:t>10 AWG</w:t>
+            </w:r>
+          </w:p>
+        </w:tc>
+        <w:tc>
+          <w:tcPr>
+            <w:tcW w:w="1872" w:type="dxa"/>
+          </w:tcPr>
+          <w:p>
+            <w:r>
+              <w:t>5.23</w:t>
+            </w:r>
+          </w:p>
+        </w:tc>
+        <w:tc>
+          <w:tcPr>
+            <w:tcW w:w="1872" w:type="dxa"/>
+          </w:tcPr>
+          <w:p>
+            <w:r>
+              <w:t>2.38</w:t>
+            </w:r>
+          </w:p>
+        </w:tc>
+        <w:tc>
+          <w:tcPr>
+            <w:tcW w:w="1872" w:type="dxa"/>
+          </w:tcPr>
+          <w:p>
+            <w:proofErr w:type="spellStart"/>
+            <w:r>
+              <w:t>Cumple</w:t>
+            </w:r>
+            <w:proofErr w:type="spellEnd"/>
+          </w:p>
+        </w:tc>
+      </w:tr>
+      <w:tr>
+        <w:tc>
+          <w:tcPr>
+            <w:tcW w:w="1872" w:type="dxa"/>
+          </w:tcPr>
+          <w:p>
+            <w:r>
+              <w:t>1 hp</w:t>
+            </w:r>
+          </w:p>
+        </w:tc>
+        <w:tc>
+          <w:tcPr>
+            <w:tcW w:w="1872" w:type="dxa"/>
+          </w:tcPr>
+          <w:p>
+            <w:r>
+              <w:t>14 AWG</w:t>
+            </w:r>
+          </w:p>
+        </w:tc>
+        <w:tc>
+          <w:tcPr>
+            <w:tcW w:w="1872" w:type="dxa"/>
+          </w:tcPr>
+          <w:p>
+            <w:r>
+              <w:t>3.67</w:t>
+            </w:r>
+          </w:p>
+        </w:tc>
+        <w:tc>
+          <w:tcPr>
+            <w:tcW w:w="1872" w:type="dxa"/>
+          </w:tcPr>
+          <w:p>
+            <w:r>
+              <w:t>1.67</w:t>
+            </w:r>
+          </w:p>
+        </w:tc>
+        <w:tc>
+          <w:tcPr>
+            <w:tcW w:w="1872" w:type="dxa"/>
+          </w:tcPr>
+          <w:p>
+            <w:proofErr w:type="spellStart"/>
+            <w:r>
+              <w:t>Cumple</w:t>
+            </w:r>
+            <w:proofErr w:type="spellEnd"/>
+          </w:p>
+        </w:tc>
+      </w:tr>
+    </w:tbl>
+    <w:p>
+      <w:pPr>
+        <w:rPr>
+          <w:lang w:val="es-MX"/>
+        </w:rPr>
+      </w:pPr>
+      <w:r>
+        <w:rPr>
+          <w:lang w:val="es-MX"/>
+        </w:rPr>
+        <w:t xml:space="preserve">La bomba de 5 hp sube a </w:t>
+      </w:r>
+      <w:r>
+        <w:rPr>
+          <w:b/>
+          <w:lang w:val="es-MX"/>
+        </w:rPr>
+        <w:t>10 AWG</w:t>
+      </w:r>
+      <w:r>
+        <w:rPr>
+          <w:lang w:val="es-MX"/>
+        </w:rPr>
+        <w:t xml:space="preserve"> por caída de tensión, no por ampacidad.</w:t>
+      </w:r>
+    </w:p>
+    <w:p>
+      <w:pPr>
+        <w:pStyle w:val="Heading3"/>
+      </w:pPr>
+      <w:r>
+        <w:t xml:space="preserve">4.5 </w:t>
+      </w:r>
+      <w:proofErr w:type="spellStart"/>
+      <w:r>
+        <w:t>Alimentador</w:t>
+      </w:r>
+      <w:proofErr w:type="spellEnd"/>
+      <w:r>
+        <w:t xml:space="preserve"> general</w:t>
+      </w:r>
+    </w:p>
+    <w:p>
+      <w:pPr>
+        <w:pStyle w:val="ListParagraph"/>
+        <w:numPr>
+          <w:ilvl w:val="0"/>
+          <w:numId w:val="8"/>
+        </w:numPr>
+      </w:pPr>
+      <w:r>
+        <w:t xml:space="preserve">Corriente de </w:t>
+      </w:r>
+      <w:proofErr w:type="spellStart"/>
+      <w:r>
+        <w:t>diseño</w:t>
+      </w:r>
+      <w:proofErr w:type="spellEnd"/>
+      <w:r>
+        <w:t xml:space="preserve">: 1.25 × 42 + (195.4 − 42) = 52.5 + 153.4 = </w:t>
+      </w:r>
+      <w:r>
+        <w:rPr>
+          <w:b/>
+        </w:rPr>
+        <w:t>205.9 A</w:t>
+      </w:r>
+      <w:r>
+        <w:t>.</w:t>
+      </w:r>
+    </w:p>
+    <w:p>
+      <w:pPr>
+        <w:pStyle w:val="ListParagraph"/>
+        <w:numPr>
+          <w:ilvl w:val="0"/>
+          <w:numId w:val="8"/>
+        </w:numPr>
+        <w:rPr>
+          <w:lang w:val="es-MX"/>
+        </w:rPr>
+      </w:pPr>
+      <w:r>
+        <w:rPr>
+          <w:lang w:val="es-MX"/>
+        </w:rPr>
+        <w:t xml:space="preserve">Ampacidad mínima en 90 °C: 205.9 ÷ 0.82 = 251.1 A. El 3/0 AWG (225 A) no alcanza; el </w:t>
+      </w:r>
+      <w:r>
+        <w:rPr>
+          <w:b/>
+          <w:lang w:val="es-MX"/>
+        </w:rPr>
+        <w:t>4/0 AWG (260 A)</w:t>
+      </w:r>
+      <w:r>
+        <w:rPr>
+          <w:lang w:val="es-MX"/>
+        </w:rPr>
+        <w:t xml:space="preserve"> sí, con ampacidad corregida de 213.2 A.</w:t>
+      </w:r>
+    </w:p>
+    <w:p>
+      <w:pPr>
+        <w:pStyle w:val="ListParagraph"/>
+        <w:numPr>
+          <w:ilvl w:val="0"/>
+          <w:numId w:val="8"/>
+        </w:numPr>
+        <w:rPr>
+          <w:lang w:val="es-MX"/>
+        </w:rPr>
+      </w:pPr>
+      <w:r>
+        <w:rPr>
+          <w:lang w:val="es-MX"/>
+        </w:rPr>
+        <w:t>Terminales a 75 °C (más de 100 A): 4/0 AWG admite 230 A, mayor que 205.9 A. Cumple.</w:t>
+      </w:r>
+    </w:p>
+    <w:p>
+      <w:pPr>
+        <w:pStyle w:val="ListParagraph"/>
+        <w:numPr>
+          <w:ilvl w:val="0"/>
+          <w:numId w:val="8"/>
+        </w:numPr>
+        <w:rPr>
+          <w:lang w:val="es-MX"/>
+        </w:rPr>
+      </w:pPr>
+      <w:r>
+        <w:rPr>
+          <w:lang w:val="es-MX"/>
+        </w:rPr>
+        <w:t xml:space="preserve">Caída de tensión: 30 m, 195.4 A, R = 0.199 </w:t>
+      </w:r>
+      <w:r>
+        <w:t>Ω</w:t>
+      </w:r>
+      <w:r>
+        <w:rPr>
+          <w:lang w:val="es-MX"/>
+        </w:rPr>
+        <w:t xml:space="preserve">/km, </w:t>
+      </w:r>
+      <w:r>
+        <w:t>Δ</w:t>
+      </w:r>
+      <w:r>
+        <w:rPr>
+          <w:lang w:val="es-MX"/>
+        </w:rPr>
+        <w:t xml:space="preserve">V = 2.02 V, es decir </w:t>
+      </w:r>
+      <w:r>
+        <w:rPr>
+          <w:b/>
+          <w:lang w:val="es-MX"/>
+        </w:rPr>
+        <w:t>0.92 %</w:t>
+      </w:r>
+      <w:r>
+        <w:rPr>
+          <w:lang w:val="es-MX"/>
+        </w:rPr>
+        <w:t>.</w:t>
+      </w:r>
+    </w:p>
+    <w:p>
+      <w:pPr>
+        <w:pStyle w:val="ListParagraph"/>
+        <w:numPr>
+          <w:ilvl w:val="0"/>
+          <w:numId w:val="8"/>
+        </w:numPr>
+        <w:rPr>
+          <w:lang w:val="es-MX"/>
+        </w:rPr>
+      </w:pPr>
+      <w:r>
+        <w:rPr>
+          <w:lang w:val="es-MX"/>
+        </w:rPr>
+        <w:t xml:space="preserve">Caída acumulada en el peor caso (alimentador + compresor): 0.92 + 2.77 = </w:t>
+      </w:r>
+      <w:r>
+        <w:rPr>
+          <w:b/>
+          <w:lang w:val="es-MX"/>
+        </w:rPr>
+        <w:t>3.69 %</w:t>
+      </w:r>
+      <w:r>
+        <w:rPr>
+          <w:lang w:val="es-MX"/>
+        </w:rPr>
+        <w:t>, menor que el 5 % recomendado.</w:t>
+      </w:r>
+    </w:p>
+    <w:p>
+      <w:pPr>
+        <w:pStyle w:val="Heading3"/>
+        <w:rPr>
+          <w:lang w:val="es-MX"/>
+        </w:rPr>
+      </w:pPr>
+      <w:r>
+        <w:rPr>
+          <w:lang w:val="es-MX"/>
+        </w:rPr>
+        <w:lastRenderedPageBreak/>
+        <w:t>4.6 Protecciones de referencia y puesta a tierra</w:t>
+      </w:r>
+    </w:p>
+    <w:p>
+      <w:pPr>
+        <w:rPr>
+          <w:lang w:val="es-MX"/>
+        </w:rPr>
+      </w:pPr>
+      <w:r>
+        <w:rPr>
+          <w:lang w:val="es-MX"/>
+        </w:rPr>
+        <w:t>El dimensionamiento final de protecciones corresponde a la tarea 1.1b; aquí se anotan los máximos de la norma para verificar la coordinación con el conductor.</w:t>
+      </w:r>
+    </w:p>
+    <w:p>
+      <w:pPr>
+        <w:pStyle w:val="ListParagraph"/>
+        <w:numPr>
+          <w:ilvl w:val="0"/>
+          <w:numId w:val="8"/>
+        </w:numPr>
+        <w:rPr>
+          <w:lang w:val="es-MX"/>
+        </w:rPr>
+      </w:pPr>
+      <w:r>
+        <w:rPr>
+          <w:b/>
+          <w:lang w:val="es-MX"/>
+        </w:rPr>
+        <w:t>Interruptor de tiempo inverso en derivados</w:t>
+      </w:r>
+      <w:r>
+        <w:rPr>
+          <w:lang w:val="es-MX"/>
+        </w:rPr>
+        <w:t>: máximo 250 % de la IPC, redondeado al valor normalizado siguiente (430-52 y 240-6): 15 hp → 105 A → 110 A; 10 hp → 70 A; 7.5 hp → 55 A → 60 A; 5 hp → 38 A → 40 A; 1 hp → 10.5 A → 15 A.</w:t>
+      </w:r>
+    </w:p>
+    <w:p>
+      <w:pPr>
+        <w:pStyle w:val="ListParagraph"/>
+        <w:numPr>
+          <w:ilvl w:val="0"/>
+          <w:numId w:val="8"/>
+        </w:numPr>
+        <w:rPr>
+          <w:lang w:val="es-MX"/>
+        </w:rPr>
+      </w:pPr>
+      <w:r>
+        <w:rPr>
+          <w:b/>
+          <w:lang w:val="es-MX"/>
+        </w:rPr>
+        <w:t>Protección del alimentador</w:t>
+      </w:r>
+      <w:r>
+        <w:rPr>
+          <w:lang w:val="es-MX"/>
+        </w:rPr>
+        <w:t xml:space="preserve"> (430-62): máximo = mayor protección de derivado + suma de las demás IPC = 110 + 153.4 = 263.4 A, es decir </w:t>
+      </w:r>
+      <w:r>
+        <w:rPr>
+          <w:b/>
+          <w:lang w:val="es-MX"/>
+        </w:rPr>
+        <w:t>250 A como máximo</w:t>
+      </w:r>
+      <w:r>
+        <w:rPr>
+          <w:lang w:val="es-MX"/>
+        </w:rPr>
+        <w:t>.</w:t>
+      </w:r>
+    </w:p>
+    <w:p>
+      <w:pPr>
+        <w:pStyle w:val="ListParagraph"/>
+        <w:numPr>
+          <w:ilvl w:val="0"/>
+          <w:numId w:val="8"/>
+        </w:numPr>
+        <w:rPr>
+          <w:lang w:val="es-MX"/>
+        </w:rPr>
+      </w:pPr>
+      <w:r>
+        <w:rPr>
+          <w:b/>
+          <w:lang w:val="es-MX"/>
+        </w:rPr>
+        <w:t>Conductor de puesta a tierra</w:t>
+      </w:r>
+      <w:r>
+        <w:rPr>
+          <w:lang w:val="es-MX"/>
+        </w:rPr>
+        <w:t xml:space="preserve"> (250-122): 6 AWG para 110 A; 8 AWG para 70 A; 10 AWG para 60 A y 40 A; 14 AWG para 15 A; 4 AWG para 250 A.</w:t>
+      </w:r>
+    </w:p>
+    <w:p>
+      <w:pPr>
+        <w:pStyle w:val="Heading3"/>
+        <w:rPr>
+          <w:lang w:val="es-MX"/>
+        </w:rPr>
+      </w:pPr>
+      <w:r>
+        <w:rPr>
+          <w:lang w:val="es-MX"/>
+        </w:rPr>
+        <w:t>4.7 Verificación de arranque directo (referencia)</w:t>
+      </w:r>
+    </w:p>
+    <w:p>
+      <w:pPr>
+        <w:rPr>
+          <w:lang w:val="es-MX"/>
+        </w:rPr>
+      </w:pPr>
+      <w:r>
+        <w:rPr>
+          <w:lang w:val="es-MX"/>
+        </w:rPr>
+        <w:t>Con corriente de arranque aproximada de 6 × IPC, el motor de 15 hp toma unos 252 A. Con los demás motores en marcha, el alimentador lleva unos 405 A:</w:t>
+      </w:r>
+    </w:p>
+    <w:p>
+      <w:pPr>
+        <w:pStyle w:val="ListParagraph"/>
+        <w:numPr>
+          <w:ilvl w:val="0"/>
+          <w:numId w:val="8"/>
+        </w:numPr>
+      </w:pPr>
+      <w:proofErr w:type="spellStart"/>
+      <w:r>
+        <w:t>Caída</w:t>
+      </w:r>
+      <w:proofErr w:type="spellEnd"/>
+      <w:r>
+        <w:t xml:space="preserve"> </w:t>
+      </w:r>
+      <w:proofErr w:type="spellStart"/>
+      <w:r>
+        <w:t>en</w:t>
+      </w:r>
+      <w:proofErr w:type="spellEnd"/>
+      <w:r>
+        <w:t xml:space="preserve"> el </w:t>
+      </w:r>
+      <w:proofErr w:type="spellStart"/>
+      <w:r>
+        <w:t>alimentador</w:t>
+      </w:r>
+      <w:proofErr w:type="spellEnd"/>
+      <w:r>
+        <w:t>: 1.9 %.</w:t>
+      </w:r>
+    </w:p>
+    <w:p>
+      <w:pPr>
+        <w:pStyle w:val="ListParagraph"/>
+        <w:numPr>
+          <w:ilvl w:val="0"/>
+          <w:numId w:val="8"/>
+        </w:numPr>
+        <w:rPr>
+          <w:lang w:val="es-MX"/>
+        </w:rPr>
+      </w:pPr>
+      <w:r>
+        <w:rPr>
+          <w:lang w:val="es-MX"/>
+        </w:rPr>
+        <w:t>Caída en el derivado de 4 AWG: 22 V, es decir 10.0 %.</w:t>
+      </w:r>
+    </w:p>
+    <w:p>
+      <w:pPr>
+        <w:pStyle w:val="ListParagraph"/>
+        <w:numPr>
+          <w:ilvl w:val="0"/>
+          <w:numId w:val="8"/>
+        </w:numPr>
+        <w:rPr>
+          <w:lang w:val="es-MX"/>
+        </w:rPr>
+      </w:pPr>
+      <w:r>
+        <w:rPr>
+          <w:lang w:val="es-MX"/>
+        </w:rPr>
+        <w:t>Tensión en terminales del motor: unos 88 % de la nominal, con par de arranque cercano al 78 % del nominal (proporcional al cuadrado de la tensión).</w:t>
+      </w:r>
+    </w:p>
+    <w:p>
+      <w:pPr>
+        <w:rPr>
+          <w:lang w:val="es-MX"/>
+        </w:rPr>
+      </w:pPr>
+      <w:r>
+        <w:rPr>
+          <w:lang w:val="es-MX"/>
+        </w:rPr>
+        <w:t xml:space="preserve">Es aceptable para la mayoría de las cargas, pero los </w:t>
+      </w:r>
+      <w:r>
+        <w:rPr>
+          <w:b/>
+          <w:lang w:val="es-MX"/>
+        </w:rPr>
+        <w:t>gusanos arrancan con material y requieren par alto</w:t>
+      </w:r>
+      <w:r>
+        <w:rPr>
+          <w:lang w:val="es-MX"/>
+        </w:rPr>
+        <w:t>. Las bobinas de los contactores se alimentan del transformador de control dentro del gabinete, por lo que no se ven afectadas por la caída del derivado.</w:t>
+      </w:r>
+    </w:p>
+    <w:p>
+      <w:pPr>
+        <w:pStyle w:val="Heading2"/>
+      </w:pPr>
+      <w:r>
+        <w:t xml:space="preserve">5. </w:t>
+      </w:r>
+      <w:proofErr w:type="spellStart"/>
+      <w:r>
+        <w:t>Consideraciones</w:t>
+      </w:r>
+      <w:proofErr w:type="spellEnd"/>
+      <w:r>
+        <w:t xml:space="preserve"> de </w:t>
+      </w:r>
+      <w:proofErr w:type="spellStart"/>
+      <w:r>
+        <w:t>diseño</w:t>
+      </w:r>
+      <w:proofErr w:type="spellEnd"/>
+      <w:r>
+        <w:t xml:space="preserve"> y </w:t>
+      </w:r>
+      <w:proofErr w:type="spellStart"/>
+      <w:r>
+        <w:t>recomendaciones</w:t>
+      </w:r>
+      <w:proofErr w:type="spellEnd"/>
+    </w:p>
+    <w:p>
+      <w:pPr>
+        <w:pStyle w:val="ListParagraph"/>
+        <w:numPr>
+          <w:ilvl w:val="0"/>
+          <w:numId w:val="9"/>
+        </w:numPr>
+        <w:rPr>
+          <w:lang w:val="es-MX"/>
+        </w:rPr>
+      </w:pPr>
+      <w:r>
+        <w:rPr>
+          <w:b/>
+          <w:lang w:val="es-MX"/>
+        </w:rPr>
+        <w:t>Arranque escalonado desde el PLC.</w:t>
+      </w:r>
+      <w:r>
+        <w:rPr>
+          <w:lang w:val="es-MX"/>
+        </w:rPr>
+        <w:t xml:space="preserve"> Evitar que los tres motores de 15 hp arranquen simultáneamente reduce la corriente pico en el alimentador, la caída de tensión y los disparos de protecciones. Es la medida más barata y no cambia el calibre.</w:t>
+      </w:r>
+    </w:p>
+    <w:p>
+      <w:pPr>
+        <w:pStyle w:val="ListParagraph"/>
+        <w:numPr>
+          <w:ilvl w:val="0"/>
+          <w:numId w:val="9"/>
+        </w:numPr>
+        <w:rPr>
+          <w:lang w:val="es-MX"/>
+        </w:rPr>
+      </w:pPr>
+      <w:r>
+        <w:rPr>
+          <w:b/>
+          <w:lang w:val="es-MX"/>
+        </w:rPr>
+        <w:t>Compatibilidad con terminales.</w:t>
+      </w:r>
+      <w:r>
+        <w:rPr>
+          <w:lang w:val="es-MX"/>
+        </w:rPr>
+        <w:t xml:space="preserve"> Verificar con la hoja de datos de los guardamotores y contactores WEQ el rango de conductor admisible de sus bornes, y su temperatura nominal. Si declaran 75 °C, algunos calibres de derivados podrían bajar. El 4/0 AWG del alimentador necesita bornes de distribución o interruptor principal con capacidad para 107 mm².</w:t>
+      </w:r>
+    </w:p>
+    <w:p>
+      <w:pPr>
+        <w:pStyle w:val="ListParagraph"/>
+        <w:numPr>
+          <w:ilvl w:val="0"/>
+          <w:numId w:val="9"/>
+        </w:numPr>
+        <w:rPr>
+          <w:lang w:val="es-MX"/>
+        </w:rPr>
+      </w:pPr>
+      <w:r>
+        <w:rPr>
+          <w:b/>
+          <w:lang w:val="es-MX"/>
+        </w:rPr>
+        <w:t>Márgenes ajustados.</w:t>
+      </w:r>
+      <w:r>
+        <w:rPr>
+          <w:lang w:val="es-MX"/>
+        </w:rPr>
+        <w:t xml:space="preserve"> Los derivados de 10 hp y 5 hp quedan con solo 3 % de margen por ampacidad. Si las distancias reales son mayores o el agrupamiento es más denso, se debe subir un calibre.</w:t>
+      </w:r>
+    </w:p>
+    <w:p>
+      <w:pPr>
+        <w:pStyle w:val="ListParagraph"/>
+        <w:numPr>
+          <w:ilvl w:val="0"/>
+          <w:numId w:val="9"/>
+        </w:numPr>
+      </w:pPr>
+      <w:r>
+        <w:rPr>
+          <w:b/>
+          <w:lang w:val="es-MX"/>
+        </w:rPr>
+        <w:t>Distancias máximas.</w:t>
+      </w:r>
+      <w:r>
+        <w:rPr>
+          <w:lang w:val="es-MX"/>
+        </w:rPr>
+        <w:t xml:space="preserve"> Con los calibres seleccionados, la caída llega al 3 % a: 90 m (15 hp), 54 m (10 hp), 69 m (7.5 hp), 63 m (5 hp) y 90 m (1 hp). </w:t>
+      </w:r>
+      <w:r>
+        <w:t xml:space="preserve">Pasar de </w:t>
+      </w:r>
+      <w:proofErr w:type="spellStart"/>
+      <w:r>
+        <w:t>esas</w:t>
+      </w:r>
+      <w:proofErr w:type="spellEnd"/>
+      <w:r>
+        <w:t xml:space="preserve"> longitudes </w:t>
+      </w:r>
+      <w:proofErr w:type="spellStart"/>
+      <w:r>
+        <w:t>obliga</w:t>
+      </w:r>
+      <w:proofErr w:type="spellEnd"/>
+      <w:r>
+        <w:t xml:space="preserve"> a </w:t>
+      </w:r>
+      <w:proofErr w:type="spellStart"/>
+      <w:r>
+        <w:t>subir</w:t>
+      </w:r>
+      <w:proofErr w:type="spellEnd"/>
+      <w:r>
+        <w:t xml:space="preserve"> el </w:t>
+      </w:r>
+      <w:proofErr w:type="spellStart"/>
+      <w:r>
+        <w:t>calibre</w:t>
+      </w:r>
+      <w:proofErr w:type="spellEnd"/>
+      <w:r>
+        <w:t>.</w:t>
+      </w:r>
+    </w:p>
+    <w:p>
+      <w:pPr>
+        <w:pStyle w:val="ListParagraph"/>
+        <w:numPr>
+          <w:ilvl w:val="0"/>
+          <w:numId w:val="9"/>
+        </w:numPr>
+        <w:rPr>
+          <w:lang w:val="es-MX"/>
+        </w:rPr>
+      </w:pPr>
+      <w:r>
+        <w:rPr>
+          <w:b/>
+          <w:lang w:val="es-MX"/>
+        </w:rPr>
+        <w:t>Cable flexible de tablero.</w:t>
+      </w:r>
+      <w:r>
+        <w:rPr>
+          <w:lang w:val="es-MX"/>
+        </w:rPr>
+        <w:t xml:space="preserve"> En vibradores y motores sometidos a vibración se recomienda cable flexible (clase K o similar) con terminales de ojo o tubulares con casquillo.</w:t>
+      </w:r>
+    </w:p>
+    <w:p>
+      <w:pPr>
+        <w:pStyle w:val="ListParagraph"/>
+        <w:numPr>
+          <w:ilvl w:val="0"/>
+          <w:numId w:val="9"/>
+        </w:numPr>
+        <w:rPr>
+          <w:lang w:val="es-MX"/>
+        </w:rPr>
+      </w:pPr>
+      <w:r>
+        <w:rPr>
+          <w:b/>
+          <w:lang w:val="es-MX"/>
+        </w:rPr>
+        <w:t>Ambiente de 50 °C.</w:t>
+      </w:r>
+      <w:r>
+        <w:rPr>
+          <w:lang w:val="es-MX"/>
+        </w:rPr>
+        <w:t xml:space="preserve"> Considerar ventilación o extractor en el gabinete, porque cada grado menos de temperatura baja el factor de corrección y puede liberar calibres.</w:t>
+      </w:r>
+    </w:p>
+    <w:p>
+      <w:pPr>
+        <w:pStyle w:val="ListParagraph"/>
+        <w:numPr>
+          <w:ilvl w:val="0"/>
+          <w:numId w:val="9"/>
+        </w:numPr>
+        <w:rPr>
+          <w:lang w:val="es-MX"/>
+        </w:rPr>
+      </w:pPr>
+      <w:r>
+        <w:rPr>
+          <w:b/>
+          <w:lang w:val="es-MX"/>
+        </w:rPr>
+        <w:t>Aproximación de la caída.</w:t>
+      </w:r>
+      <w:r>
+        <w:rPr>
+          <w:lang w:val="es-MX"/>
+        </w:rPr>
+        <w:t xml:space="preserve"> El cálculo es resistivo y omite la reactancia. En 4/0 AWG a 30 m el error es pequeño, pero conviene recalcular con impedancia si las distancias reales crecen.</w:t>
+      </w:r>
+    </w:p>
+    <w:p>
+      <w:pPr>
+        <w:pStyle w:val="ListParagraph"/>
+        <w:numPr>
+          <w:ilvl w:val="0"/>
+          <w:numId w:val="9"/>
+        </w:numPr>
+        <w:rPr>
+          <w:lang w:val="es-MX"/>
+        </w:rPr>
+      </w:pPr>
+      <w:r>
+        <w:rPr>
+          <w:b/>
+          <w:lang w:val="es-MX"/>
+        </w:rPr>
+        <w:lastRenderedPageBreak/>
+        <w:t>Valores de tablas.</w:t>
+      </w:r>
+      <w:r>
+        <w:rPr>
+          <w:lang w:val="es-MX"/>
+        </w:rPr>
+        <w:t xml:space="preserve"> Las ampacidades, corrientes y calibres de tierra se tomaron de la NOM-001-SEDE-2018 (equivalente a las tablas del NEC)</w:t>
+      </w:r>
+    </w:p>
+    <w:p>
+      <w:pPr>
+        <w:pStyle w:val="Heading2"/>
+      </w:pPr>
+      <w:r>
+        <w:t xml:space="preserve">6. Datos </w:t>
+      </w:r>
+      <w:proofErr w:type="spellStart"/>
+      <w:r>
+        <w:t>por</w:t>
+      </w:r>
+      <w:proofErr w:type="spellEnd"/>
+      <w:r>
+        <w:t xml:space="preserve"> </w:t>
+      </w:r>
+      <w:proofErr w:type="spellStart"/>
+      <w:r>
+        <w:t>confirmar</w:t>
+      </w:r>
+      <w:proofErr w:type="spellEnd"/>
+    </w:p>
+    <w:p>
+      <w:pPr>
+        <w:pStyle w:val="ListParagraph"/>
+        <w:numPr>
+          <w:ilvl w:val="0"/>
+          <w:numId w:val="8"/>
+        </w:numPr>
+        <w:rPr>
+          <w:lang w:val="es-MX"/>
+        </w:rPr>
+      </w:pPr>
+      <w:r>
+        <w:rPr>
+          <w:lang w:val="es-MX"/>
+        </w:rPr>
+        <w:t>Datos de placa de los motores (corriente, factor de servicio, eficiencia).</w:t>
+      </w:r>
+    </w:p>
+    <w:p>
+      <w:pPr>
+        <w:pStyle w:val="ListParagraph"/>
+        <w:numPr>
+          <w:ilvl w:val="0"/>
+          <w:numId w:val="8"/>
+        </w:numPr>
+        <w:rPr>
+          <w:lang w:val="es-MX"/>
+        </w:rPr>
+      </w:pPr>
+      <w:r>
+        <w:rPr>
+          <w:lang w:val="es-MX"/>
+        </w:rPr>
+        <w:t>Distancias reales gabinete-motor y acometida-gabinete.</w:t>
+      </w:r>
+    </w:p>
+    <w:p>
+      <w:pPr>
+        <w:pStyle w:val="ListParagraph"/>
+        <w:numPr>
+          <w:ilvl w:val="0"/>
+          <w:numId w:val="8"/>
+        </w:numPr>
+        <w:rPr>
+          <w:lang w:val="es-MX"/>
+        </w:rPr>
+      </w:pPr>
+      <w:r>
+        <w:rPr>
+          <w:lang w:val="es-MX"/>
+        </w:rPr>
+        <w:t>Ruta de cableado (</w:t>
+      </w:r>
+      <w:proofErr w:type="spellStart"/>
+      <w:r>
+        <w:rPr>
+          <w:lang w:val="es-MX"/>
+        </w:rPr>
+        <w:t>conduit</w:t>
+      </w:r>
+      <w:proofErr w:type="spellEnd"/>
+      <w:r>
+        <w:rPr>
+          <w:lang w:val="es-MX"/>
+        </w:rPr>
+        <w:t>, charola, canaleta) y cantidad de conductores por canalización.</w:t>
+      </w:r>
+    </w:p>
+    <w:p>
+      <w:pPr>
+        <w:pStyle w:val="ListParagraph"/>
+        <w:numPr>
+          <w:ilvl w:val="0"/>
+          <w:numId w:val="8"/>
+        </w:numPr>
+        <w:rPr>
+          <w:lang w:val="es-MX"/>
+        </w:rPr>
+      </w:pPr>
+      <w:r>
+        <w:rPr>
+          <w:lang w:val="es-MX"/>
+        </w:rPr>
+        <w:t>Temperatura nominal y rango de conductor de los bornes de los equipos WEQ.</w:t>
+      </w:r>
+    </w:p>
+    <w:p>
+      <w:pPr>
+        <w:pStyle w:val="ListParagraph"/>
+        <w:numPr>
+          <w:ilvl w:val="0"/>
+          <w:numId w:val="8"/>
+        </w:numPr>
+        <w:rPr>
+          <w:lang w:val="es-MX"/>
+        </w:rPr>
+      </w:pPr>
+      <w:r>
+        <w:rPr>
+          <w:lang w:val="es-MX"/>
+        </w:rPr>
+        <w:t>Corriente de cortocircuito disponible en la acometida, para validar la capacidad interruptiva.</w:t>
+      </w:r>
+    </w:p>
+    <w:p>
+      <w:pPr>
+        <w:pStyle w:val="Heading2"/>
+      </w:pPr>
+      <w:r>
+        <w:t xml:space="preserve">7. </w:t>
+      </w:r>
+      <w:proofErr w:type="spellStart"/>
+      <w:r>
+        <w:t>Tabla</w:t>
+      </w:r>
+      <w:proofErr w:type="spellEnd"/>
+      <w:r>
+        <w:t xml:space="preserve"> </w:t>
+      </w:r>
+      <w:proofErr w:type="spellStart"/>
+      <w:r>
+        <w:t>resumen</w:t>
+      </w:r>
+      <w:proofErr w:type="spellEnd"/>
+      <w:r>
+        <w:t xml:space="preserve"> de </w:t>
+      </w:r>
+      <w:proofErr w:type="spellStart"/>
+      <w:r>
+        <w:t>resultados</w:t>
+      </w:r>
+      <w:proofErr w:type="spellEnd"/>
+    </w:p>
+    <w:tbl>
+      <w:tblPr>
+        <w:tblStyle w:val="TableGrid"/>
+        <w:tblW w:w="0" w:type="auto"/>
+        <w:tblLayout w:type="fixed"/>
+        <w:tblLook w:val="0420" w:firstRow="1" w:lastRow="0" w:firstColumn="0" w:lastColumn="0" w:noHBand="0" w:noVBand="1"/>
+      </w:tblPr>
+      <w:tblGrid>
+        <w:gridCol w:w="936"/>
+        <w:gridCol w:w="936"/>
+        <w:gridCol w:w="936"/>
+        <w:gridCol w:w="936"/>
+        <w:gridCol w:w="936"/>
+        <w:gridCol w:w="936"/>
+        <w:gridCol w:w="936"/>
+        <w:gridCol w:w="936"/>
+        <w:gridCol w:w="936"/>
+        <w:gridCol w:w="936"/>
+      </w:tblGrid>
+      <w:tr>
+        <w:trPr>
+          <w:tblHeader/>
+        </w:trPr>
+        <w:tc>
+          <w:tcPr>
+            <w:tcW w:w="936" w:type="dxa"/>
+            <w:shd w:val="clear" w:color="auto" w:fill="F2F2F2"/>
+          </w:tcPr>
+          <w:p>
+            <w:r>
+              <w:t>Circuito</w:t>
+            </w:r>
+          </w:p>
+        </w:tc>
+        <w:tc>
+          <w:tcPr>
+            <w:tcW w:w="936" w:type="dxa"/>
+            <w:shd w:val="clear" w:color="auto" w:fill="F2F2F2"/>
+          </w:tcPr>
+          <w:p>
+            <w:r>
+              <w:t>Carga</w:t>
+            </w:r>
+          </w:p>
+        </w:tc>
+        <w:tc>
+          <w:tcPr>
+            <w:tcW w:w="936" w:type="dxa"/>
+            <w:shd w:val="clear" w:color="auto" w:fill="F2F2F2"/>
+          </w:tcPr>
+          <w:p>
+            <w:r>
+              <w:t>I plena carga (A)</w:t>
+            </w:r>
+          </w:p>
+        </w:tc>
+        <w:tc>
+          <w:tcPr>
+            <w:tcW w:w="936" w:type="dxa"/>
+            <w:shd w:val="clear" w:color="auto" w:fill="F2F2F2"/>
+          </w:tcPr>
+          <w:p>
+            <w:r>
+              <w:t xml:space="preserve">I </w:t>
+            </w:r>
+            <w:proofErr w:type="spellStart"/>
+            <w:r>
+              <w:t>diseño</w:t>
+            </w:r>
+            <w:proofErr w:type="spellEnd"/>
+            <w:r>
+              <w:t xml:space="preserve"> 125 % (A)</w:t>
+            </w:r>
+          </w:p>
+        </w:tc>
+        <w:tc>
+          <w:tcPr>
+            <w:tcW w:w="936" w:type="dxa"/>
+            <w:shd w:val="clear" w:color="auto" w:fill="F2F2F2"/>
+          </w:tcPr>
+          <w:p>
+            <w:proofErr w:type="spellStart"/>
+            <w:r>
+              <w:t>Calibre</w:t>
+            </w:r>
+            <w:proofErr w:type="spellEnd"/>
+            <w:r>
+              <w:t xml:space="preserve"> Cu 90 °C (AWG)</w:t>
+            </w:r>
+          </w:p>
+        </w:tc>
+        <w:tc>
+          <w:tcPr>
+            <w:tcW w:w="936" w:type="dxa"/>
+            <w:shd w:val="clear" w:color="auto" w:fill="F2F2F2"/>
+          </w:tcPr>
+          <w:p>
+            <w:proofErr w:type="spellStart"/>
+            <w:r>
+              <w:t>Ampacidad</w:t>
+            </w:r>
+            <w:proofErr w:type="spellEnd"/>
+            <w:r>
+              <w:t xml:space="preserve"> </w:t>
+            </w:r>
+            <w:proofErr w:type="spellStart"/>
+            <w:r>
+              <w:t>corregida</w:t>
+            </w:r>
+            <w:proofErr w:type="spellEnd"/>
+            <w:r>
+              <w:t xml:space="preserve"> (A)</w:t>
+            </w:r>
+          </w:p>
+        </w:tc>
+        <w:tc>
+          <w:tcPr>
+            <w:tcW w:w="936" w:type="dxa"/>
+            <w:shd w:val="clear" w:color="auto" w:fill="F2F2F2"/>
+          </w:tcPr>
+          <w:p>
+            <w:r>
+              <w:t>ΔV a 50 m (%)</w:t>
+            </w:r>
+          </w:p>
+        </w:tc>
+        <w:tc>
+          <w:tcPr>
+            <w:tcW w:w="936" w:type="dxa"/>
+            <w:shd w:val="clear" w:color="auto" w:fill="F2F2F2"/>
+          </w:tcPr>
+          <w:p>
+            <w:r>
+              <w:t xml:space="preserve">Long. </w:t>
+            </w:r>
+            <w:proofErr w:type="spellStart"/>
+            <w:r>
+              <w:t>máx</w:t>
+            </w:r>
+            <w:proofErr w:type="spellEnd"/>
+            <w:r>
+              <w:t xml:space="preserve">. </w:t>
+            </w:r>
+            <w:proofErr w:type="gramStart"/>
+            <w:r>
+              <w:t>a 3</w:t>
+            </w:r>
+            <w:proofErr w:type="gramEnd"/>
+            <w:r>
+              <w:t xml:space="preserve"> % (m)</w:t>
+            </w:r>
+          </w:p>
+        </w:tc>
+        <w:tc>
+          <w:tcPr>
+            <w:tcW w:w="936" w:type="dxa"/>
+            <w:shd w:val="clear" w:color="auto" w:fill="F2F2F2"/>
+          </w:tcPr>
+          <w:p>
+            <w:proofErr w:type="spellStart"/>
+            <w:r>
+              <w:t>Interruptor</w:t>
+            </w:r>
+            <w:proofErr w:type="spellEnd"/>
+            <w:r>
+              <w:t xml:space="preserve"> </w:t>
+            </w:r>
+            <w:proofErr w:type="spellStart"/>
+            <w:r>
+              <w:t>máx</w:t>
+            </w:r>
+            <w:proofErr w:type="spellEnd"/>
+            <w:r>
+              <w:t>. (A)</w:t>
+            </w:r>
+          </w:p>
+        </w:tc>
+        <w:tc>
+          <w:tcPr>
+            <w:tcW w:w="936" w:type="dxa"/>
+            <w:shd w:val="clear" w:color="auto" w:fill="F2F2F2"/>
+          </w:tcPr>
+          <w:p>
+            <w:r>
+              <w:t>Tierra (AWG)</w:t>
+            </w:r>
+          </w:p>
+        </w:tc>
+      </w:tr>
+      <w:tr>
+        <w:tc>
+          <w:tcPr>
+            <w:tcW w:w="936" w:type="dxa"/>
+          </w:tcPr>
+          <w:p>
+            <w:proofErr w:type="spellStart"/>
+            <w:r>
+              <w:t>Gusanos</w:t>
+            </w:r>
+            <w:proofErr w:type="spellEnd"/>
+            <w:r>
+              <w:t xml:space="preserve"> (×2, </w:t>
+            </w:r>
+            <w:proofErr w:type="spellStart"/>
+            <w:r>
+              <w:t>cada</w:t>
+            </w:r>
+            <w:proofErr w:type="spellEnd"/>
+            <w:r>
+              <w:t xml:space="preserve"> uno)</w:t>
+            </w:r>
+          </w:p>
+        </w:tc>
+        <w:tc>
+          <w:tcPr>
+            <w:tcW w:w="936" w:type="dxa"/>
+          </w:tcPr>
+          <w:p>
+            <w:r>
+              <w:t>15 hp</w:t>
+            </w:r>
+          </w:p>
+        </w:tc>
+        <w:tc>
+          <w:tcPr>
+            <w:tcW w:w="936" w:type="dxa"/>
+          </w:tcPr>
+          <w:p>
+            <w:r>
+              <w:t>42</w:t>
+            </w:r>
+          </w:p>
+        </w:tc>
+        <w:tc>
+          <w:tcPr>
+            <w:tcW w:w="936" w:type="dxa"/>
+          </w:tcPr>
+          <w:p>
+            <w:r>
+              <w:t>52.5</w:t>
+            </w:r>
+          </w:p>
+        </w:tc>
+        <w:tc>
+          <w:tcPr>
+            <w:tcW w:w="936" w:type="dxa"/>
+          </w:tcPr>
+          <w:p>
+            <w:r>
+              <w:t>4</w:t>
+            </w:r>
+          </w:p>
+        </w:tc>
+        <w:tc>
+          <w:tcPr>
+            <w:tcW w:w="936" w:type="dxa"/>
+          </w:tcPr>
+          <w:p>
+            <w:r>
+              <w:t>62.3</w:t>
+            </w:r>
+          </w:p>
+        </w:tc>
+        <w:tc>
+          <w:tcPr>
+            <w:tcW w:w="936" w:type="dxa"/>
+          </w:tcPr>
+          <w:p>
+            <w:r>
+              <w:t>1.67</w:t>
+            </w:r>
+          </w:p>
+        </w:tc>
+        <w:tc>
+          <w:tcPr>
+            <w:tcW w:w="936" w:type="dxa"/>
+          </w:tcPr>
+          <w:p>
+            <w:r>
+              <w:t>90</w:t>
+            </w:r>
+          </w:p>
+        </w:tc>
+        <w:tc>
+          <w:tcPr>
+            <w:tcW w:w="936" w:type="dxa"/>
+          </w:tcPr>
+          <w:p>
+            <w:r>
+              <w:t>110</w:t>
+            </w:r>
+          </w:p>
+        </w:tc>
+        <w:tc>
+          <w:tcPr>
+            <w:tcW w:w="936" w:type="dxa"/>
+          </w:tcPr>
+          <w:p>
+            <w:r>
+              <w:t>6</w:t>
+            </w:r>
+          </w:p>
+        </w:tc>
+      </w:tr>
+      <w:tr>
+        <w:tc>
+          <w:tcPr>
+            <w:tcW w:w="936" w:type="dxa"/>
+          </w:tcPr>
+          <w:p>
+            <w:r>
+              <w:t>Banda</w:t>
+            </w:r>
+          </w:p>
+        </w:tc>
+        <w:tc>
+          <w:tcPr>
+            <w:tcW w:w="936" w:type="dxa"/>
+          </w:tcPr>
+          <w:p>
+            <w:r>
+              <w:t>15 hp</w:t>
+            </w:r>
+          </w:p>
+        </w:tc>
+        <w:tc>
+          <w:tcPr>
+            <w:tcW w:w="936" w:type="dxa"/>
+          </w:tcPr>
+          <w:p>
+            <w:r>
+              <w:t>42</w:t>
+            </w:r>
+          </w:p>
+        </w:tc>
+        <w:tc>
+          <w:tcPr>
+            <w:tcW w:w="936" w:type="dxa"/>
+          </w:tcPr>
+          <w:p>
+            <w:r>
+              <w:t>52.5</w:t>
+            </w:r>
+          </w:p>
+        </w:tc>
+        <w:tc>
+          <w:tcPr>
+            <w:tcW w:w="936" w:type="dxa"/>
+          </w:tcPr>
+          <w:p>
+            <w:r>
+              <w:t>4</w:t>
+            </w:r>
+          </w:p>
+        </w:tc>
+        <w:tc>
+          <w:tcPr>
+            <w:tcW w:w="936" w:type="dxa"/>
+          </w:tcPr>
+          <w:p>
+            <w:r>
+              <w:t>62.3</w:t>
+            </w:r>
+          </w:p>
+        </w:tc>
+        <w:tc>
+          <w:tcPr>
+            <w:tcW w:w="936" w:type="dxa"/>
+          </w:tcPr>
+          <w:p>
+            <w:r>
+              <w:t>1.67</w:t>
+            </w:r>
+          </w:p>
+        </w:tc>
+        <w:tc>
+          <w:tcPr>
+            <w:tcW w:w="936" w:type="dxa"/>
+          </w:tcPr>
+          <w:p>
+            <w:r>
+              <w:t>90</w:t>
+            </w:r>
+          </w:p>
+        </w:tc>
+        <w:tc>
+          <w:tcPr>
+            <w:tcW w:w="936" w:type="dxa"/>
+          </w:tcPr>
+          <w:p>
+            <w:r>
+              <w:t>110</w:t>
+            </w:r>
+          </w:p>
+        </w:tc>
+        <w:tc>
+          <w:tcPr>
+            <w:tcW w:w="936" w:type="dxa"/>
+          </w:tcPr>
+          <w:p>
+            <w:r>
+              <w:t>6</w:t>
+            </w:r>
+          </w:p>
+        </w:tc>
+      </w:tr>
+      <w:tr>
+        <w:tc>
+          <w:tcPr>
+            <w:tcW w:w="936" w:type="dxa"/>
+          </w:tcPr>
+          <w:p>
+            <w:proofErr w:type="spellStart"/>
+            <w:r>
+              <w:t>Compresor</w:t>
+            </w:r>
+            <w:proofErr w:type="spellEnd"/>
+          </w:p>
+        </w:tc>
+        <w:tc>
+          <w:tcPr>
+            <w:tcW w:w="936" w:type="dxa"/>
+          </w:tcPr>
+          <w:p>
+            <w:r>
+              <w:t>10 hp</w:t>
+            </w:r>
+          </w:p>
+        </w:tc>
+        <w:tc>
+          <w:tcPr>
+            <w:tcW w:w="936" w:type="dxa"/>
+          </w:tcPr>
+          <w:p>
+            <w:r>
+              <w:t>28</w:t>
+            </w:r>
+          </w:p>
+        </w:tc>
+        <w:tc>
+          <w:tcPr>
+            <w:tcW w:w="936" w:type="dxa"/>
+          </w:tcPr>
+          <w:p>
+            <w:r>
+              <w:t>35</w:t>
+            </w:r>
+          </w:p>
+        </w:tc>
+        <w:tc>
+          <w:tcPr>
+            <w:tcW w:w="936" w:type="dxa"/>
+          </w:tcPr>
+          <w:p>
+            <w:r>
+              <w:t>8</w:t>
+            </w:r>
+          </w:p>
+        </w:tc>
+        <w:tc>
+          <w:tcPr>
+            <w:tcW w:w="936" w:type="dxa"/>
+          </w:tcPr>
+          <w:p>
+            <w:r>
+              <w:t>36.1</w:t>
+            </w:r>
+          </w:p>
+        </w:tc>
+        <w:tc>
+          <w:tcPr>
+            <w:tcW w:w="936" w:type="dxa"/>
+          </w:tcPr>
+          <w:p>
+            <w:r>
+              <w:t>2.77</w:t>
+            </w:r>
+          </w:p>
+        </w:tc>
+        <w:tc>
+          <w:tcPr>
+            <w:tcW w:w="936" w:type="dxa"/>
+          </w:tcPr>
+          <w:p>
+            <w:r>
+              <w:t>54</w:t>
+            </w:r>
+          </w:p>
+        </w:tc>
+        <w:tc>
+          <w:tcPr>
+            <w:tcW w:w="936" w:type="dxa"/>
+          </w:tcPr>
+          <w:p>
+            <w:r>
+              <w:t>70</w:t>
+            </w:r>
+          </w:p>
+        </w:tc>
+        <w:tc>
+          <w:tcPr>
+            <w:tcW w:w="936" w:type="dxa"/>
+          </w:tcPr>
+          <w:p>
+            <w:r>
+              <w:t>8</w:t>
+            </w:r>
+          </w:p>
+        </w:tc>
+      </w:tr>
+      <w:tr>
+        <w:tc>
+          <w:tcPr>
+            <w:tcW w:w="936" w:type="dxa"/>
+          </w:tcPr>
+          <w:p>
+            <w:r>
+              <w:t xml:space="preserve">Bomba de </w:t>
+            </w:r>
+            <w:proofErr w:type="spellStart"/>
+            <w:r>
+              <w:t>agua</w:t>
+            </w:r>
+            <w:proofErr w:type="spellEnd"/>
+            <w:r>
+              <w:t xml:space="preserve"> 1</w:t>
+            </w:r>
+          </w:p>
+        </w:tc>
+        <w:tc>
+          <w:tcPr>
+            <w:tcW w:w="936" w:type="dxa"/>
+          </w:tcPr>
+          <w:p>
+            <w:r>
+              <w:t>7.5 hp</w:t>
+            </w:r>
+          </w:p>
+        </w:tc>
+        <w:tc>
+          <w:tcPr>
+            <w:tcW w:w="936" w:type="dxa"/>
+          </w:tcPr>
+          <w:p>
+            <w:r>
+              <w:t>22</w:t>
+            </w:r>
+          </w:p>
+        </w:tc>
+        <w:tc>
+          <w:tcPr>
+            <w:tcW w:w="936" w:type="dxa"/>
+          </w:tcPr>
+          <w:p>
+            <w:r>
+              <w:t>27.5</w:t>
+            </w:r>
+          </w:p>
+        </w:tc>
+        <w:tc>
+          <w:tcPr>
+            <w:tcW w:w="936" w:type="dxa"/>
+          </w:tcPr>
+          <w:p>
+            <w:r>
+              <w:t>8</w:t>
+            </w:r>
+          </w:p>
+        </w:tc>
+        <w:tc>
+          <w:tcPr>
+            <w:tcW w:w="936" w:type="dxa"/>
+          </w:tcPr>
+          <w:p>
+            <w:r>
+              <w:t>36.1</w:t>
+            </w:r>
+          </w:p>
+        </w:tc>
+        <w:tc>
+          <w:tcPr>
+            <w:tcW w:w="936" w:type="dxa"/>
+          </w:tcPr>
+          <w:p>
+            <w:r>
+              <w:t>2.17</w:t>
+            </w:r>
+          </w:p>
+        </w:tc>
+        <w:tc>
+          <w:tcPr>
+            <w:tcW w:w="936" w:type="dxa"/>
+          </w:tcPr>
+          <w:p>
+            <w:r>
+              <w:t>69</w:t>
+            </w:r>
+          </w:p>
+        </w:tc>
+        <w:tc>
+          <w:tcPr>
+            <w:tcW w:w="936" w:type="dxa"/>
+          </w:tcPr>
+          <w:p>
+            <w:r>
+              <w:t>60</w:t>
+            </w:r>
+          </w:p>
+        </w:tc>
+        <w:tc>
+          <w:tcPr>
+            <w:tcW w:w="936" w:type="dxa"/>
+          </w:tcPr>
+          <w:p>
+            <w:r>
+              <w:t>10</w:t>
+            </w:r>
+          </w:p>
+        </w:tc>
+      </w:tr>
+      <w:tr>
+        <w:tc>
+          <w:tcPr>
+            <w:tcW w:w="936" w:type="dxa"/>
+          </w:tcPr>
+          <w:p>
+            <w:r>
+              <w:t xml:space="preserve">Bomba de </w:t>
+            </w:r>
+            <w:proofErr w:type="spellStart"/>
+            <w:r>
+              <w:t>agua</w:t>
+            </w:r>
+            <w:proofErr w:type="spellEnd"/>
+            <w:r>
+              <w:t xml:space="preserve"> 2</w:t>
+            </w:r>
+          </w:p>
+        </w:tc>
+        <w:tc>
+          <w:tcPr>
+            <w:tcW w:w="936" w:type="dxa"/>
+          </w:tcPr>
+          <w:p>
+            <w:r>
+              <w:t>5 hp</w:t>
+            </w:r>
+          </w:p>
+        </w:tc>
+        <w:tc>
+          <w:tcPr>
+            <w:tcW w:w="936" w:type="dxa"/>
+          </w:tcPr>
+          <w:p>
+            <w:r>
+              <w:t>15.2</w:t>
+            </w:r>
+          </w:p>
+        </w:tc>
+        <w:tc>
+          <w:tcPr>
+            <w:tcW w:w="936" w:type="dxa"/>
+          </w:tcPr>
+          <w:p>
+            <w:r>
+              <w:t>19</w:t>
+            </w:r>
+          </w:p>
+        </w:tc>
+        <w:tc>
+          <w:tcPr>
+            <w:tcW w:w="936" w:type="dxa"/>
+          </w:tcPr>
+          <w:p>
+            <w:r>
+              <w:t>10 (</w:t>
+            </w:r>
+            <w:proofErr w:type="spellStart"/>
+            <w:r>
+              <w:t>por</w:t>
+            </w:r>
+            <w:proofErr w:type="spellEnd"/>
+            <w:r>
+              <w:t xml:space="preserve"> </w:t>
+            </w:r>
+            <w:proofErr w:type="spellStart"/>
+            <w:r>
+              <w:t>caída</w:t>
+            </w:r>
+            <w:proofErr w:type="spellEnd"/>
+            <w:r>
+              <w:t xml:space="preserve"> de </w:t>
+            </w:r>
+            <w:proofErr w:type="spellStart"/>
+            <w:r>
+              <w:t>tensión</w:t>
+            </w:r>
+            <w:proofErr w:type="spellEnd"/>
+            <w:r>
+              <w:t>)</w:t>
+            </w:r>
+          </w:p>
+        </w:tc>
+        <w:tc>
+          <w:tcPr>
+            <w:tcW w:w="936" w:type="dxa"/>
+          </w:tcPr>
+          <w:p>
+            <w:r>
+              <w:t>26.2</w:t>
+            </w:r>
+          </w:p>
+        </w:tc>
+        <w:tc>
+          <w:tcPr>
+            <w:tcW w:w="936" w:type="dxa"/>
+          </w:tcPr>
+          <w:p>
+            <w:r>
+              <w:t>2.38</w:t>
+            </w:r>
+          </w:p>
+        </w:tc>
+        <w:tc>
+          <w:tcPr>
+            <w:tcW w:w="936" w:type="dxa"/>
+          </w:tcPr>
+          <w:p>
+            <w:r>
+              <w:t>63</w:t>
+            </w:r>
+          </w:p>
+        </w:tc>
+        <w:tc>
+          <w:tcPr>
+            <w:tcW w:w="936" w:type="dxa"/>
+          </w:tcPr>
+          <w:p>
+            <w:r>
+              <w:t>40</w:t>
+            </w:r>
+          </w:p>
+        </w:tc>
+        <w:tc>
+          <w:tcPr>
+            <w:tcW w:w="936" w:type="dxa"/>
+          </w:tcPr>
+          <w:p>
+            <w:r>
+              <w:t>10</w:t>
+            </w:r>
+          </w:p>
+        </w:tc>
+      </w:tr>
+      <w:tr>
+        <w:tc>
+          <w:tcPr>
+            <w:tcW w:w="936" w:type="dxa"/>
+          </w:tcPr>
+          <w:p>
+            <w:proofErr w:type="spellStart"/>
+            <w:r>
+              <w:t>Vibrador</w:t>
+            </w:r>
+            <w:proofErr w:type="spellEnd"/>
+          </w:p>
+        </w:tc>
+        <w:tc>
+          <w:tcPr>
+            <w:tcW w:w="936" w:type="dxa"/>
+          </w:tcPr>
+          <w:p>
+            <w:r>
+              <w:t>1 hp</w:t>
+            </w:r>
+          </w:p>
+        </w:tc>
+        <w:tc>
+          <w:tcPr>
+            <w:tcW w:w="936" w:type="dxa"/>
+          </w:tcPr>
+          <w:p>
+            <w:r>
+              <w:t>4.2</w:t>
+            </w:r>
+          </w:p>
+        </w:tc>
+        <w:tc>
+          <w:tcPr>
+            <w:tcW w:w="936" w:type="dxa"/>
+          </w:tcPr>
+          <w:p>
+            <w:r>
+              <w:t>5.25</w:t>
+            </w:r>
+          </w:p>
+        </w:tc>
+        <w:tc>
+          <w:tcPr>
+            <w:tcW w:w="936" w:type="dxa"/>
+          </w:tcPr>
+          <w:p>
+            <w:r>
+              <w:t>14</w:t>
+            </w:r>
+          </w:p>
+        </w:tc>
+        <w:tc>
+          <w:tcPr>
+            <w:tcW w:w="936" w:type="dxa"/>
+          </w:tcPr>
+          <w:p>
+            <w:r>
+              <w:t>16.4</w:t>
+            </w:r>
+          </w:p>
+        </w:tc>
+        <w:tc>
+          <w:tcPr>
+            <w:tcW w:w="936" w:type="dxa"/>
+          </w:tcPr>
+          <w:p>
+            <w:r>
+              <w:t>1.67</w:t>
+            </w:r>
+          </w:p>
+        </w:tc>
+        <w:tc>
+          <w:tcPr>
+            <w:tcW w:w="936" w:type="dxa"/>
+          </w:tcPr>
+          <w:p>
+            <w:r>
+              <w:t>90</w:t>
+            </w:r>
+          </w:p>
+        </w:tc>
+        <w:tc>
+          <w:tcPr>
+            <w:tcW w:w="936" w:type="dxa"/>
+          </w:tcPr>
+          <w:p>
+            <w:r>
+              <w:t>15</w:t>
+            </w:r>
+          </w:p>
+        </w:tc>
+        <w:tc>
+          <w:tcPr>
+            <w:tcW w:w="936" w:type="dxa"/>
+          </w:tcPr>
+          <w:p>
+            <w:r>
+              <w:t>14</w:t>
+            </w:r>
+          </w:p>
+        </w:tc>
+      </w:tr>
+      <w:tr>
+        <w:tc>
+          <w:tcPr>
+            <w:tcW w:w="936" w:type="dxa"/>
+          </w:tcPr>
+          <w:p>
+            <w:proofErr w:type="spellStart"/>
+            <w:r>
+              <w:rPr>
+                <w:b/>
+              </w:rPr>
+              <w:t>Alimentador</w:t>
+            </w:r>
+            <w:proofErr w:type="spellEnd"/>
+            <w:r>
+              <w:rPr>
+                <w:b/>
+              </w:rPr>
+              <w:t xml:space="preserve"> general</w:t>
+            </w:r>
+          </w:p>
+        </w:tc>
+        <w:tc>
+          <w:tcPr>
+            <w:tcW w:w="936" w:type="dxa"/>
+          </w:tcPr>
+          <w:p>
+            <w:r>
+              <w:t>68.5 hp</w:t>
+            </w:r>
+          </w:p>
+        </w:tc>
+        <w:tc>
+          <w:tcPr>
+            <w:tcW w:w="936" w:type="dxa"/>
+          </w:tcPr>
+          <w:p>
+            <w:r>
+              <w:t>195.4 (</w:t>
+            </w:r>
+            <w:proofErr w:type="spellStart"/>
+            <w:r>
+              <w:t>suma</w:t>
+            </w:r>
+            <w:proofErr w:type="spellEnd"/>
+            <w:r>
+              <w:t>)</w:t>
+            </w:r>
+          </w:p>
+        </w:tc>
+        <w:tc>
+          <w:tcPr>
+            <w:tcW w:w="936" w:type="dxa"/>
+          </w:tcPr>
+          <w:p>
+            <w:r>
+              <w:t>205.9</w:t>
+            </w:r>
+          </w:p>
+        </w:tc>
+        <w:tc>
+          <w:tcPr>
+            <w:tcW w:w="936" w:type="dxa"/>
+          </w:tcPr>
+          <w:p>
+            <w:r>
+              <w:rPr>
+                <w:b/>
+              </w:rPr>
+              <w:t>4/0</w:t>
+            </w:r>
+          </w:p>
+        </w:tc>
+        <w:tc>
+          <w:tcPr>
+            <w:tcW w:w="936" w:type="dxa"/>
+          </w:tcPr>
+          <w:p>
+            <w:r>
+              <w:t>213.2</w:t>
+            </w:r>
+          </w:p>
+        </w:tc>
+        <w:tc>
+          <w:tcPr>
+            <w:tcW w:w="936" w:type="dxa"/>
+          </w:tcPr>
+          <w:p>
+            <w:r>
+              <w:t>0.92 (a 30 m)</w:t>
+            </w:r>
+          </w:p>
+        </w:tc>
+        <w:tc>
+          <w:tcPr>
+            <w:tcW w:w="936" w:type="dxa"/>
+          </w:tcPr>
+          <w:p>
+            <w:r>
+              <w:t>98</w:t>
+            </w:r>
+          </w:p>
+        </w:tc>
+        <w:tc>
+          <w:tcPr>
+            <w:tcW w:w="936" w:type="dxa"/>
+          </w:tcPr>
+          <w:p>
+            <w:r>
+              <w:t>250</w:t>
+            </w:r>
+          </w:p>
+        </w:tc>
+        <w:tc>
+          <w:tcPr>
+            <w:tcW w:w="936" w:type="dxa"/>
+          </w:tcPr>
+          <w:p>
+            <w:r>
+              <w:t>4</w:t>
+            </w:r>
+          </w:p>
+        </w:tc>
+      </w:tr>
+    </w:tbl>
+    <w:p>
+      <w:pPr>
+        <w:rPr>
+          <w:lang w:val="es-MX"/>
+        </w:rPr>
+      </w:pPr>
+      <w:r>
+        <w:rPr>
+          <w:i/>
+          <w:lang w:val="es-MX"/>
+        </w:rPr>
+        <w:t>Supuestos: 220 V trifásico, 60 Hz; cobre de 90 °C; ambiente de 50 °C; terminales a 60 °C (hasta 100 A) y 75 °C (más de 100 A); derivados con máximo dos circuitos por canalización; distancias de 50 m (derivados) y 30 m (alimentador); arranque directo con todos los motores operando a la vez. Corrientes de la tabla 430-250 (columna de 230 V). Caída de tensión total en el peor caso: 3.69 % (límite 5 %).</w:t>
       </w:r>
     </w:p>
     <w:sectPr>
       <w:pgSz w:w="12240" w:h="15840"/>
       <w:pgMar w:top="1440" w:right="1440" w:bottom="1440" w:left="1440" w:header="720" w:footer="720" w:gutter="0"/>
+      <w:cols w:space="720"/>
     </w:sectPr>
   </w:body>
 </w:document>
 </file>
 
 <file path=word/numbering.xml><?xml version="1.0" encoding="utf-8"?>
-<w:numbering xmlns:w="http://schemas.openxmlformats.org/wordprocessingml/2006/main">
-  <w:abstractNum w:abstractNumId="0">
+<w:numbering xmlns:wpc="http://schemas.microsoft.com/office/word/2010/wordprocessingCanvas" xmlns:cx="http://schemas.microsoft.com/office/drawing/2014/chartex" xmlns:cx1="http://schemas.microsoft.com/office/drawing/2015/9/8/chartex" xmlns:cx2="http://schemas.microsoft.com/office/drawing/2015/10/21/chartex" xmlns:cx3="http://schemas.microsoft.com/office/drawing/2016/5/9/chartex" xmlns:cx4="http://schemas.microsoft.com/office/drawing/2016/5/10/chartex" xmlns:cx5="http://schemas.microsoft.com/office/drawing/2016/5/11/chartex" xmlns:cx6="http://schemas.microsoft.com/office/drawing/2016/5/12/chartex" xmlns:cx7="http://schemas.microsoft.com/office/drawing/2016/5/13/chartex" xmlns:cx8="http://schemas.microsoft.com/office/drawing/2016/5/14/chartex" xmlns:mc="http://schemas.openxmlformats.org/markup-compatibility/2006" xmlns:aink="http://schemas.microsoft.com/office/drawing/2016/ink" xmlns:am3d="http://schemas.microsoft.com/office/drawing/2017/model3d" xmlns:o="urn:schemas-microsoft-com:office:office" xmlns:oel="http://schemas.microsoft.com/office/2019/extlst" xmlns:r="http://schemas.openxmlformats.org/officeDocument/2006/relationships" xmlns:m="http://schemas.openxmlformats.org/officeDocument/2006/math" xmlns:v="urn:schemas-microsoft-com:vml" xmlns:wp14="http://schemas.microsoft.com/office/word/2010/wordprocessingDrawing" xmlns:wp="http://schemas.openxmlformats.org/drawingml/2006/wordprocessingDrawing" xmlns:w10="urn:schemas-microsoft-com:office:word" xmlns:w="http://schemas.openxmlformats.org/wordprocessingml/2006/main" xmlns:w14="http://schemas.microsoft.com/office/word/2010/wordml" xmlns:w15="http://schemas.microsoft.com/office/word/2012/wordml" xmlns:w16cex="http://schemas.microsoft.com/office/word/2018/wordml/cex" xmlns:w16cid="http://schemas.microsoft.com/office/word/2016/wordml/cid" xmlns:w16="http://schemas.microsoft.com/office/word/2018/wordml" xmlns:w16du="http://schemas.microsoft.com/office/word/2023/wordml/word16du" xmlns:w16sdtdh="http://schemas.microsoft.com/office/word/2020/wordml/sdtdatahash" xmlns:w16sdtfl="http://schemas.microsoft.com/office/word/2024/wordml/sdtformatlock" xmlns:w16se="http://schemas.microsoft.com/office/word/2015/wordml/symex" xmlns:wpg="http://schemas.microsoft.com/office/word/2010/wordprocessingGroup" xmlns:wpi="http://schemas.microsoft.com/office/word/2010/wordprocessingInk" xmlns:wne="http://schemas.microsoft.com/office/word/2006/wordml" xmlns:wps="http://schemas.microsoft.com/office/word/2010/wordprocessingShape" mc:Ignorable="w14 w15 w16se w16cid w16 w16cex w16sdtdh w16sdtfl w16du wp14">
+  <w:abstractNum w:abstractNumId="0" w15:restartNumberingAfterBreak="0">
+    <w:nsid w:val="342075EC"/>
     <w:multiLevelType w:val="hybridMultilevel"/>
-    <w:lvl w:ilvl="0">
+    <w:tmpl w:val="203E486C"/>
+    <w:lvl w:ilvl="0" w:tplc="CBB80D60">
       <w:start w:val="1"/>
       <w:numFmt w:val="bullet"/>
       <w:lvlText w:val="•"/>
@@ -432,7 +4089,7 @@
         <w:ind w:left="720" w:hanging="360"/>
       </w:pPr>
     </w:lvl>
-    <w:lvl w:ilvl="1">
+    <w:lvl w:ilvl="1" w:tplc="981034BE">
       <w:start w:val="1"/>
       <w:numFmt w:val="bullet"/>
       <w:lvlText w:val="o"/>
@@ -441,7 +4098,7 @@
         <w:ind w:left="1440" w:hanging="360"/>
       </w:pPr>
     </w:lvl>
-    <w:lvl w:ilvl="2">
+    <w:lvl w:ilvl="2" w:tplc="C56A2F86">
       <w:start w:val="1"/>
       <w:numFmt w:val="bullet"/>
       <w:lvlText w:val="▪"/>
@@ -450,7 +4107,7 @@
         <w:ind w:left="2160" w:hanging="360"/>
       </w:pPr>
     </w:lvl>
-    <w:lvl w:ilvl="3">
+    <w:lvl w:ilvl="3" w:tplc="7076DA88">
       <w:start w:val="1"/>
       <w:numFmt w:val="bullet"/>
       <w:lvlText w:val="•"/>
@@ -459,7 +4116,7 @@
         <w:ind w:left="2880" w:hanging="360"/>
       </w:pPr>
     </w:lvl>
-    <w:lvl w:ilvl="4">
+    <w:lvl w:ilvl="4" w:tplc="54FCC784">
       <w:start w:val="1"/>
       <w:numFmt w:val="bullet"/>
       <w:lvlText w:val="o"/>
@@ -468,7 +4125,7 @@
         <w:ind w:left="3600" w:hanging="360"/>
       </w:pPr>
     </w:lvl>
-    <w:lvl w:ilvl="5">
+    <w:lvl w:ilvl="5" w:tplc="9FE0CD86">
       <w:start w:val="1"/>
       <w:numFmt w:val="bullet"/>
       <w:lvlText w:val="▪"/>
@@ -477,7 +4134,7 @@
         <w:ind w:left="4320" w:hanging="360"/>
       </w:pPr>
     </w:lvl>
-    <w:lvl w:ilvl="6">
+    <w:lvl w:ilvl="6" w:tplc="23302FCA">
       <w:start w:val="1"/>
       <w:numFmt w:val="bullet"/>
       <w:lvlText w:val="•"/>
@@ -486,7 +4143,7 @@
         <w:ind w:left="5040" w:hanging="360"/>
       </w:pPr>
     </w:lvl>
-    <w:lvl w:ilvl="7">
+    <w:lvl w:ilvl="7" w:tplc="A1468C02">
       <w:start w:val="1"/>
       <w:numFmt w:val="bullet"/>
       <w:lvlText w:val="o"/>
@@ -495,7 +4152,7 @@
         <w:ind w:left="5760" w:hanging="360"/>
       </w:pPr>
     </w:lvl>
-    <w:lvl w:ilvl="8">
+    <w:lvl w:ilvl="8" w:tplc="B7E8F63E">
       <w:start w:val="1"/>
       <w:numFmt w:val="bullet"/>
       <w:lvlText w:val="▪"/>
@@ -505,9 +4162,97 @@
       </w:pPr>
     </w:lvl>
   </w:abstractNum>
-  <w:abstractNum w:abstractNumId="1">
+  <w:abstractNum w:abstractNumId="1" w15:restartNumberingAfterBreak="0">
+    <w:nsid w:val="3D0D50A5"/>
     <w:multiLevelType w:val="hybridMultilevel"/>
-    <w:lvl w:ilvl="0">
+    <w:tmpl w:val="01C2AD92"/>
+    <w:lvl w:ilvl="0" w:tplc="467EC73C">
+      <w:start w:val="1"/>
+      <w:numFmt w:val="bullet"/>
+      <w:lvlText w:val="•"/>
+      <w:lvlJc w:val="left"/>
+      <w:pPr>
+        <w:ind w:left="720" w:hanging="360"/>
+      </w:pPr>
+    </w:lvl>
+    <w:lvl w:ilvl="1" w:tplc="0600828A">
+      <w:start w:val="1"/>
+      <w:numFmt w:val="bullet"/>
+      <w:lvlText w:val="o"/>
+      <w:lvlJc w:val="left"/>
+      <w:pPr>
+        <w:ind w:left="1440" w:hanging="360"/>
+      </w:pPr>
+    </w:lvl>
+    <w:lvl w:ilvl="2" w:tplc="8ADEE4F6">
+      <w:start w:val="1"/>
+      <w:numFmt w:val="bullet"/>
+      <w:lvlText w:val="▪"/>
+      <w:lvlJc w:val="left"/>
+      <w:pPr>
+        <w:ind w:left="2160" w:hanging="360"/>
+      </w:pPr>
+    </w:lvl>
+    <w:lvl w:ilvl="3" w:tplc="334A2CC8">
+      <w:start w:val="1"/>
+      <w:numFmt w:val="bullet"/>
+      <w:lvlText w:val="•"/>
+      <w:lvlJc w:val="left"/>
+      <w:pPr>
+        <w:ind w:left="2880" w:hanging="360"/>
+      </w:pPr>
+    </w:lvl>
+    <w:lvl w:ilvl="4" w:tplc="5754C378">
+      <w:start w:val="1"/>
+      <w:numFmt w:val="bullet"/>
+      <w:lvlText w:val="o"/>
+      <w:lvlJc w:val="left"/>
+      <w:pPr>
+        <w:ind w:left="3600" w:hanging="360"/>
+      </w:pPr>
+    </w:lvl>
+    <w:lvl w:ilvl="5" w:tplc="84D69F0E">
+      <w:start w:val="1"/>
+      <w:numFmt w:val="bullet"/>
+      <w:lvlText w:val="▪"/>
+      <w:lvlJc w:val="left"/>
+      <w:pPr>
+        <w:ind w:left="4320" w:hanging="360"/>
+      </w:pPr>
+    </w:lvl>
+    <w:lvl w:ilvl="6" w:tplc="5A54E44A">
+      <w:start w:val="1"/>
+      <w:numFmt w:val="bullet"/>
+      <w:lvlText w:val="•"/>
+      <w:lvlJc w:val="left"/>
+      <w:pPr>
+        <w:ind w:left="5040" w:hanging="360"/>
+      </w:pPr>
+    </w:lvl>
+    <w:lvl w:ilvl="7" w:tplc="AFAA803E">
+      <w:start w:val="1"/>
+      <w:numFmt w:val="bullet"/>
+      <w:lvlText w:val="o"/>
+      <w:lvlJc w:val="left"/>
+      <w:pPr>
+        <w:ind w:left="5760" w:hanging="360"/>
+      </w:pPr>
+    </w:lvl>
+    <w:lvl w:ilvl="8" w:tplc="2760F1B0">
+      <w:start w:val="1"/>
+      <w:numFmt w:val="bullet"/>
+      <w:lvlText w:val="▪"/>
+      <w:lvlJc w:val="left"/>
+      <w:pPr>
+        <w:ind w:left="6480" w:hanging="360"/>
+      </w:pPr>
+    </w:lvl>
+  </w:abstractNum>
+  <w:abstractNum w:abstractNumId="2" w15:restartNumberingAfterBreak="0">
+    <w:nsid w:val="3EA21E74"/>
+    <w:multiLevelType w:val="hybridMultilevel"/>
+    <w:tmpl w:val="0EC05B84"/>
+    <w:lvl w:ilvl="0" w:tplc="680AE99C">
       <w:start w:val="1"/>
       <w:numFmt w:val="decimal"/>
       <w:lvlText w:val="%1."/>
@@ -516,7 +4261,7 @@
         <w:ind w:left="720" w:hanging="360"/>
       </w:pPr>
     </w:lvl>
-    <w:lvl w:ilvl="1">
+    <w:lvl w:ilvl="1" w:tplc="91AAB41A">
       <w:start w:val="1"/>
       <w:numFmt w:val="lowerLetter"/>
       <w:lvlText w:val="%2."/>
@@ -525,7 +4270,7 @@
         <w:ind w:left="1440" w:hanging="360"/>
       </w:pPr>
     </w:lvl>
-    <w:lvl w:ilvl="2">
+    <w:lvl w:ilvl="2" w:tplc="00B0976C">
       <w:start w:val="1"/>
       <w:numFmt w:val="lowerRoman"/>
       <w:lvlText w:val="%3."/>
@@ -534,7 +4279,7 @@
         <w:ind w:left="2160" w:hanging="360"/>
       </w:pPr>
     </w:lvl>
-    <w:lvl w:ilvl="3">
+    <w:lvl w:ilvl="3" w:tplc="8D5EB57C">
       <w:start w:val="1"/>
       <w:numFmt w:val="decimal"/>
       <w:lvlText w:val="%4."/>
@@ -543,7 +4288,7 @@
         <w:ind w:left="2880" w:hanging="360"/>
       </w:pPr>
     </w:lvl>
-    <w:lvl w:ilvl="4">
+    <w:lvl w:ilvl="4" w:tplc="E3FE244C">
       <w:start w:val="1"/>
       <w:numFmt w:val="lowerLetter"/>
       <w:lvlText w:val="%5."/>
@@ -552,7 +4297,7 @@
         <w:ind w:left="3600" w:hanging="360"/>
       </w:pPr>
     </w:lvl>
-    <w:lvl w:ilvl="5">
+    <w:lvl w:ilvl="5" w:tplc="ED78CA8A">
       <w:start w:val="1"/>
       <w:numFmt w:val="lowerRoman"/>
       <w:lvlText w:val="%6."/>
@@ -561,7 +4306,7 @@
         <w:ind w:left="4320" w:hanging="360"/>
       </w:pPr>
     </w:lvl>
-    <w:lvl w:ilvl="6">
+    <w:lvl w:ilvl="6" w:tplc="9D9E52E4">
       <w:start w:val="1"/>
       <w:numFmt w:val="decimal"/>
       <w:lvlText w:val="%7."/>
@@ -570,7 +4315,7 @@
         <w:ind w:left="5040" w:hanging="360"/>
       </w:pPr>
     </w:lvl>
-    <w:lvl w:ilvl="7">
+    <w:lvl w:ilvl="7" w:tplc="7BA007BA">
       <w:start w:val="1"/>
       <w:numFmt w:val="lowerLetter"/>
       <w:lvlText w:val="%8."/>
@@ -579,7 +4324,7 @@
         <w:ind w:left="5760" w:hanging="360"/>
       </w:pPr>
     </w:lvl>
-    <w:lvl w:ilvl="8">
+    <w:lvl w:ilvl="8" w:tplc="D23CE2A2">
       <w:start w:val="1"/>
       <w:numFmt w:val="lowerRoman"/>
       <w:lvlText w:val="%9."/>
@@ -589,30 +4334,375 @@
       </w:pPr>
     </w:lvl>
   </w:abstractNum>
-  <w:num w:numId="1">
+  <w:abstractNum w:abstractNumId="3" w15:restartNumberingAfterBreak="0">
+    <w:nsid w:val="4C5B10C7"/>
+    <w:multiLevelType w:val="hybridMultilevel"/>
+    <w:tmpl w:val="A09AD9B2"/>
+    <w:lvl w:ilvl="0" w:tplc="289C4EBE">
+      <w:start w:val="1"/>
+      <w:numFmt w:val="bullet"/>
+      <w:lvlText w:val="•"/>
+      <w:lvlJc w:val="left"/>
+      <w:pPr>
+        <w:ind w:left="720" w:hanging="360"/>
+      </w:pPr>
+    </w:lvl>
+    <w:lvl w:ilvl="1" w:tplc="35A42A26">
+      <w:start w:val="1"/>
+      <w:numFmt w:val="bullet"/>
+      <w:lvlText w:val="o"/>
+      <w:lvlJc w:val="left"/>
+      <w:pPr>
+        <w:ind w:left="1440" w:hanging="360"/>
+      </w:pPr>
+    </w:lvl>
+    <w:lvl w:ilvl="2" w:tplc="57DCF0E8">
+      <w:start w:val="1"/>
+      <w:numFmt w:val="bullet"/>
+      <w:lvlText w:val="▪"/>
+      <w:lvlJc w:val="left"/>
+      <w:pPr>
+        <w:ind w:left="2160" w:hanging="360"/>
+      </w:pPr>
+    </w:lvl>
+    <w:lvl w:ilvl="3" w:tplc="8D0C968A">
+      <w:start w:val="1"/>
+      <w:numFmt w:val="bullet"/>
+      <w:lvlText w:val="•"/>
+      <w:lvlJc w:val="left"/>
+      <w:pPr>
+        <w:ind w:left="2880" w:hanging="360"/>
+      </w:pPr>
+    </w:lvl>
+    <w:lvl w:ilvl="4" w:tplc="8FDA423E">
+      <w:start w:val="1"/>
+      <w:numFmt w:val="bullet"/>
+      <w:lvlText w:val="o"/>
+      <w:lvlJc w:val="left"/>
+      <w:pPr>
+        <w:ind w:left="3600" w:hanging="360"/>
+      </w:pPr>
+    </w:lvl>
+    <w:lvl w:ilvl="5" w:tplc="D4FC428A">
+      <w:start w:val="1"/>
+      <w:numFmt w:val="bullet"/>
+      <w:lvlText w:val="▪"/>
+      <w:lvlJc w:val="left"/>
+      <w:pPr>
+        <w:ind w:left="4320" w:hanging="360"/>
+      </w:pPr>
+    </w:lvl>
+    <w:lvl w:ilvl="6" w:tplc="30CC7F76">
+      <w:start w:val="1"/>
+      <w:numFmt w:val="bullet"/>
+      <w:lvlText w:val="•"/>
+      <w:lvlJc w:val="left"/>
+      <w:pPr>
+        <w:ind w:left="5040" w:hanging="360"/>
+      </w:pPr>
+    </w:lvl>
+    <w:lvl w:ilvl="7" w:tplc="6CF69D3A">
+      <w:start w:val="1"/>
+      <w:numFmt w:val="bullet"/>
+      <w:lvlText w:val="o"/>
+      <w:lvlJc w:val="left"/>
+      <w:pPr>
+        <w:ind w:left="5760" w:hanging="360"/>
+      </w:pPr>
+    </w:lvl>
+    <w:lvl w:ilvl="8" w:tplc="53AEC052">
+      <w:start w:val="1"/>
+      <w:numFmt w:val="bullet"/>
+      <w:lvlText w:val="▪"/>
+      <w:lvlJc w:val="left"/>
+      <w:pPr>
+        <w:ind w:left="6480" w:hanging="360"/>
+      </w:pPr>
+    </w:lvl>
+  </w:abstractNum>
+  <w:abstractNum w:abstractNumId="4" w15:restartNumberingAfterBreak="0">
+    <w:nsid w:val="5F586E71"/>
+    <w:multiLevelType w:val="hybridMultilevel"/>
+    <w:tmpl w:val="52F862F4"/>
+    <w:lvl w:ilvl="0" w:tplc="8860435C">
+      <w:start w:val="1"/>
+      <w:numFmt w:val="decimal"/>
+      <w:lvlText w:val="%1."/>
+      <w:lvlJc w:val="left"/>
+      <w:pPr>
+        <w:ind w:left="720" w:hanging="360"/>
+      </w:pPr>
+    </w:lvl>
+    <w:lvl w:ilvl="1" w:tplc="6B422832">
+      <w:start w:val="1"/>
+      <w:numFmt w:val="lowerLetter"/>
+      <w:lvlText w:val="%2."/>
+      <w:lvlJc w:val="left"/>
+      <w:pPr>
+        <w:ind w:left="1440" w:hanging="360"/>
+      </w:pPr>
+    </w:lvl>
+    <w:lvl w:ilvl="2" w:tplc="6D141DEC">
+      <w:start w:val="1"/>
+      <w:numFmt w:val="lowerRoman"/>
+      <w:lvlText w:val="%3."/>
+      <w:lvlJc w:val="left"/>
+      <w:pPr>
+        <w:ind w:left="2160" w:hanging="360"/>
+      </w:pPr>
+    </w:lvl>
+    <w:lvl w:ilvl="3" w:tplc="3DC89600">
+      <w:start w:val="1"/>
+      <w:numFmt w:val="decimal"/>
+      <w:lvlText w:val="%4."/>
+      <w:lvlJc w:val="left"/>
+      <w:pPr>
+        <w:ind w:left="2880" w:hanging="360"/>
+      </w:pPr>
+    </w:lvl>
+    <w:lvl w:ilvl="4" w:tplc="05D62D84">
+      <w:start w:val="1"/>
+      <w:numFmt w:val="lowerLetter"/>
+      <w:lvlText w:val="%5."/>
+      <w:lvlJc w:val="left"/>
+      <w:pPr>
+        <w:ind w:left="3600" w:hanging="360"/>
+      </w:pPr>
+    </w:lvl>
+    <w:lvl w:ilvl="5" w:tplc="9CD8A502">
+      <w:start w:val="1"/>
+      <w:numFmt w:val="lowerRoman"/>
+      <w:lvlText w:val="%6."/>
+      <w:lvlJc w:val="left"/>
+      <w:pPr>
+        <w:ind w:left="4320" w:hanging="360"/>
+      </w:pPr>
+    </w:lvl>
+    <w:lvl w:ilvl="6" w:tplc="C0B444DA">
+      <w:start w:val="1"/>
+      <w:numFmt w:val="decimal"/>
+      <w:lvlText w:val="%7."/>
+      <w:lvlJc w:val="left"/>
+      <w:pPr>
+        <w:ind w:left="5040" w:hanging="360"/>
+      </w:pPr>
+    </w:lvl>
+    <w:lvl w:ilvl="7" w:tplc="C70E1848">
+      <w:start w:val="1"/>
+      <w:numFmt w:val="lowerLetter"/>
+      <w:lvlText w:val="%8."/>
+      <w:lvlJc w:val="left"/>
+      <w:pPr>
+        <w:ind w:left="5760" w:hanging="360"/>
+      </w:pPr>
+    </w:lvl>
+    <w:lvl w:ilvl="8" w:tplc="D7DE05EE">
+      <w:start w:val="1"/>
+      <w:numFmt w:val="lowerRoman"/>
+      <w:lvlText w:val="%9."/>
+      <w:lvlJc w:val="left"/>
+      <w:pPr>
+        <w:ind w:left="6480" w:hanging="360"/>
+      </w:pPr>
+    </w:lvl>
+  </w:abstractNum>
+  <w:abstractNum w:abstractNumId="5" w15:restartNumberingAfterBreak="0">
+    <w:nsid w:val="71051044"/>
+    <w:multiLevelType w:val="hybridMultilevel"/>
+    <w:tmpl w:val="7158D836"/>
+    <w:lvl w:ilvl="0" w:tplc="3C30609A">
+      <w:start w:val="1"/>
+      <w:numFmt w:val="decimal"/>
+      <w:lvlText w:val="%1."/>
+      <w:lvlJc w:val="left"/>
+      <w:pPr>
+        <w:ind w:left="720" w:hanging="360"/>
+      </w:pPr>
+    </w:lvl>
+    <w:lvl w:ilvl="1" w:tplc="7EECB304">
+      <w:start w:val="1"/>
+      <w:numFmt w:val="lowerLetter"/>
+      <w:lvlText w:val="%2."/>
+      <w:lvlJc w:val="left"/>
+      <w:pPr>
+        <w:ind w:left="1440" w:hanging="360"/>
+      </w:pPr>
+    </w:lvl>
+    <w:lvl w:ilvl="2" w:tplc="24B21308">
+      <w:start w:val="1"/>
+      <w:numFmt w:val="lowerRoman"/>
+      <w:lvlText w:val="%3."/>
+      <w:lvlJc w:val="left"/>
+      <w:pPr>
+        <w:ind w:left="2160" w:hanging="360"/>
+      </w:pPr>
+    </w:lvl>
+    <w:lvl w:ilvl="3" w:tplc="98A44130">
+      <w:start w:val="1"/>
+      <w:numFmt w:val="decimal"/>
+      <w:lvlText w:val="%4."/>
+      <w:lvlJc w:val="left"/>
+      <w:pPr>
+        <w:ind w:left="2880" w:hanging="360"/>
+      </w:pPr>
+    </w:lvl>
+    <w:lvl w:ilvl="4" w:tplc="3C9814F4">
+      <w:start w:val="1"/>
+      <w:numFmt w:val="lowerLetter"/>
+      <w:lvlText w:val="%5."/>
+      <w:lvlJc w:val="left"/>
+      <w:pPr>
+        <w:ind w:left="3600" w:hanging="360"/>
+      </w:pPr>
+    </w:lvl>
+    <w:lvl w:ilvl="5" w:tplc="45D0B97E">
+      <w:start w:val="1"/>
+      <w:numFmt w:val="lowerRoman"/>
+      <w:lvlText w:val="%6."/>
+      <w:lvlJc w:val="left"/>
+      <w:pPr>
+        <w:ind w:left="4320" w:hanging="360"/>
+      </w:pPr>
+    </w:lvl>
+    <w:lvl w:ilvl="6" w:tplc="B7CEE314">
+      <w:start w:val="1"/>
+      <w:numFmt w:val="decimal"/>
+      <w:lvlText w:val="%7."/>
+      <w:lvlJc w:val="left"/>
+      <w:pPr>
+        <w:ind w:left="5040" w:hanging="360"/>
+      </w:pPr>
+    </w:lvl>
+    <w:lvl w:ilvl="7" w:tplc="1946F826">
+      <w:start w:val="1"/>
+      <w:numFmt w:val="lowerLetter"/>
+      <w:lvlText w:val="%8."/>
+      <w:lvlJc w:val="left"/>
+      <w:pPr>
+        <w:ind w:left="5760" w:hanging="360"/>
+      </w:pPr>
+    </w:lvl>
+    <w:lvl w:ilvl="8" w:tplc="6310B4BA">
+      <w:start w:val="1"/>
+      <w:numFmt w:val="lowerRoman"/>
+      <w:lvlText w:val="%9."/>
+      <w:lvlJc w:val="left"/>
+      <w:pPr>
+        <w:ind w:left="6480" w:hanging="360"/>
+      </w:pPr>
+    </w:lvl>
+  </w:abstractNum>
+  <w:num w:numId="1" w16cid:durableId="737901525">
     <w:abstractNumId w:val="0"/>
   </w:num>
-  <w:num w:numId="2">
-    <w:abstractNumId w:val="1"/>
+  <w:num w:numId="2" w16cid:durableId="1002899905">
+    <w:abstractNumId w:val="2"/>
     <w:lvlOverride w:ilvl="0">
       <w:startOverride w:val="1"/>
     </w:lvlOverride>
   </w:num>
-  <w:num w:numId="3">
+  <w:num w:numId="3" w16cid:durableId="1427071798">
     <w:abstractNumId w:val="0"/>
+  </w:num>
+  <w:num w:numId="4" w16cid:durableId="1709260063">
+    <w:abstractNumId w:val="5"/>
+    <w:lvlOverride w:ilvl="0">
+      <w:startOverride w:val="1"/>
+    </w:lvlOverride>
+    <w:lvlOverride w:ilvl="1">
+      <w:startOverride w:val="1"/>
+    </w:lvlOverride>
+    <w:lvlOverride w:ilvl="2">
+      <w:startOverride w:val="1"/>
+    </w:lvlOverride>
+    <w:lvlOverride w:ilvl="3">
+      <w:startOverride w:val="1"/>
+    </w:lvlOverride>
+    <w:lvlOverride w:ilvl="4">
+      <w:startOverride w:val="1"/>
+    </w:lvlOverride>
+    <w:lvlOverride w:ilvl="5">
+      <w:startOverride w:val="1"/>
+    </w:lvlOverride>
+    <w:lvlOverride w:ilvl="6">
+      <w:startOverride w:val="1"/>
+    </w:lvlOverride>
+    <w:lvlOverride w:ilvl="7">
+      <w:startOverride w:val="1"/>
+    </w:lvlOverride>
+    <w:lvlOverride w:ilvl="8">
+      <w:startOverride w:val="1"/>
+    </w:lvlOverride>
+  </w:num>
+  <w:num w:numId="5" w16cid:durableId="695546202">
+    <w:abstractNumId w:val="1"/>
+    <w:lvlOverride w:ilvl="0"/>
+    <w:lvlOverride w:ilvl="1"/>
+    <w:lvlOverride w:ilvl="2"/>
+    <w:lvlOverride w:ilvl="3"/>
+    <w:lvlOverride w:ilvl="4"/>
+    <w:lvlOverride w:ilvl="5"/>
+    <w:lvlOverride w:ilvl="6"/>
+    <w:lvlOverride w:ilvl="7"/>
+    <w:lvlOverride w:ilvl="8"/>
+  </w:num>
+  <w:num w:numId="6" w16cid:durableId="1189099860">
+    <w:abstractNumId w:val="5"/>
+    <w:lvlOverride w:ilvl="0">
+      <w:startOverride w:val="1"/>
+    </w:lvlOverride>
+    <w:lvlOverride w:ilvl="1">
+      <w:startOverride w:val="1"/>
+    </w:lvlOverride>
+    <w:lvlOverride w:ilvl="2">
+      <w:startOverride w:val="1"/>
+    </w:lvlOverride>
+    <w:lvlOverride w:ilvl="3">
+      <w:startOverride w:val="1"/>
+    </w:lvlOverride>
+    <w:lvlOverride w:ilvl="4">
+      <w:startOverride w:val="1"/>
+    </w:lvlOverride>
+    <w:lvlOverride w:ilvl="5">
+      <w:startOverride w:val="1"/>
+    </w:lvlOverride>
+    <w:lvlOverride w:ilvl="6">
+      <w:startOverride w:val="1"/>
+    </w:lvlOverride>
+    <w:lvlOverride w:ilvl="7">
+      <w:startOverride w:val="1"/>
+    </w:lvlOverride>
+    <w:lvlOverride w:ilvl="8">
+      <w:startOverride w:val="1"/>
+    </w:lvlOverride>
+  </w:num>
+  <w:num w:numId="7" w16cid:durableId="1837914520">
+    <w:abstractNumId w:val="4"/>
+    <w:lvlOverride w:ilvl="0">
+      <w:startOverride w:val="1"/>
+    </w:lvlOverride>
+  </w:num>
+  <w:num w:numId="8" w16cid:durableId="401636850">
+    <w:abstractNumId w:val="3"/>
+  </w:num>
+  <w:num w:numId="9" w16cid:durableId="265508664">
+    <w:abstractNumId w:val="4"/>
+    <w:lvlOverride w:ilvl="0">
+      <w:startOverride w:val="1"/>
+    </w:lvlOverride>
   </w:num>
 </w:numbering>
 </file>
 
 <file path=word/styles.xml><?xml version="1.0" encoding="utf-8"?>
-<w:styles xmlns:w="http://schemas.openxmlformats.org/wordprocessingml/2006/main">
+<w:styles xmlns:mc="http://schemas.openxmlformats.org/markup-compatibility/2006" xmlns:r="http://schemas.openxmlformats.org/officeDocument/2006/relationships" xmlns:w="http://schemas.openxmlformats.org/wordprocessingml/2006/main" xmlns:w14="http://schemas.microsoft.com/office/word/2010/wordml" xmlns:w15="http://schemas.microsoft.com/office/word/2012/wordml" xmlns:w16cex="http://schemas.microsoft.com/office/word/2018/wordml/cex" xmlns:w16cid="http://schemas.microsoft.com/office/word/2016/wordml/cid" xmlns:w16="http://schemas.microsoft.com/office/word/2018/wordml" xmlns:w16du="http://schemas.microsoft.com/office/word/2023/wordml/word16du" xmlns:w16sdtdh="http://schemas.microsoft.com/office/word/2020/wordml/sdtdatahash" xmlns:w16sdtfl="http://schemas.microsoft.com/office/word/2024/wordml/sdtformatlock" xmlns:w16se="http://schemas.microsoft.com/office/word/2015/wordml/symex" mc:Ignorable="w14 w15 w16se w16cid w16 w16cex w16sdtdh w16sdtfl w16du">
   <w:docDefaults>
     <w:rPrDefault>
       <w:rPr>
-        <w:rFonts w:ascii="Calibri" w:hAnsi="Calibri" w:eastAsia="Calibri" w:cs="Calibri"/>
+        <w:rFonts w:ascii="Calibri" w:eastAsia="Calibri" w:hAnsi="Calibri" w:cs="Calibri"/>
         <w:sz w:val="22"/>
         <w:szCs w:val="22"/>
-        <w:lang w:val="en-US"/>
+        <w:lang w:val="en-US" w:eastAsia="en-US" w:bidi="ar-SA"/>
       </w:rPr>
     </w:rPrDefault>
     <w:pPrDefault>
@@ -621,6 +4711,384 @@
       </w:pPr>
     </w:pPrDefault>
   </w:docDefaults>
+  <w:latentStyles w:defLockedState="0" w:defUIPriority="99" w:defSemiHidden="0" w:defUnhideWhenUsed="0" w:defQFormat="0" w:count="376">
+    <w:lsdException w:name="Normal" w:uiPriority="0" w:qFormat="1"/>
+    <w:lsdException w:name="heading 1" w:uiPriority="9" w:qFormat="1"/>
+    <w:lsdException w:name="heading 2" w:semiHidden="1" w:uiPriority="9" w:unhideWhenUsed="1" w:qFormat="1"/>
+    <w:lsdException w:name="heading 3" w:semiHidden="1" w:uiPriority="9" w:unhideWhenUsed="1" w:qFormat="1"/>
+    <w:lsdException w:name="heading 4" w:semiHidden="1" w:uiPriority="9" w:unhideWhenUsed="1" w:qFormat="1"/>
+    <w:lsdException w:name="heading 5" w:semiHidden="1" w:uiPriority="9" w:unhideWhenUsed="1" w:qFormat="1"/>
+    <w:lsdException w:name="heading 6" w:semiHidden="1" w:uiPriority="9" w:unhideWhenUsed="1" w:qFormat="1"/>
+    <w:lsdException w:name="heading 7" w:semiHidden="1" w:uiPriority="9" w:unhideWhenUsed="1" w:qFormat="1"/>
+    <w:lsdException w:name="heading 8" w:semiHidden="1" w:uiPriority="9" w:unhideWhenUsed="1" w:qFormat="1"/>
+    <w:lsdException w:name="heading 9" w:semiHidden="1" w:uiPriority="9" w:unhideWhenUsed="1" w:qFormat="1"/>
+    <w:lsdException w:name="index 1" w:semiHidden="1" w:unhideWhenUsed="1"/>
+    <w:lsdException w:name="index 2" w:semiHidden="1" w:unhideWhenUsed="1"/>
+    <w:lsdException w:name="index 3" w:semiHidden="1" w:unhideWhenUsed="1"/>
+    <w:lsdException w:name="index 4" w:semiHidden="1" w:unhideWhenUsed="1"/>
+    <w:lsdException w:name="index 5" w:semiHidden="1" w:unhideWhenUsed="1"/>
+    <w:lsdException w:name="index 6" w:semiHidden="1" w:unhideWhenUsed="1"/>
+    <w:lsdException w:name="index 7" w:semiHidden="1" w:unhideWhenUsed="1"/>
+    <w:lsdException w:name="index 8" w:semiHidden="1" w:unhideWhenUsed="1"/>
+    <w:lsdException w:name="index 9" w:semiHidden="1" w:unhideWhenUsed="1"/>
+    <w:lsdException w:name="toc 1" w:semiHidden="1" w:uiPriority="39" w:unhideWhenUsed="1"/>
+    <w:lsdException w:name="toc 2" w:semiHidden="1" w:uiPriority="39" w:unhideWhenUsed="1"/>
+    <w:lsdException w:name="toc 3" w:semiHidden="1" w:uiPriority="39" w:unhideWhenUsed="1"/>
+    <w:lsdException w:name="toc 4" w:semiHidden="1" w:uiPriority="39" w:unhideWhenUsed="1"/>
+    <w:lsdException w:name="toc 5" w:semiHidden="1" w:uiPriority="39" w:unhideWhenUsed="1"/>
+    <w:lsdException w:name="toc 6" w:semiHidden="1" w:uiPriority="39" w:unhideWhenUsed="1"/>
+    <w:lsdException w:name="toc 7" w:semiHidden="1" w:uiPriority="39" w:unhideWhenUsed="1"/>
+    <w:lsdException w:name="toc 8" w:semiHidden="1" w:uiPriority="39" w:unhideWhenUsed="1"/>
+    <w:lsdException w:name="toc 9" w:semiHidden="1" w:uiPriority="39" w:unhideWhenUsed="1"/>
+    <w:lsdException w:name="Normal Indent" w:semiHidden="1" w:unhideWhenUsed="1"/>
+    <w:lsdException w:name="footnote text" w:semiHidden="1" w:unhideWhenUsed="1"/>
+    <w:lsdException w:name="annotation text" w:semiHidden="1" w:unhideWhenUsed="1"/>
+    <w:lsdException w:name="header" w:semiHidden="1" w:unhideWhenUsed="1"/>
+    <w:lsdException w:name="footer" w:semiHidden="1" w:unhideWhenUsed="1"/>
+    <w:lsdException w:name="index heading" w:semiHidden="1" w:unhideWhenUsed="1"/>
+    <w:lsdException w:name="caption" w:semiHidden="1" w:uiPriority="35" w:unhideWhenUsed="1" w:qFormat="1"/>
+    <w:lsdException w:name="table of figures" w:semiHidden="1" w:unhideWhenUsed="1"/>
+    <w:lsdException w:name="envelope address" w:semiHidden="1" w:unhideWhenUsed="1"/>
+    <w:lsdException w:name="envelope return" w:semiHidden="1" w:unhideWhenUsed="1"/>
+    <w:lsdException w:name="footnote reference" w:semiHidden="1" w:unhideWhenUsed="1"/>
+    <w:lsdException w:name="annotation reference" w:semiHidden="1" w:unhideWhenUsed="1"/>
+    <w:lsdException w:name="line number" w:semiHidden="1" w:unhideWhenUsed="1"/>
+    <w:lsdException w:name="page number" w:semiHidden="1" w:unhideWhenUsed="1"/>
+    <w:lsdException w:name="endnote reference" w:semiHidden="1" w:unhideWhenUsed="1"/>
+    <w:lsdException w:name="endnote text" w:semiHidden="1" w:unhideWhenUsed="1"/>
+    <w:lsdException w:name="table of authorities" w:semiHidden="1" w:unhideWhenUsed="1"/>
+    <w:lsdException w:name="macro" w:semiHidden="1" w:unhideWhenUsed="1"/>
+    <w:lsdException w:name="toa heading" w:semiHidden="1" w:unhideWhenUsed="1"/>
+    <w:lsdException w:name="List" w:semiHidden="1" w:unhideWhenUsed="1"/>
+    <w:lsdException w:name="List Bullet" w:semiHidden="1" w:unhideWhenUsed="1"/>
+    <w:lsdException w:name="List Number" w:semiHidden="1" w:unhideWhenUsed="1"/>
+    <w:lsdException w:name="List 2" w:semiHidden="1" w:unhideWhenUsed="1"/>
+    <w:lsdException w:name="List 3" w:semiHidden="1" w:unhideWhenUsed="1"/>
+    <w:lsdException w:name="List 4" w:semiHidden="1" w:unhideWhenUsed="1"/>
+    <w:lsdException w:name="List 5" w:semiHidden="1" w:unhideWhenUsed="1"/>
+    <w:lsdException w:name="List Bullet 2" w:semiHidden="1" w:unhideWhenUsed="1"/>
+    <w:lsdException w:name="List Bullet 3" w:semiHidden="1" w:unhideWhenUsed="1"/>
+    <w:lsdException w:name="List Bullet 4" w:semiHidden="1" w:unhideWhenUsed="1"/>
+    <w:lsdException w:name="List Bullet 5" w:semiHidden="1" w:unhideWhenUsed="1"/>
+    <w:lsdException w:name="List Number 2" w:semiHidden="1" w:unhideWhenUsed="1"/>
+    <w:lsdException w:name="List Number 3" w:semiHidden="1" w:unhideWhenUsed="1"/>
+    <w:lsdException w:name="List Number 4" w:semiHidden="1" w:unhideWhenUsed="1"/>
+    <w:lsdException w:name="List Number 5" w:semiHidden="1" w:unhideWhenUsed="1"/>
+    <w:lsdException w:name="Title" w:uiPriority="10" w:qFormat="1"/>
+    <w:lsdException w:name="Closing" w:semiHidden="1" w:unhideWhenUsed="1"/>
+    <w:lsdException w:name="Signature" w:semiHidden="1" w:unhideWhenUsed="1"/>
+    <w:lsdException w:name="Default Paragraph Font" w:semiHidden="1" w:uiPriority="1" w:unhideWhenUsed="1"/>
+    <w:lsdException w:name="Body Text" w:semiHidden="1" w:unhideWhenUsed="1"/>
+    <w:lsdException w:name="Body Text Indent" w:semiHidden="1" w:unhideWhenUsed="1"/>
+    <w:lsdException w:name="List Continue" w:semiHidden="1" w:unhideWhenUsed="1"/>
+    <w:lsdException w:name="List Continue 2" w:semiHidden="1" w:unhideWhenUsed="1"/>
+    <w:lsdException w:name="List Continue 3" w:semiHidden="1" w:unhideWhenUsed="1"/>
+    <w:lsdException w:name="List Continue 4" w:semiHidden="1" w:unhideWhenUsed="1"/>
+    <w:lsdException w:name="List Continue 5" w:semiHidden="1" w:unhideWhenUsed="1"/>
+    <w:lsdException w:name="Message Header" w:semiHidden="1" w:unhideWhenUsed="1"/>
+    <w:lsdException w:name="Subtitle" w:uiPriority="11" w:qFormat="1"/>
+    <w:lsdException w:name="Salutation" w:semiHidden="1" w:unhideWhenUsed="1"/>
+    <w:lsdException w:name="Date" w:semiHidden="1" w:unhideWhenUsed="1"/>
+    <w:lsdException w:name="Body Text First Indent" w:semiHidden="1" w:unhideWhenUsed="1"/>
+    <w:lsdException w:name="Body Text First Indent 2" w:semiHidden="1" w:unhideWhenUsed="1"/>
+    <w:lsdException w:name="Note Heading" w:semiHidden="1" w:unhideWhenUsed="1"/>
+    <w:lsdException w:name="Body Text 2" w:semiHidden="1" w:unhideWhenUsed="1"/>
+    <w:lsdException w:name="Body Text 3" w:semiHidden="1" w:unhideWhenUsed="1"/>
+    <w:lsdException w:name="Body Text Indent 2" w:semiHidden="1" w:unhideWhenUsed="1"/>
+    <w:lsdException w:name="Body Text Indent 3" w:semiHidden="1" w:unhideWhenUsed="1"/>
+    <w:lsdException w:name="Block Text" w:semiHidden="1" w:unhideWhenUsed="1"/>
+    <w:lsdException w:name="Hyperlink" w:semiHidden="1" w:unhideWhenUsed="1"/>
+    <w:lsdException w:name="FollowedHyperlink" w:semiHidden="1" w:unhideWhenUsed="1"/>
+    <w:lsdException w:name="Strong" w:uiPriority="22" w:qFormat="1"/>
+    <w:lsdException w:name="Emphasis" w:uiPriority="20" w:qFormat="1"/>
+    <w:lsdException w:name="Document Map" w:semiHidden="1" w:unhideWhenUsed="1"/>
+    <w:lsdException w:name="Plain Text" w:semiHidden="1" w:unhideWhenUsed="1"/>
+    <w:lsdException w:name="E-mail Signature" w:semiHidden="1" w:unhideWhenUsed="1"/>
+    <w:lsdException w:name="HTML Top of Form" w:semiHidden="1" w:unhideWhenUsed="1"/>
+    <w:lsdException w:name="HTML Bottom of Form" w:semiHidden="1" w:unhideWhenUsed="1"/>
+    <w:lsdException w:name="Normal (Web)" w:semiHidden="1" w:unhideWhenUsed="1"/>
+    <w:lsdException w:name="HTML Acronym" w:semiHidden="1" w:unhideWhenUsed="1"/>
+    <w:lsdException w:name="HTML Address" w:semiHidden="1" w:unhideWhenUsed="1"/>
+    <w:lsdException w:name="HTML Cite" w:semiHidden="1" w:unhideWhenUsed="1"/>
+    <w:lsdException w:name="HTML Code" w:semiHidden="1" w:unhideWhenUsed="1"/>
+    <w:lsdException w:name="HTML Definition" w:semiHidden="1" w:unhideWhenUsed="1"/>
+    <w:lsdException w:name="HTML Keyboard" w:semiHidden="1" w:unhideWhenUsed="1"/>
+    <w:lsdException w:name="HTML Preformatted" w:semiHidden="1" w:unhideWhenUsed="1"/>
+    <w:lsdException w:name="HTML Sample" w:semiHidden="1" w:unhideWhenUsed="1"/>
+    <w:lsdException w:name="HTML Typewriter" w:semiHidden="1" w:unhideWhenUsed="1"/>
+    <w:lsdException w:name="HTML Variable" w:semiHidden="1" w:unhideWhenUsed="1"/>
+    <w:lsdException w:name="Normal Table" w:semiHidden="1" w:unhideWhenUsed="1"/>
+    <w:lsdException w:name="annotation subject" w:semiHidden="1" w:unhideWhenUsed="1"/>
+    <w:lsdException w:name="No List" w:semiHidden="1" w:unhideWhenUsed="1"/>
+    <w:lsdException w:name="Outline List 1" w:semiHidden="1" w:unhideWhenUsed="1"/>
+    <w:lsdException w:name="Outline List 2" w:semiHidden="1" w:unhideWhenUsed="1"/>
+    <w:lsdException w:name="Outline List 3" w:semiHidden="1" w:unhideWhenUsed="1"/>
+    <w:lsdException w:name="Table Simple 1" w:semiHidden="1" w:unhideWhenUsed="1"/>
+    <w:lsdException w:name="Table Simple 2" w:semiHidden="1" w:unhideWhenUsed="1"/>
+    <w:lsdException w:name="Table Simple 3" w:semiHidden="1" w:unhideWhenUsed="1"/>
+    <w:lsdException w:name="Table Classic 1" w:semiHidden="1" w:unhideWhenUsed="1"/>
+    <w:lsdException w:name="Table Classic 2" w:semiHidden="1" w:unhideWhenUsed="1"/>
+    <w:lsdException w:name="Table Classic 3" w:semiHidden="1" w:unhideWhenUsed="1"/>
+    <w:lsdException w:name="Table Classic 4" w:semiHidden="1" w:unhideWhenUsed="1"/>
+    <w:lsdException w:name="Table Colorful 1" w:semiHidden="1" w:unhideWhenUsed="1"/>
+    <w:lsdException w:name="Table Colorful 2" w:semiHidden="1" w:unhideWhenUsed="1"/>
+    <w:lsdException w:name="Table Colorful 3" w:semiHidden="1" w:unhideWhenUsed="1"/>
+    <w:lsdException w:name="Table Columns 1" w:semiHidden="1" w:unhideWhenUsed="1"/>
+    <w:lsdException w:name="Table Columns 2" w:semiHidden="1" w:unhideWhenUsed="1"/>
+    <w:lsdException w:name="Table Columns 3" w:semiHidden="1" w:unhideWhenUsed="1"/>
+    <w:lsdException w:name="Table Columns 4" w:semiHidden="1" w:unhideWhenUsed="1"/>
+    <w:lsdException w:name="Table Columns 5" w:semiHidden="1" w:unhideWhenUsed="1"/>
+    <w:lsdException w:name="Table Grid 1" w:semiHidden="1" w:unhideWhenUsed="1"/>
+    <w:lsdException w:name="Table Grid 2" w:semiHidden="1" w:unhideWhenUsed="1"/>
+    <w:lsdException w:name="Table Grid 3" w:semiHidden="1" w:unhideWhenUsed="1"/>
+    <w:lsdException w:name="Table Grid 4" w:semiHidden="1" w:unhideWhenUsed="1"/>
+    <w:lsdException w:name="Table Grid 5" w:semiHidden="1" w:unhideWhenUsed="1"/>
+    <w:lsdException w:name="Table Grid 6" w:semiHidden="1" w:unhideWhenUsed="1"/>
+    <w:lsdException w:name="Table Grid 7" w:semiHidden="1" w:unhideWhenUsed="1"/>
+    <w:lsdException w:name="Table Grid 8" w:semiHidden="1" w:unhideWhenUsed="1"/>
+    <w:lsdException w:name="Table List 1" w:semiHidden="1" w:unhideWhenUsed="1"/>
+    <w:lsdException w:name="Table List 2" w:semiHidden="1" w:unhideWhenUsed="1"/>
+    <w:lsdException w:name="Table List 3" w:semiHidden="1" w:unhideWhenUsed="1"/>
+    <w:lsdException w:name="Table List 4" w:semiHidden="1" w:unhideWhenUsed="1"/>
+    <w:lsdException w:name="Table List 5" w:semiHidden="1" w:unhideWhenUsed="1"/>
+    <w:lsdException w:name="Table List 6" w:semiHidden="1" w:unhideWhenUsed="1"/>
+    <w:lsdException w:name="Table List 7" w:semiHidden="1" w:unhideWhenUsed="1"/>
+    <w:lsdException w:name="Table List 8" w:semiHidden="1" w:unhideWhenUsed="1"/>
+    <w:lsdException w:name="Table 3D effects 1" w:semiHidden="1" w:unhideWhenUsed="1"/>
+    <w:lsdException w:name="Table 3D effects 2" w:semiHidden="1" w:unhideWhenUsed="1"/>
+    <w:lsdException w:name="Table 3D effects 3" w:semiHidden="1" w:unhideWhenUsed="1"/>
+    <w:lsdException w:name="Table Contemporary" w:semiHidden="1" w:unhideWhenUsed="1"/>
+    <w:lsdException w:name="Table Elegant" w:semiHidden="1" w:unhideWhenUsed="1"/>
+    <w:lsdException w:name="Table Professional" w:semiHidden="1" w:unhideWhenUsed="1"/>
+    <w:lsdException w:name="Table Subtle 1" w:semiHidden="1" w:unhideWhenUsed="1"/>
+    <w:lsdException w:name="Table Subtle 2" w:semiHidden="1" w:unhideWhenUsed="1"/>
+    <w:lsdException w:name="Table Web 1" w:semiHidden="1" w:unhideWhenUsed="1"/>
+    <w:lsdException w:name="Table Web 2" w:semiHidden="1" w:unhideWhenUsed="1"/>
+    <w:lsdException w:name="Table Web 3" w:semiHidden="1" w:unhideWhenUsed="1"/>
+    <w:lsdException w:name="Balloon Text" w:semiHidden="1" w:unhideWhenUsed="1"/>
+    <w:lsdException w:name="Table Grid" w:uiPriority="39"/>
+    <w:lsdException w:name="Table Theme" w:semiHidden="1" w:unhideWhenUsed="1"/>
+    <w:lsdException w:name="Placeholder Text" w:semiHidden="1"/>
+    <w:lsdException w:name="No Spacing" w:uiPriority="1" w:qFormat="1"/>
+    <w:lsdException w:name="Light Shading" w:uiPriority="60"/>
+    <w:lsdException w:name="Light List" w:uiPriority="61"/>
+    <w:lsdException w:name="Light Grid" w:uiPriority="62"/>
+    <w:lsdException w:name="Medium Shading 1" w:uiPriority="63"/>
+    <w:lsdException w:name="Medium Shading 2" w:uiPriority="64"/>
+    <w:lsdException w:name="Medium List 1" w:uiPriority="65"/>
+    <w:lsdException w:name="Medium List 2" w:uiPriority="66"/>
+    <w:lsdException w:name="Medium Grid 1" w:uiPriority="67"/>
+    <w:lsdException w:name="Medium Grid 2" w:uiPriority="68"/>
+    <w:lsdException w:name="Medium Grid 3" w:uiPriority="69"/>
+    <w:lsdException w:name="Dark List" w:uiPriority="70"/>
+    <w:lsdException w:name="Colorful Shading" w:uiPriority="71"/>
+    <w:lsdException w:name="Colorful List" w:uiPriority="72"/>
+    <w:lsdException w:name="Colorful Grid" w:uiPriority="73"/>
+    <w:lsdException w:name="Light Shading Accent 1" w:uiPriority="60"/>
+    <w:lsdException w:name="Light List Accent 1" w:uiPriority="61"/>
+    <w:lsdException w:name="Light Grid Accent 1" w:uiPriority="62"/>
+    <w:lsdException w:name="Medium Shading 1 Accent 1" w:uiPriority="63"/>
+    <w:lsdException w:name="Medium Shading 2 Accent 1" w:uiPriority="64"/>
+    <w:lsdException w:name="Medium List 1 Accent 1" w:uiPriority="65"/>
+    <w:lsdException w:name="Revision" w:semiHidden="1"/>
+    <w:lsdException w:name="List Paragraph" w:uiPriority="34" w:qFormat="1"/>
+    <w:lsdException w:name="Quote" w:uiPriority="29" w:qFormat="1"/>
+    <w:lsdException w:name="Intense Quote" w:uiPriority="30" w:qFormat="1"/>
+    <w:lsdException w:name="Medium List 2 Accent 1" w:uiPriority="66"/>
+    <w:lsdException w:name="Medium Grid 1 Accent 1" w:uiPriority="67"/>
+    <w:lsdException w:name="Medium Grid 2 Accent 1" w:uiPriority="68"/>
+    <w:lsdException w:name="Medium Grid 3 Accent 1" w:uiPriority="69"/>
+    <w:lsdException w:name="Dark List Accent 1" w:uiPriority="70"/>
+    <w:lsdException w:name="Colorful Shading Accent 1" w:uiPriority="71"/>
+    <w:lsdException w:name="Colorful List Accent 1" w:uiPriority="72"/>
+    <w:lsdException w:name="Colorful Grid Accent 1" w:uiPriority="73"/>
+    <w:lsdException w:name="Light Shading Accent 2" w:uiPriority="60"/>
+    <w:lsdException w:name="Light List Accent 2" w:uiPriority="61"/>
+    <w:lsdException w:name="Light Grid Accent 2" w:uiPriority="62"/>
+    <w:lsdException w:name="Medium Shading 1 Accent 2" w:uiPriority="63"/>
+    <w:lsdException w:name="Medium Shading 2 Accent 2" w:uiPriority="64"/>
+    <w:lsdException w:name="Medium List 1 Accent 2" w:uiPriority="65"/>
+    <w:lsdException w:name="Medium List 2 Accent 2" w:uiPriority="66"/>
+    <w:lsdException w:name="Medium Grid 1 Accent 2" w:uiPriority="67"/>
+    <w:lsdException w:name="Medium Grid 2 Accent 2" w:uiPriority="68"/>
+    <w:lsdException w:name="Medium Grid 3 Accent 2" w:uiPriority="69"/>
+    <w:lsdException w:name="Dark List Accent 2" w:uiPriority="70"/>
+    <w:lsdException w:name="Colorful Shading Accent 2" w:uiPriority="71"/>
+    <w:lsdException w:name="Colorful List Accent 2" w:uiPriority="72"/>
+    <w:lsdException w:name="Colorful Grid Accent 2" w:uiPriority="73"/>
+    <w:lsdException w:name="Light Shading Accent 3" w:uiPriority="60"/>
+    <w:lsdException w:name="Light List Accent 3" w:uiPriority="61"/>
+    <w:lsdException w:name="Light Grid Accent 3" w:uiPriority="62"/>
+    <w:lsdException w:name="Medium Shading 1 Accent 3" w:uiPriority="63"/>
+    <w:lsdException w:name="Medium Shading 2 Accent 3" w:uiPriority="64"/>
+    <w:lsdException w:name="Medium List 1 Accent 3" w:uiPriority="65"/>
+    <w:lsdException w:name="Medium List 2 Accent 3" w:uiPriority="66"/>
+    <w:lsdException w:name="Medium Grid 1 Accent 3" w:uiPriority="67"/>
+    <w:lsdException w:name="Medium Grid 2 Accent 3" w:uiPriority="68"/>
+    <w:lsdException w:name="Medium Grid 3 Accent 3" w:uiPriority="69"/>
+    <w:lsdException w:name="Dark List Accent 3" w:uiPriority="70"/>
+    <w:lsdException w:name="Colorful Shading Accent 3" w:uiPriority="71"/>
+    <w:lsdException w:name="Colorful List Accent 3" w:uiPriority="72"/>
+    <w:lsdException w:name="Colorful Grid Accent 3" w:uiPriority="73"/>
+    <w:lsdException w:name="Light Shading Accent 4" w:uiPriority="60"/>
+    <w:lsdException w:name="Light List Accent 4" w:uiPriority="61"/>
+    <w:lsdException w:name="Light Grid Accent 4" w:uiPriority="62"/>
+    <w:lsdException w:name="Medium Shading 1 Accent 4" w:uiPriority="63"/>
+    <w:lsdException w:name="Medium Shading 2 Accent 4" w:uiPriority="64"/>
+    <w:lsdException w:name="Medium List 1 Accent 4" w:uiPriority="65"/>
+    <w:lsdException w:name="Medium List 2 Accent 4" w:uiPriority="66"/>
+    <w:lsdException w:name="Medium Grid 1 Accent 4" w:uiPriority="67"/>
+    <w:lsdException w:name="Medium Grid 2 Accent 4" w:uiPriority="68"/>
+    <w:lsdException w:name="Medium Grid 3 Accent 4" w:uiPriority="69"/>
+    <w:lsdException w:name="Dark List Accent 4" w:uiPriority="70"/>
+    <w:lsdException w:name="Colorful Shading Accent 4" w:uiPriority="71"/>
+    <w:lsdException w:name="Colorful List Accent 4" w:uiPriority="72"/>
+    <w:lsdException w:name="Colorful Grid Accent 4" w:uiPriority="73"/>
+    <w:lsdException w:name="Light Shading Accent 5" w:uiPriority="60"/>
+    <w:lsdException w:name="Light List Accent 5" w:uiPriority="61"/>
+    <w:lsdException w:name="Light Grid Accent 5" w:uiPriority="62"/>
+    <w:lsdException w:name="Medium Shading 1 Accent 5" w:uiPriority="63"/>
+    <w:lsdException w:name="Medium Shading 2 Accent 5" w:uiPriority="64"/>
+    <w:lsdException w:name="Medium List 1 Accent 5" w:uiPriority="65"/>
+    <w:lsdException w:name="Medium List 2 Accent 5" w:uiPriority="66"/>
+    <w:lsdException w:name="Medium Grid 1 Accent 5" w:uiPriority="67"/>
+    <w:lsdException w:name="Medium Grid 2 Accent 5" w:uiPriority="68"/>
+    <w:lsdException w:name="Medium Grid 3 Accent 5" w:uiPriority="69"/>
+    <w:lsdException w:name="Dark List Accent 5" w:uiPriority="70"/>
+    <w:lsdException w:name="Colorful Shading Accent 5" w:uiPriority="71"/>
+    <w:lsdException w:name="Colorful List Accent 5" w:uiPriority="72"/>
+    <w:lsdException w:name="Colorful Grid Accent 5" w:uiPriority="73"/>
+    <w:lsdException w:name="Light Shading Accent 6" w:uiPriority="60"/>
+    <w:lsdException w:name="Light List Accent 6" w:uiPriority="61"/>
+    <w:lsdException w:name="Light Grid Accent 6" w:uiPriority="62"/>
+    <w:lsdException w:name="Medium Shading 1 Accent 6" w:uiPriority="63"/>
+    <w:lsdException w:name="Medium Shading 2 Accent 6" w:uiPriority="64"/>
+    <w:lsdException w:name="Medium List 1 Accent 6" w:uiPriority="65"/>
+    <w:lsdException w:name="Medium List 2 Accent 6" w:uiPriority="66"/>
+    <w:lsdException w:name="Medium Grid 1 Accent 6" w:uiPriority="67"/>
+    <w:lsdException w:name="Medium Grid 2 Accent 6" w:uiPriority="68"/>
+    <w:lsdException w:name="Medium Grid 3 Accent 6" w:uiPriority="69"/>
+    <w:lsdException w:name="Dark List Accent 6" w:uiPriority="70"/>
+    <w:lsdException w:name="Colorful Shading Accent 6" w:uiPriority="71"/>
+    <w:lsdException w:name="Colorful List Accent 6" w:uiPriority="72"/>
+    <w:lsdException w:name="Colorful Grid Accent 6" w:uiPriority="73"/>
+    <w:lsdException w:name="Subtle Emphasis" w:uiPriority="19" w:qFormat="1"/>
+    <w:lsdException w:name="Intense Emphasis" w:uiPriority="21" w:qFormat="1"/>
+    <w:lsdException w:name="Subtle Reference" w:uiPriority="31" w:qFormat="1"/>
+    <w:lsdException w:name="Intense Reference" w:uiPriority="32" w:qFormat="1"/>
+    <w:lsdException w:name="Book Title" w:uiPriority="33" w:qFormat="1"/>
+    <w:lsdException w:name="Bibliography" w:semiHidden="1" w:uiPriority="37" w:unhideWhenUsed="1"/>
+    <w:lsdException w:name="TOC Heading" w:semiHidden="1" w:uiPriority="39" w:unhideWhenUsed="1" w:qFormat="1"/>
+    <w:lsdException w:name="Plain Table 1" w:uiPriority="41"/>
+    <w:lsdException w:name="Plain Table 2" w:uiPriority="42"/>
+    <w:lsdException w:name="Plain Table 3" w:uiPriority="43"/>
+    <w:lsdException w:name="Plain Table 4" w:uiPriority="44"/>
+    <w:lsdException w:name="Plain Table 5" w:uiPriority="45"/>
+    <w:lsdException w:name="Grid Table Light" w:uiPriority="40"/>
+    <w:lsdException w:name="Grid Table 1 Light" w:uiPriority="46"/>
+    <w:lsdException w:name="Grid Table 2" w:uiPriority="47"/>
+    <w:lsdException w:name="Grid Table 3" w:uiPriority="48"/>
+    <w:lsdException w:name="Grid Table 4" w:uiPriority="49"/>
+    <w:lsdException w:name="Grid Table 5 Dark" w:uiPriority="50"/>
+    <w:lsdException w:name="Grid Table 6 Colorful" w:uiPriority="51"/>
+    <w:lsdException w:name="Grid Table 7 Colorful" w:uiPriority="52"/>
+    <w:lsdException w:name="Grid Table 1 Light Accent 1" w:uiPriority="46"/>
+    <w:lsdException w:name="Grid Table 2 Accent 1" w:uiPriority="47"/>
+    <w:lsdException w:name="Grid Table 3 Accent 1" w:uiPriority="48"/>
+    <w:lsdException w:name="Grid Table 4 Accent 1" w:uiPriority="49"/>
+    <w:lsdException w:name="Grid Table 5 Dark Accent 1" w:uiPriority="50"/>
+    <w:lsdException w:name="Grid Table 6 Colorful Accent 1" w:uiPriority="51"/>
+    <w:lsdException w:name="Grid Table 7 Colorful Accent 1" w:uiPriority="52"/>
+    <w:lsdException w:name="Grid Table 1 Light Accent 2" w:uiPriority="46"/>
+    <w:lsdException w:name="Grid Table 2 Accent 2" w:uiPriority="47"/>
+    <w:lsdException w:name="Grid Table 3 Accent 2" w:uiPriority="48"/>
+    <w:lsdException w:name="Grid Table 4 Accent 2" w:uiPriority="49"/>
+    <w:lsdException w:name="Grid Table 5 Dark Accent 2" w:uiPriority="50"/>
+    <w:lsdException w:name="Grid Table 6 Colorful Accent 2" w:uiPriority="51"/>
+    <w:lsdException w:name="Grid Table 7 Colorful Accent 2" w:uiPriority="52"/>
+    <w:lsdException w:name="Grid Table 1 Light Accent 3" w:uiPriority="46"/>
+    <w:lsdException w:name="Grid Table 2 Accent 3" w:uiPriority="47"/>
+    <w:lsdException w:name="Grid Table 3 Accent 3" w:uiPriority="48"/>
+    <w:lsdException w:name="Grid Table 4 Accent 3" w:uiPriority="49"/>
+    <w:lsdException w:name="Grid Table 5 Dark Accent 3" w:uiPriority="50"/>
+    <w:lsdException w:name="Grid Table 6 Colorful Accent 3" w:uiPriority="51"/>
+    <w:lsdException w:name="Grid Table 7 Colorful Accent 3" w:uiPriority="52"/>
+    <w:lsdException w:name="Grid Table 1 Light Accent 4" w:uiPriority="46"/>
+    <w:lsdException w:name="Grid Table 2 Accent 4" w:uiPriority="47"/>
+    <w:lsdException w:name="Grid Table 3 Accent 4" w:uiPriority="48"/>
+    <w:lsdException w:name="Grid Table 4 Accent 4" w:uiPriority="49"/>
+    <w:lsdException w:name="Grid Table 5 Dark Accent 4" w:uiPriority="50"/>
+    <w:lsdException w:name="Grid Table 6 Colorful Accent 4" w:uiPriority="51"/>
+    <w:lsdException w:name="Grid Table 7 Colorful Accent 4" w:uiPriority="52"/>
+    <w:lsdException w:name="Grid Table 1 Light Accent 5" w:uiPriority="46"/>
+    <w:lsdException w:name="Grid Table 2 Accent 5" w:uiPriority="47"/>
+    <w:lsdException w:name="Grid Table 3 Accent 5" w:uiPriority="48"/>
+    <w:lsdException w:name="Grid Table 4 Accent 5" w:uiPriority="49"/>
+    <w:lsdException w:name="Grid Table 5 Dark Accent 5" w:uiPriority="50"/>
+    <w:lsdException w:name="Grid Table 6 Colorful Accent 5" w:uiPriority="51"/>
+    <w:lsdException w:name="Grid Table 7 Colorful Accent 5" w:uiPriority="52"/>
+    <w:lsdException w:name="Grid Table 1 Light Accent 6" w:uiPriority="46"/>
+    <w:lsdException w:name="Grid Table 2 Accent 6" w:uiPriority="47"/>
+    <w:lsdException w:name="Grid Table 3 Accent 6" w:uiPriority="48"/>
+    <w:lsdException w:name="Grid Table 4 Accent 6" w:uiPriority="49"/>
+    <w:lsdException w:name="Grid Table 5 Dark Accent 6" w:uiPriority="50"/>
+    <w:lsdException w:name="Grid Table 6 Colorful Accent 6" w:uiPriority="51"/>
+    <w:lsdException w:name="Grid Table 7 Colorful Accent 6" w:uiPriority="52"/>
+    <w:lsdException w:name="List Table 1 Light" w:uiPriority="46"/>
+    <w:lsdException w:name="List Table 2" w:uiPriority="47"/>
+    <w:lsdException w:name="List Table 3" w:uiPriority="48"/>
+    <w:lsdException w:name="List Table 4" w:uiPriority="49"/>
+    <w:lsdException w:name="List Table 5 Dark" w:uiPriority="50"/>
+    <w:lsdException w:name="List Table 6 Colorful" w:uiPriority="51"/>
+    <w:lsdException w:name="List Table 7 Colorful" w:uiPriority="52"/>
+    <w:lsdException w:name="List Table 1 Light Accent 1" w:uiPriority="46"/>
+    <w:lsdException w:name="List Table 2 Accent 1" w:uiPriority="47"/>
+    <w:lsdException w:name="List Table 3 Accent 1" w:uiPriority="48"/>
+    <w:lsdException w:name="List Table 4 Accent 1" w:uiPriority="49"/>
+    <w:lsdException w:name="List Table 5 Dark Accent 1" w:uiPriority="50"/>
+    <w:lsdException w:name="List Table 6 Colorful Accent 1" w:uiPriority="51"/>
+    <w:lsdException w:name="List Table 7 Colorful Accent 1" w:uiPriority="52"/>
+    <w:lsdException w:name="List Table 1 Light Accent 2" w:uiPriority="46"/>
+    <w:lsdException w:name="List Table 2 Accent 2" w:uiPriority="47"/>
+    <w:lsdException w:name="List Table 3 Accent 2" w:uiPriority="48"/>
+    <w:lsdException w:name="List Table 4 Accent 2" w:uiPriority="49"/>
+    <w:lsdException w:name="List Table 5 Dark Accent 2" w:uiPriority="50"/>
+    <w:lsdException w:name="List Table 6 Colorful Accent 2" w:uiPriority="51"/>
+    <w:lsdException w:name="List Table 7 Colorful Accent 2" w:uiPriority="52"/>
+    <w:lsdException w:name="List Table 1 Light Accent 3" w:uiPriority="46"/>
+    <w:lsdException w:name="List Table 2 Accent 3" w:uiPriority="47"/>
+    <w:lsdException w:name="List Table 3 Accent 3" w:uiPriority="48"/>
+    <w:lsdException w:name="List Table 4 Accent 3" w:uiPriority="49"/>
+    <w:lsdException w:name="List Table 5 Dark Accent 3" w:uiPriority="50"/>
+    <w:lsdException w:name="List Table 6 Colorful Accent 3" w:uiPriority="51"/>
+    <w:lsdException w:name="List Table 7 Colorful Accent 3" w:uiPriority="52"/>
+    <w:lsdException w:name="List Table 1 Light Accent 4" w:uiPriority="46"/>
+    <w:lsdException w:name="List Table 2 Accent 4" w:uiPriority="47"/>
+    <w:lsdException w:name="List Table 3 Accent 4" w:uiPriority="48"/>
+    <w:lsdException w:name="List Table 4 Accent 4" w:uiPriority="49"/>
+    <w:lsdException w:name="List Table 5 Dark Accent 4" w:uiPriority="50"/>
+    <w:lsdException w:name="List Table 6 Colorful Accent 4" w:uiPriority="51"/>
+    <w:lsdException w:name="List Table 7 Colorful Accent 4" w:uiPriority="52"/>
+    <w:lsdException w:name="List Table 1 Light Accent 5" w:uiPriority="46"/>
+    <w:lsdException w:name="List Table 2 Accent 5" w:uiPriority="47"/>
+    <w:lsdException w:name="List Table 3 Accent 5" w:uiPriority="48"/>
+    <w:lsdException w:name="List Table 4 Accent 5" w:uiPriority="49"/>
+    <w:lsdException w:name="List Table 5 Dark Accent 5" w:uiPriority="50"/>
+    <w:lsdException w:name="List Table 6 Colorful Accent 5" w:uiPriority="51"/>
+    <w:lsdException w:name="List Table 7 Colorful Accent 5" w:uiPriority="52"/>
+    <w:lsdException w:name="List Table 1 Light Accent 6" w:uiPriority="46"/>
+    <w:lsdException w:name="List Table 2 Accent 6" w:uiPriority="47"/>
+    <w:lsdException w:name="List Table 3 Accent 6" w:uiPriority="48"/>
+    <w:lsdException w:name="List Table 4 Accent 6" w:uiPriority="49"/>
+    <w:lsdException w:name="List Table 5 Dark Accent 6" w:uiPriority="50"/>
+    <w:lsdException w:name="List Table 6 Colorful Accent 6" w:uiPriority="51"/>
+    <w:lsdException w:name="List Table 7 Colorful Accent 6" w:uiPriority="52"/>
+    <w:lsdException w:name="Mention" w:semiHidden="1" w:unhideWhenUsed="1"/>
+    <w:lsdException w:name="Smart Hyperlink" w:semiHidden="1" w:unhideWhenUsed="1"/>
+    <w:lsdException w:name="Hashtag" w:semiHidden="1" w:unhideWhenUsed="1"/>
+    <w:lsdException w:name="Unresolved Mention" w:semiHidden="1" w:unhideWhenUsed="1"/>
+    <w:lsdException w:name="Smart Link" w:semiHidden="1" w:unhideWhenUsed="1"/>
+  </w:latentStyles>
   <w:style w:type="paragraph" w:default="1" w:styleId="Normal">
     <w:name w:val="Normal"/>
     <w:qFormat/>
@@ -629,6 +5097,7 @@
     <w:name w:val="heading 1"/>
     <w:basedOn w:val="Normal"/>
     <w:next w:val="Normal"/>
+    <w:uiPriority w:val="9"/>
     <w:qFormat/>
     <w:pPr>
       <w:keepNext/>
@@ -644,6 +5113,8 @@
     <w:name w:val="heading 2"/>
     <w:basedOn w:val="Normal"/>
     <w:next w:val="Normal"/>
+    <w:uiPriority w:val="9"/>
+    <w:unhideWhenUsed/>
     <w:qFormat/>
     <w:pPr>
       <w:keepNext/>
@@ -659,6 +5130,8 @@
     <w:name w:val="heading 3"/>
     <w:basedOn w:val="Normal"/>
     <w:next w:val="Normal"/>
+    <w:uiPriority w:val="9"/>
+    <w:unhideWhenUsed/>
     <w:qFormat/>
     <w:pPr>
       <w:keepNext/>
@@ -674,6 +5147,9 @@
     <w:name w:val="heading 4"/>
     <w:basedOn w:val="Normal"/>
     <w:next w:val="Normal"/>
+    <w:uiPriority w:val="9"/>
+    <w:semiHidden/>
+    <w:unhideWhenUsed/>
     <w:qFormat/>
     <w:pPr>
       <w:keepNext/>
@@ -681,13 +5157,15 @@
     </w:pPr>
     <w:rPr>
       <w:b/>
-      <w:sz w:val="22"/>
     </w:rPr>
   </w:style>
   <w:style w:type="paragraph" w:styleId="Heading5">
     <w:name w:val="heading 5"/>
     <w:basedOn w:val="Normal"/>
     <w:next w:val="Normal"/>
+    <w:uiPriority w:val="9"/>
+    <w:semiHidden/>
+    <w:unhideWhenUsed/>
     <w:qFormat/>
     <w:pPr>
       <w:keepNext/>
@@ -695,13 +5173,15 @@
     </w:pPr>
     <w:rPr>
       <w:b/>
-      <w:sz w:val="22"/>
     </w:rPr>
   </w:style>
   <w:style w:type="paragraph" w:styleId="Heading6">
     <w:name w:val="heading 6"/>
     <w:basedOn w:val="Normal"/>
     <w:next w:val="Normal"/>
+    <w:uiPriority w:val="9"/>
+    <w:semiHidden/>
+    <w:unhideWhenUsed/>
     <w:qFormat/>
     <w:pPr>
       <w:keepNext/>
@@ -709,13 +5189,39 @@
     </w:pPr>
     <w:rPr>
       <w:i/>
-      <w:sz w:val="22"/>
     </w:rPr>
+  </w:style>
+  <w:style w:type="character" w:default="1" w:styleId="DefaultParagraphFont">
+    <w:name w:val="Default Paragraph Font"/>
+    <w:uiPriority w:val="1"/>
+    <w:unhideWhenUsed/>
+  </w:style>
+  <w:style w:type="table" w:default="1" w:styleId="TableNormal">
+    <w:name w:val="Normal Table"/>
+    <w:uiPriority w:val="99"/>
+    <w:semiHidden/>
+    <w:unhideWhenUsed/>
+    <w:tblPr>
+      <w:tblInd w:w="0" w:type="dxa"/>
+      <w:tblCellMar>
+        <w:top w:w="0" w:type="dxa"/>
+        <w:left w:w="108" w:type="dxa"/>
+        <w:bottom w:w="0" w:type="dxa"/>
+        <w:right w:w="108" w:type="dxa"/>
+      </w:tblCellMar>
+    </w:tblPr>
+  </w:style>
+  <w:style w:type="numbering" w:default="1" w:styleId="NoList">
+    <w:name w:val="No List"/>
+    <w:uiPriority w:val="99"/>
+    <w:semiHidden/>
+    <w:unhideWhenUsed/>
   </w:style>
   <w:style w:type="paragraph" w:styleId="Title">
     <w:name w:val="Title"/>
     <w:basedOn w:val="Normal"/>
     <w:next w:val="Normal"/>
+    <w:uiPriority w:val="10"/>
     <w:qFormat/>
     <w:pPr>
       <w:spacing w:after="80"/>
@@ -730,35 +5236,35 @@
     <w:basedOn w:val="Normal"/>
     <w:qFormat/>
     <w:pPr>
-      <w:ind w:left="720" w:right="720"/>
       <w:pBdr>
         <w:left w:val="single" w:sz="12" w:space="8" w:color="A0A0A0"/>
       </w:pBdr>
+      <w:ind w:left="720" w:right="720"/>
     </w:pPr>
     <w:rPr>
       <w:i/>
       <w:color w:val="404040"/>
     </w:rPr>
   </w:style>
-  <w:style w:type="paragraph" w:styleId="Code">
+  <w:style w:type="paragraph" w:customStyle="1" w:styleId="Code">
     <w:name w:val="Code"/>
     <w:basedOn w:val="Normal"/>
     <w:link w:val="CodeChar"/>
     <w:pPr>
+      <w:shd w:val="clear" w:color="auto" w:fill="F5F5F5"/>
       <w:spacing w:after="0" w:line="240" w:lineRule="auto"/>
       <w:contextualSpacing/>
-      <w:shd w:val="clear" w:color="auto" w:fill="F5F5F5"/>
     </w:pPr>
     <w:rPr>
-      <w:rFonts w:ascii="Consolas" w:hAnsi="Consolas" w:eastAsia="Consolas" w:cs="Consolas"/>
+      <w:rFonts w:ascii="Consolas" w:eastAsia="Consolas" w:hAnsi="Consolas" w:cs="Consolas"/>
       <w:sz w:val="20"/>
     </w:rPr>
   </w:style>
-  <w:style w:type="character" w:styleId="CodeChar">
+  <w:style w:type="character" w:customStyle="1" w:styleId="CodeChar">
     <w:name w:val="Code Char"/>
     <w:link w:val="Code"/>
     <w:rPr>
-      <w:rFonts w:ascii="Consolas" w:hAnsi="Consolas" w:eastAsia="Consolas" w:cs="Consolas"/>
+      <w:rFonts w:ascii="Consolas" w:eastAsia="Consolas" w:hAnsi="Consolas" w:cs="Consolas"/>
       <w:sz w:val="20"/>
       <w:shd w:val="clear" w:color="auto" w:fill="F5F5F5"/>
     </w:rPr>
@@ -782,7 +5288,6 @@
   <w:style w:type="paragraph" w:styleId="CommentText">
     <w:name w:val="annotation text"/>
     <w:basedOn w:val="Normal"/>
-    <w:link w:val="CommentTextChar"/>
     <w:pPr>
       <w:spacing w:line="240" w:lineRule="auto"/>
     </w:pPr>
@@ -797,18 +5302,6 @@
       <w:sz w:val="16"/>
       <w:szCs w:val="16"/>
     </w:rPr>
-  </w:style>
-  <w:style w:type="table" w:default="1" w:styleId="TableNormal">
-    <w:name w:val="Normal Table"/>
-    <w:tblPr>
-      <w:tblInd w:w="0" w:type="dxa"/>
-      <w:tblCellMar>
-        <w:top w:w="0" w:type="dxa"/>
-        <w:left w:w="108" w:type="dxa"/>
-        <w:bottom w:w="0" w:type="dxa"/>
-        <w:right w:w="108" w:type="dxa"/>
-      </w:tblCellMar>
-    </w:tblPr>
   </w:style>
   <w:style w:type="table" w:styleId="TableGrid">
     <w:name w:val="Table Grid"/>
@@ -825,4 +5318,319 @@
     </w:tblPr>
   </w:style>
 </w:styles>
+</file>
+
+<file path=word/theme/theme1.xml><?xml version="1.0" encoding="utf-8"?>
+<a:theme xmlns:a="http://schemas.openxmlformats.org/drawingml/2006/main" name="Office Theme">
+  <a:themeElements>
+    <a:clrScheme name="Office">
+      <a:dk1>
+        <a:sysClr val="windowText" lastClr="000000"/>
+      </a:dk1>
+      <a:lt1>
+        <a:sysClr val="window" lastClr="FFFFFF"/>
+      </a:lt1>
+      <a:dk2>
+        <a:srgbClr val="0E2841"/>
+      </a:dk2>
+      <a:lt2>
+        <a:srgbClr val="E8E8E8"/>
+      </a:lt2>
+      <a:accent1>
+        <a:srgbClr val="156082"/>
+      </a:accent1>
+      <a:accent2>
+        <a:srgbClr val="E97132"/>
+      </a:accent2>
+      <a:accent3>
+        <a:srgbClr val="196B24"/>
+      </a:accent3>
+      <a:accent4>
+        <a:srgbClr val="0F9ED5"/>
+      </a:accent4>
+      <a:accent5>
+        <a:srgbClr val="A02B93"/>
+      </a:accent5>
+      <a:accent6>
+        <a:srgbClr val="4EA72E"/>
+      </a:accent6>
+      <a:hlink>
+        <a:srgbClr val="467886"/>
+      </a:hlink>
+      <a:folHlink>
+        <a:srgbClr val="96607D"/>
+      </a:folHlink>
+    </a:clrScheme>
+    <a:fontScheme name="Office">
+      <a:majorFont>
+        <a:latin typeface="Aptos Display" panose="02110004020202020204"/>
+        <a:ea typeface=""/>
+        <a:cs typeface=""/>
+        <a:font script="Jpan" typeface="游ゴシック Light"/>
+        <a:font script="Hang" typeface="맑은 고딕"/>
+        <a:font script="Hans" typeface="等线 Light"/>
+        <a:font script="Hant" typeface="新細明體"/>
+        <a:font script="Arab" typeface="Times New Roman"/>
+        <a:font script="Hebr" typeface="Times New Roman"/>
+        <a:font script="Thai" typeface="Angsana New"/>
+        <a:font script="Ethi" typeface="Nyala"/>
+        <a:font script="Beng" typeface="Vrinda"/>
+        <a:font script="Gujr" typeface="Shruti"/>
+        <a:font script="Khmr" typeface="MoolBoran"/>
+        <a:font script="Knda" typeface="Tunga"/>
+        <a:font script="Guru" typeface="Raavi"/>
+        <a:font script="Cans" typeface="Euphemia"/>
+        <a:font script="Cher" typeface="Plantagenet Cherokee"/>
+        <a:font script="Yiii" typeface="Microsoft Yi Baiti"/>
+        <a:font script="Tibt" typeface="Microsoft Himalaya"/>
+        <a:font script="Thaa" typeface="MV Boli"/>
+        <a:font script="Deva" typeface="Mangal"/>
+        <a:font script="Telu" typeface="Gautami"/>
+        <a:font script="Taml" typeface="Latha"/>
+        <a:font script="Syrc" typeface="Estrangelo Edessa"/>
+        <a:font script="Orya" typeface="Kalinga"/>
+        <a:font script="Mlym" typeface="Kartika"/>
+        <a:font script="Laoo" typeface="DokChampa"/>
+        <a:font script="Sinh" typeface="Iskoola Pota"/>
+        <a:font script="Mong" typeface="Mongolian Baiti"/>
+        <a:font script="Viet" typeface="Times New Roman"/>
+        <a:font script="Uigh" typeface="Microsoft Uighur"/>
+        <a:font script="Geor" typeface="Sylfaen"/>
+        <a:font script="Armn" typeface="Arial"/>
+        <a:font script="Bugi" typeface="Leelawadee UI"/>
+        <a:font script="Bopo" typeface="Microsoft JhengHei"/>
+        <a:font script="Java" typeface="Javanese Text"/>
+        <a:font script="Lisu" typeface="Segoe UI"/>
+        <a:font script="Mymr" typeface="Myanmar Text"/>
+        <a:font script="Nkoo" typeface="Ebrima"/>
+        <a:font script="Olck" typeface="Nirmala UI"/>
+        <a:font script="Osma" typeface="Ebrima"/>
+        <a:font script="Phag" typeface="Phagspa"/>
+        <a:font script="Syrn" typeface="Estrangelo Edessa"/>
+        <a:font script="Syrj" typeface="Estrangelo Edessa"/>
+        <a:font script="Syre" typeface="Estrangelo Edessa"/>
+        <a:font script="Sora" typeface="Nirmala UI"/>
+        <a:font script="Tale" typeface="Microsoft Tai Le"/>
+        <a:font script="Talu" typeface="Microsoft New Tai Lue"/>
+        <a:font script="Tfng" typeface="Ebrima"/>
+      </a:majorFont>
+      <a:minorFont>
+        <a:latin typeface="Aptos" panose="02110004020202020204"/>
+        <a:ea typeface=""/>
+        <a:cs typeface=""/>
+        <a:font script="Jpan" typeface="游明朝"/>
+        <a:font script="Hang" typeface="맑은 고딕"/>
+        <a:font script="Hans" typeface="等线"/>
+        <a:font script="Hant" typeface="新細明體"/>
+        <a:font script="Arab" typeface="Arial"/>
+        <a:font script="Hebr" typeface="Arial"/>
+        <a:font script="Thai" typeface="Cordia New"/>
+        <a:font script="Ethi" typeface="Nyala"/>
+        <a:font script="Beng" typeface="Vrinda"/>
+        <a:font script="Gujr" typeface="Shruti"/>
+        <a:font script="Khmr" typeface="DaunPenh"/>
+        <a:font script="Knda" typeface="Tunga"/>
+        <a:font script="Guru" typeface="Raavi"/>
+        <a:font script="Cans" typeface="Euphemia"/>
+        <a:font script="Cher" typeface="Plantagenet Cherokee"/>
+        <a:font script="Yiii" typeface="Microsoft Yi Baiti"/>
+        <a:font script="Tibt" typeface="Microsoft Himalaya"/>
+        <a:font script="Thaa" typeface="MV Boli"/>
+        <a:font script="Deva" typeface="Mangal"/>
+        <a:font script="Telu" typeface="Gautami"/>
+        <a:font script="Taml" typeface="Latha"/>
+        <a:font script="Syrc" typeface="Estrangelo Edessa"/>
+        <a:font script="Orya" typeface="Kalinga"/>
+        <a:font script="Mlym" typeface="Kartika"/>
+        <a:font script="Laoo" typeface="DokChampa"/>
+        <a:font script="Sinh" typeface="Iskoola Pota"/>
+        <a:font script="Mong" typeface="Mongolian Baiti"/>
+        <a:font script="Viet" typeface="Arial"/>
+        <a:font script="Uigh" typeface="Microsoft Uighur"/>
+        <a:font script="Geor" typeface="Sylfaen"/>
+        <a:font script="Armn" typeface="Arial"/>
+        <a:font script="Bugi" typeface="Leelawadee UI"/>
+        <a:font script="Bopo" typeface="Microsoft JhengHei"/>
+        <a:font script="Java" typeface="Javanese Text"/>
+        <a:font script="Lisu" typeface="Segoe UI"/>
+        <a:font script="Mymr" typeface="Myanmar Text"/>
+        <a:font script="Nkoo" typeface="Ebrima"/>
+        <a:font script="Olck" typeface="Nirmala UI"/>
+        <a:font script="Osma" typeface="Ebrima"/>
+        <a:font script="Phag" typeface="Phagspa"/>
+        <a:font script="Syrn" typeface="Estrangelo Edessa"/>
+        <a:font script="Syrj" typeface="Estrangelo Edessa"/>
+        <a:font script="Syre" typeface="Estrangelo Edessa"/>
+        <a:font script="Sora" typeface="Nirmala UI"/>
+        <a:font script="Tale" typeface="Microsoft Tai Le"/>
+        <a:font script="Talu" typeface="Microsoft New Tai Lue"/>
+        <a:font script="Tfng" typeface="Ebrima"/>
+      </a:minorFont>
+    </a:fontScheme>
+    <a:fmtScheme name="Office">
+      <a:fillStyleLst>
+        <a:solidFill>
+          <a:schemeClr val="phClr"/>
+        </a:solidFill>
+        <a:gradFill rotWithShape="1">
+          <a:gsLst>
+            <a:gs pos="0">
+              <a:schemeClr val="phClr">
+                <a:lumMod val="110000"/>
+                <a:satMod val="105000"/>
+                <a:tint val="67000"/>
+              </a:schemeClr>
+            </a:gs>
+            <a:gs pos="50000">
+              <a:schemeClr val="phClr">
+                <a:lumMod val="105000"/>
+                <a:satMod val="103000"/>
+                <a:tint val="73000"/>
+              </a:schemeClr>
+            </a:gs>
+            <a:gs pos="100000">
+              <a:schemeClr val="phClr">
+                <a:lumMod val="105000"/>
+                <a:satMod val="109000"/>
+                <a:tint val="81000"/>
+              </a:schemeClr>
+            </a:gs>
+          </a:gsLst>
+          <a:lin ang="5400000" scaled="0"/>
+        </a:gradFill>
+        <a:gradFill rotWithShape="1">
+          <a:gsLst>
+            <a:gs pos="0">
+              <a:schemeClr val="phClr">
+                <a:satMod val="103000"/>
+                <a:lumMod val="102000"/>
+                <a:tint val="94000"/>
+              </a:schemeClr>
+            </a:gs>
+            <a:gs pos="50000">
+              <a:schemeClr val="phClr">
+                <a:satMod val="110000"/>
+                <a:lumMod val="100000"/>
+                <a:shade val="100000"/>
+              </a:schemeClr>
+            </a:gs>
+            <a:gs pos="100000">
+              <a:schemeClr val="phClr">
+                <a:lumMod val="99000"/>
+                <a:satMod val="120000"/>
+                <a:shade val="78000"/>
+              </a:schemeClr>
+            </a:gs>
+          </a:gsLst>
+          <a:lin ang="5400000" scaled="0"/>
+        </a:gradFill>
+      </a:fillStyleLst>
+      <a:lnStyleLst>
+        <a:ln w="12700" cap="flat" cmpd="sng" algn="ctr">
+          <a:solidFill>
+            <a:schemeClr val="phClr"/>
+          </a:solidFill>
+          <a:prstDash val="solid"/>
+          <a:miter lim="800000"/>
+        </a:ln>
+        <a:ln w="19050" cap="flat" cmpd="sng" algn="ctr">
+          <a:solidFill>
+            <a:schemeClr val="phClr"/>
+          </a:solidFill>
+          <a:prstDash val="solid"/>
+          <a:miter lim="800000"/>
+        </a:ln>
+        <a:ln w="25400" cap="flat" cmpd="sng" algn="ctr">
+          <a:solidFill>
+            <a:schemeClr val="phClr"/>
+          </a:solidFill>
+          <a:prstDash val="solid"/>
+          <a:miter lim="800000"/>
+        </a:ln>
+      </a:lnStyleLst>
+      <a:effectStyleLst>
+        <a:effectStyle>
+          <a:effectLst/>
+        </a:effectStyle>
+        <a:effectStyle>
+          <a:effectLst/>
+        </a:effectStyle>
+        <a:effectStyle>
+          <a:effectLst>
+            <a:outerShdw blurRad="57150" dist="19050" dir="5400000" algn="ctr" rotWithShape="0">
+              <a:srgbClr val="000000">
+                <a:alpha val="63000"/>
+              </a:srgbClr>
+            </a:outerShdw>
+          </a:effectLst>
+        </a:effectStyle>
+      </a:effectStyleLst>
+      <a:bgFillStyleLst>
+        <a:solidFill>
+          <a:schemeClr val="phClr"/>
+        </a:solidFill>
+        <a:solidFill>
+          <a:schemeClr val="phClr">
+            <a:tint val="95000"/>
+            <a:satMod val="170000"/>
+          </a:schemeClr>
+        </a:solidFill>
+        <a:gradFill rotWithShape="1">
+          <a:gsLst>
+            <a:gs pos="0">
+              <a:schemeClr val="phClr">
+                <a:tint val="93000"/>
+                <a:satMod val="150000"/>
+                <a:shade val="98000"/>
+                <a:lumMod val="102000"/>
+              </a:schemeClr>
+            </a:gs>
+            <a:gs pos="50000">
+              <a:schemeClr val="phClr">
+                <a:tint val="98000"/>
+                <a:satMod val="130000"/>
+                <a:shade val="90000"/>
+                <a:lumMod val="103000"/>
+              </a:schemeClr>
+            </a:gs>
+            <a:gs pos="100000">
+              <a:schemeClr val="phClr">
+                <a:shade val="63000"/>
+                <a:satMod val="120000"/>
+              </a:schemeClr>
+            </a:gs>
+          </a:gsLst>
+          <a:lin ang="5400000" scaled="0"/>
+        </a:gradFill>
+      </a:bgFillStyleLst>
+    </a:fmtScheme>
+  </a:themeElements>
+  <a:objectDefaults>
+    <a:lnDef>
+      <a:spPr/>
+      <a:bodyPr/>
+      <a:lstStyle/>
+      <a:style>
+        <a:lnRef idx="2">
+          <a:schemeClr val="accent1"/>
+        </a:lnRef>
+        <a:fillRef idx="0">
+          <a:schemeClr val="accent1"/>
+        </a:fillRef>
+        <a:effectRef idx="1">
+          <a:schemeClr val="accent1"/>
+        </a:effectRef>
+        <a:fontRef idx="minor">
+          <a:schemeClr val="tx1"/>
+        </a:fontRef>
+      </a:style>
+    </a:lnDef>
+  </a:objectDefaults>
+  <a:extraClrSchemeLst/>
+  <a:extLst>
+    <a:ext uri="{05A4C25C-085E-4340-85A3-A5531E510DB2}">
+      <thm15:themeFamily xmlns:thm15="http://schemas.microsoft.com/office/thememl/2012/main" name="Office Theme" id="{2E142A2C-CD16-42D6-873A-C26D2A0506FA}" vid="{1BDDFF52-6CD6-40A5-AB3C-68EB2F1E4D0A}"/>
+    </a:ext>
+  </a:extLst>
+</a:theme>
 </file>